--- a/docs/ProjectBook.docx
+++ b/docs/ProjectBook.docx
@@ -2,13 +2,13 @@
 <file path=word/document.xml><?xml version="1.0" encoding="utf-8"?>
 <w:document xmlns:w="http://schemas.openxmlformats.org/wordprocessingml/2006/main" xmlns:m="http://schemas.openxmlformats.org/officeDocument/2006/math" xmlns:r="http://schemas.openxmlformats.org/officeDocument/2006/relationships" xmlns:o="urn:schemas-microsoft-com:office:office" xmlns:v="urn:schemas-microsoft-com:vml" xmlns:w10="urn:schemas-microsoft-com:office:word" xmlns:a="http://schemas.openxmlformats.org/drawingml/2006/main" xmlns:pic="http://schemas.openxmlformats.org/drawingml/2006/picture" xmlns:wp="http://schemas.openxmlformats.org/drawingml/2006/wordprocessingDrawing">
   <w:body>
-    <w:bookmarkStart w:id="9" w:name="Xb1a760ade20277ed1d75f4b8a55830f4060dca9"/>
+    <w:bookmarkStart w:id="9" w:name="תיק-פרויקט-גמר--smartshift"/>
     <w:p>
       <w:pPr>
         <w:pStyle w:val="Heading1"/>
       </w:pPr>
       <w:r>
-        <w:t xml:space="preserve">׳×׳™׳§ ׳₪׳¨׳•׳™׳§׳˜ ׳’׳׳¨ ג€” SmartShift</w:t>
+        <w:t xml:space="preserve">תיק פרויקט גמר — SmartShift</w:t>
       </w:r>
     </w:p>
     <w:p>
@@ -20,13 +20,13 @@
           <w:b/>
           <w:bCs/>
         </w:rPr>
-        <w:t xml:space="preserve">׳”׳¢׳¨׳” ׳׳׳’׳™׳©׳”:</w:t>
-      </w:r>
-      <w:r>
-        <w:t xml:space="preserve"> </w:t>
-      </w:r>
-      <w:r>
-        <w:t xml:space="preserve">׳׳¡׳׳ ׳–׳” ׳ ׳›׳×׳‘ ׳׳•׳˜׳•׳׳˜׳™׳× ׳¢׳ ׳‘׳¡׳™׳¡ ׳ ׳™׳×׳•׳— ׳§׳•׳“ ׳”׳׳§׳•׳¨ ׳©׳ ׳”׳₪׳¨׳•׳™׳§׳˜. ׳—׳׳§׳™׳ ׳”׳׳¡׳•׳׳ ׳™׳ ׳‘-ג€¹...ג€÷ ׳”׳ ׳₪׳¨׳˜׳™׳ ׳׳™׳©׳™׳™׳/׳׳ ׳”׳׳™׳™׳ ׳©׳¢׳׳™׳ ׳׳”׳©׳׳™׳. ׳׳•׳׳׳¥ ׳׳”׳¢׳×׳™׳§ ׳׳× ׳”׳×׳•׳›׳ ׳-Word, ׳׳¢׳¦׳‘ ׳׳₪׳™ ׳“׳¨׳™׳©׳•׳× ׳”׳׳›׳׳׳” (׳›׳•׳×׳¨׳•׳×, ׳׳¡׳₪׳•׳¨ ׳¢׳׳•׳“׳™׳, RTL), ׳•׳׳”׳•׳¡׳™׳£ ׳¦׳™׳׳•׳׳™ ׳׳¡׳ ׳‘׳׳§׳•׳׳•׳× ׳”׳׳¡׳•׳׳ ׳™׳.</w:t>
+        <w:t xml:space="preserve">הערה למגישים:</w:t>
+      </w:r>
+      <w:r>
+        <w:t xml:space="preserve"> </w:t>
+      </w:r>
+      <w:r>
+        <w:t xml:space="preserve">מסמך זה נכתב על בסיס ניתוח קוד המקור של הפרויקט ובהתאמה להצעת הפרויקט שהוגשה. חלקים המסומנים ב-‹...› הם פרטים מנהליים שיש להשלים (תאריך הגשה, ת"ז, חתימות). מומלץ להעתיק ל-Word, לעצב לפי דרישות המכללה (גופן David/Times New Roman, מספרי עמודים, RTL) ולהוסיף צילומי מסך במקומות המסומנים.</w:t>
       </w:r>
     </w:p>
     <w:p>
@@ -37,13 +37,13 @@
       </w:r>
     </w:p>
     <w:bookmarkEnd w:id="9"/>
-    <w:bookmarkStart w:id="12" w:name="X3bcc6b1f26efd19002aa7805fabc21514f743b4"/>
+    <w:bookmarkStart w:id="12" w:name="X44302d7d09774d6efe7edf0d7f25c7fc3722d77"/>
     <w:p>
       <w:pPr>
         <w:pStyle w:val="Heading1"/>
       </w:pPr>
       <w:r>
-        <w:t xml:space="preserve">1. ׳₪׳×׳™׳— (׳¢׳׳•׳“ ׳©׳¢׳¨)</w:t>
+        <w:t xml:space="preserve">1. פתיח (עמוד שער)</w:t>
       </w:r>
     </w:p>
     <w:p>
@@ -55,13 +55,13 @@
           <w:b/>
           <w:bCs/>
         </w:rPr>
-        <w:t xml:space="preserve">׳”׳׳›׳׳׳”:</w:t>
-      </w:r>
-      <w:r>
-        <w:t xml:space="preserve"> </w:t>
-      </w:r>
-      <w:r>
-        <w:t xml:space="preserve">׳‘׳¡׳"׳—</w:t>
+        <w:t xml:space="preserve">שם המכללה:</w:t>
+      </w:r>
+      <w:r>
+        <w:t xml:space="preserve"> </w:t>
+      </w:r>
+      <w:r>
+        <w:t xml:space="preserve">בסמ"ח (סמל מכללה: 71605)</w:t>
       </w:r>
     </w:p>
     <w:p>
@@ -73,13 +73,13 @@
           <w:b/>
           <w:bCs/>
         </w:rPr>
-        <w:t xml:space="preserve">׳׳’׳׳× ׳”׳׳™׳׳•׳“:</w:t>
-      </w:r>
-      <w:r>
-        <w:t xml:space="preserve"> </w:t>
-      </w:r>
-      <w:r>
-        <w:t xml:space="preserve">׳”׳ ׳“׳¡׳× ׳×׳•׳›׳ ׳”</w:t>
+        <w:t xml:space="preserve">מגמת הלימוד:</w:t>
+      </w:r>
+      <w:r>
+        <w:t xml:space="preserve"> </w:t>
+      </w:r>
+      <w:r>
+        <w:t xml:space="preserve">הנדסת תוכנה</w:t>
       </w:r>
     </w:p>
     <w:p>
@@ -91,31 +91,31 @@
           <w:b/>
           <w:bCs/>
         </w:rPr>
-        <w:t xml:space="preserve">׳׳¡׳׳•׳ ׳”׳›׳©׳¨׳”:</w:t>
-      </w:r>
-      <w:r>
-        <w:t xml:space="preserve"> </w:t>
-      </w:r>
-      <w:r>
-        <w:t xml:space="preserve">׳˜׳›׳ ׳׳™׳ ׳׳•׳¡׳׳›׳™׳</w:t>
-      </w:r>
-    </w:p>
-    <w:bookmarkStart w:id="11" w:name="X8b63e273b964039d6ef432a415df3f177c818e5"/>
+        <w:t xml:space="preserve">מסלול הכשרה:</w:t>
+      </w:r>
+      <w:r>
+        <w:t xml:space="preserve"> </w:t>
+      </w:r>
+      <w:r>
+        <w:t xml:space="preserve">טכנאים מוסמכים</w:t>
+      </w:r>
+    </w:p>
+    <w:bookmarkStart w:id="11" w:name="נושא-פרויקט-הגמר"/>
     <w:p>
       <w:pPr>
         <w:pStyle w:val="Heading2"/>
       </w:pPr>
       <w:r>
-        <w:t xml:space="preserve">׳ ׳•׳©׳ ׳₪׳¨׳•׳™׳§׳˜ ׳”׳’׳׳¨</w:t>
-      </w:r>
-    </w:p>
-    <w:bookmarkStart w:id="10" w:name="smartshift-ג------"/>
+        <w:t xml:space="preserve">נושא פרויקט הגמר</w:t>
+      </w:r>
+    </w:p>
+    <w:bookmarkStart w:id="10" w:name="X94c542eb3a5af0027f8dd453dfab795dd1e98bc"/>
     <w:p>
       <w:pPr>
         <w:pStyle w:val="Heading3"/>
       </w:pPr>
       <w:r>
-        <w:t xml:space="preserve">SmartShift ג€” ׳׳¢׳¨׳›׳× ׳—׳›׳׳” ׳׳ ׳™׳”׳•׳ ׳•׳©׳™׳‘׳•׳¥ ׳׳©׳׳¨׳•׳×</w:t>
+        <w:t xml:space="preserve">SmartShift — מערכת חכמה לניהול ושיבוץ כוננויות ומשמרות</w:t>
       </w:r>
     </w:p>
     <w:p>
@@ -127,13 +127,13 @@
           <w:b/>
           <w:bCs/>
         </w:rPr>
-        <w:t xml:space="preserve">׳©׳ ׳”׳׳’׳™׳©/׳™׳:</w:t>
-      </w:r>
-      <w:r>
-        <w:t xml:space="preserve"> </w:t>
-      </w:r>
-      <w:r>
-        <w:t xml:space="preserve">ג€¹׳©׳ ׳׳׳ג€÷</w:t>
+        <w:t xml:space="preserve">שם המגישים:</w:t>
+      </w:r>
+      <w:r>
+        <w:t xml:space="preserve"> </w:t>
+      </w:r>
+      <w:r>
+        <w:t xml:space="preserve">אלה לוי · שי לב טוב</w:t>
       </w:r>
     </w:p>
     <w:p>
@@ -145,13 +145,13 @@
           <w:b/>
           <w:bCs/>
         </w:rPr>
-        <w:t xml:space="preserve">׳©׳ ׳”׳׳ ׳—׳” ׳”׳׳™׳©׳™:</w:t>
-      </w:r>
-      <w:r>
-        <w:t xml:space="preserve"> </w:t>
-      </w:r>
-      <w:r>
-        <w:t xml:space="preserve">ג€¹׳©׳ ׳”׳׳ ׳—׳”ג€÷</w:t>
+        <w:t xml:space="preserve">שם המנחה האישי:</w:t>
+      </w:r>
+      <w:r>
+        <w:t xml:space="preserve"> </w:t>
+      </w:r>
+      <w:r>
+        <w:t xml:space="preserve">יוסף בדר</w:t>
       </w:r>
     </w:p>
     <w:p>
@@ -163,13 +163,13 @@
           <w:b/>
           <w:bCs/>
         </w:rPr>
-        <w:t xml:space="preserve">׳×׳׳¨׳™׳ ׳”׳’׳©׳”:</w:t>
-      </w:r>
-      <w:r>
-        <w:t xml:space="preserve"> </w:t>
-      </w:r>
-      <w:r>
-        <w:t xml:space="preserve">ג€¹׳×׳׳¨׳™׳ג€÷</w:t>
+        <w:t xml:space="preserve">מקום ביצוע הפרויקט:</w:t>
+      </w:r>
+      <w:r>
+        <w:t xml:space="preserve"> </w:t>
+      </w:r>
+      <w:r>
+        <w:t xml:space="preserve">בסמ"ח</w:t>
       </w:r>
     </w:p>
     <w:p>
@@ -177,7 +177,25 @@
         <w:pStyle w:val="BodyText"/>
       </w:pPr>
       <w:r>
-        <w:t xml:space="preserve">׳—׳×׳™׳׳× ׳”׳¡׳˜׳•׳“׳ ׳˜: ________________ ׳—׳×׳™׳׳× ׳”׳׳ ׳—׳”: ________________</w:t>
+        <w:rPr>
+          <w:b/>
+          <w:bCs/>
+        </w:rPr>
+        <w:t xml:space="preserve">תאריך הגשה:</w:t>
+      </w:r>
+      <w:r>
+        <w:t xml:space="preserve"> </w:t>
+      </w:r>
+      <w:r>
+        <w:t xml:space="preserve">‹תאריך›</w:t>
+      </w:r>
+    </w:p>
+    <w:p>
+      <w:pPr>
+        <w:pStyle w:val="BodyText"/>
+      </w:pPr>
+      <w:r>
+        <w:t xml:space="preserve">חתימת הסטודנט: ________________ חתימת המנחה: ________________</w:t>
       </w:r>
     </w:p>
     <w:p>
@@ -190,13 +208,13 @@
     <w:bookmarkEnd w:id="10"/>
     <w:bookmarkEnd w:id="11"/>
     <w:bookmarkEnd w:id="12"/>
-    <w:bookmarkStart w:id="13" w:name="X8eea6ee59b49cd7307f42e5b4ede171dc065317"/>
+    <w:bookmarkStart w:id="13" w:name="Xae8aca566a22b864fbf442a5a563da4e7a81d04"/>
     <w:p>
       <w:pPr>
         <w:pStyle w:val="Heading1"/>
       </w:pPr>
       <w:r>
-        <w:t xml:space="preserve">2. ׳”׳¦׳¢׳” ׳׳₪׳¨׳•׳™׳§׳˜ ׳’׳׳¨</w:t>
+        <w:t xml:space="preserve">2. הצעה לפרויקט גמר</w:t>
       </w:r>
     </w:p>
     <w:p>
@@ -204,23 +222,23 @@
         <w:pStyle w:val="BlockText"/>
       </w:pPr>
       <w:r>
-        <w:t xml:space="preserve">׳™׳© ׳׳¦׳¨׳£ ׳›׳׳ ׳׳×</w:t>
-      </w:r>
-      <w:r>
-        <w:t xml:space="preserve"> </w:t>
-      </w:r>
-      <w:r>
-        <w:rPr>
-          <w:b/>
-          <w:bCs/>
-        </w:rPr>
-        <w:t xml:space="preserve">׳”׳¦׳¢׳× ׳₪׳¨׳•׳™׳§׳˜ ׳”׳’׳׳¨</w:t>
-      </w:r>
-      <w:r>
-        <w:t xml:space="preserve"> </w:t>
-      </w:r>
-      <w:r>
-        <w:t xml:space="preserve">׳”׳—׳×׳•׳׳” ׳¢׳ ׳™׳“׳ ׳•׳¢׳ ׳™׳“׳™ ׳”׳׳ ׳—׳” (׳”׳׳¡׳׳ ׳©׳׳•׳©׳¨ ׳‘׳×׳—׳™׳׳× ׳”׳₪׳¨׳•׳™׳§׳˜).</w:t>
+        <w:t xml:space="preserve">יש לצרף כאן את</w:t>
+      </w:r>
+      <w:r>
+        <w:t xml:space="preserve"> </w:t>
+      </w:r>
+      <w:r>
+        <w:rPr>
+          <w:b/>
+          <w:bCs/>
+        </w:rPr>
+        <w:t xml:space="preserve">הצעת פרויקט הגמר</w:t>
+      </w:r>
+      <w:r>
+        <w:t xml:space="preserve"> </w:t>
+      </w:r>
+      <w:r>
+        <w:t xml:space="preserve">החתומה (חוזר מנהל מה"ט 51-4-11 – נספח מס' 1), על ידי הסטודנטים והמנחה האישי.</w:t>
       </w:r>
     </w:p>
     <w:p>
@@ -231,13 +249,13 @@
       </w:r>
     </w:p>
     <w:bookmarkEnd w:id="13"/>
-    <w:bookmarkStart w:id="14" w:name="X5db5d41afa01fddd7dca10765ef675beb7d3d21"/>
+    <w:bookmarkStart w:id="14" w:name="X5f16f0a637774c346c0083e3d6648d49e201ddb"/>
     <w:p>
       <w:pPr>
         <w:pStyle w:val="Heading1"/>
       </w:pPr>
       <w:r>
-        <w:t xml:space="preserve">3. ׳”׳¦׳”׳¨׳× ׳”׳¡׳˜׳•׳“׳ ׳˜</w:t>
+        <w:t xml:space="preserve">3. הצהרת הסטודנט</w:t>
       </w:r>
     </w:p>
     <w:p>
@@ -245,7 +263,36 @@
         <w:pStyle w:val="FirstParagraph"/>
       </w:pPr>
       <w:r>
-        <w:t xml:space="preserve">׳׳ ׳™ ׳”׳—׳×׳•׳/׳” ׳׳˜׳”, ג€¹׳©׳ ׳׳׳ג€÷, ׳×.׳–. ג€¹׳׳¡׳₪׳¨ג€÷, ׳׳¦׳”׳™׳¨/׳” ׳‘׳–׳׳× ׳›׳™ ׳₪׳¨׳•׳™׳§׳˜ ׳”׳’׳׳¨ "SmartShift ג€” ׳׳¢׳¨׳›׳× ׳—׳›׳׳” ׳׳ ׳™׳”׳•׳ ׳•׳©׳™׳‘׳•׳¥ ׳׳©׳׳¨׳•׳×" ׳ ׳¢׳©׳” ׳¢׳ ׳™׳“׳™ ׳‘׳׳‘׳“, ׳•׳›׳™ ׳›׳ ׳׳§׳•׳¨ ׳©׳‘׳• ׳ ׳¢׳–׳¨׳×׳™ ׳¦׳•׳™׳ ׳‘׳׳₪׳•׳¨׳© ׳‘׳¨׳©׳™׳׳× ׳”׳׳§׳•׳¨׳•׳×. ׳”׳₪׳¨׳•׳™׳§׳˜ ׳׳ ׳”׳•׳’׳© ׳•׳׳ ׳™׳•׳’׳© ׳›׳¢׳‘׳•׳“׳” ׳–׳”׳” ׳׳›׳ ׳׳•׳¡׳“ ׳׳• ׳’׳•׳¨׳ ׳׳—׳¨.</w:t>
+        <w:t xml:space="preserve">אנו החתומים מטה,</w:t>
+      </w:r>
+      <w:r>
+        <w:t xml:space="preserve"> </w:t>
+      </w:r>
+      <w:r>
+        <w:rPr>
+          <w:b/>
+          <w:bCs/>
+        </w:rPr>
+        <w:t xml:space="preserve">אלה לוי</w:t>
+      </w:r>
+      <w:r>
+        <w:t xml:space="preserve"> </w:t>
+      </w:r>
+      <w:r>
+        <w:t xml:space="preserve">(ת"ז 302321559) ו</w:t>
+      </w:r>
+      <w:r>
+        <w:rPr>
+          <w:b/>
+          <w:bCs/>
+        </w:rPr>
+        <w:t xml:space="preserve">שי לב טוב</w:t>
+      </w:r>
+      <w:r>
+        <w:t xml:space="preserve"> </w:t>
+      </w:r>
+      <w:r>
+        <w:t xml:space="preserve">(ת"ז 326568839), מצהירים בזאת כי פרויקט הגמר "SmartShift — מערכת חכמה לניהול ושיבוץ כוננויות ומשמרות" נעשה על ידינו בלבד, וכי כל מקור שבו נעזרנו צוין במפורש ברשימת המקורות. הפרויקט לא הוגש ולא יוגש כעבודה זהה לכל מוסד או גורם אחר.</w:t>
       </w:r>
     </w:p>
     <w:p>
@@ -253,7 +300,15 @@
         <w:pStyle w:val="BodyText"/>
       </w:pPr>
       <w:r>
-        <w:t xml:space="preserve">׳×׳׳¨׳™׳: ג€¹׳×׳׳¨׳™׳ג€÷ ׳—׳×׳™׳׳”: ________________</w:t>
+        <w:t xml:space="preserve">תאריך: ‹תאריך›</w:t>
+      </w:r>
+    </w:p>
+    <w:p>
+      <w:pPr>
+        <w:pStyle w:val="BodyText"/>
+      </w:pPr>
+      <w:r>
+        <w:t xml:space="preserve">חתימת אלה לוי: ________________ חתימת שי לב טוב: ________________</w:t>
       </w:r>
     </w:p>
     <w:p>
@@ -264,13 +319,13 @@
       </w:r>
     </w:p>
     <w:bookmarkEnd w:id="14"/>
-    <w:bookmarkStart w:id="15" w:name="X2dac83a94462dd207b6ad76d556a47f4b121b1b"/>
+    <w:bookmarkStart w:id="15" w:name="X2a976b9d798a2c1224b901f2282fd49f389d588"/>
     <w:p>
       <w:pPr>
         <w:pStyle w:val="Heading1"/>
       </w:pPr>
       <w:r>
-        <w:t xml:space="preserve">4. ׳”׳‘׳¢׳× ׳”׳¢׳¨׳›׳”</w:t>
+        <w:t xml:space="preserve">4. הבעת הערכה</w:t>
       </w:r>
     </w:p>
     <w:p>
@@ -278,7 +333,7 @@
         <w:pStyle w:val="BlockText"/>
       </w:pPr>
       <w:r>
-        <w:t xml:space="preserve">׳—׳׳§ ׳׳™׳©׳™ ג€” ׳™׳© ׳׳›׳×׳•׳‘ ׳×׳•׳“׳•׳× ׳׳׳ ׳©׳™׳ ׳•׳׳׳•׳¡׳“׳•׳× ׳©׳¡׳™׳™׳¢׳• (׳׳ ׳—׳”, ׳׳¨׳¦׳™׳, ׳׳©׳₪׳—׳” ׳•׳›׳•').</w:t>
+        <w:t xml:space="preserve">חלק אישי — יש לכתוב תודות לאנשים ולמוסדות שסייעו.</w:t>
       </w:r>
     </w:p>
     <w:p>
@@ -286,7 +341,39 @@
         <w:pStyle w:val="FirstParagraph"/>
       </w:pPr>
       <w:r>
-        <w:t xml:space="preserve">׳‘׳¨׳¦׳•׳ ׳™ ׳׳”׳•׳“׳•׳× ׳ג€¹...ג€÷ ׳¢׳ ׳”׳”׳ ׳—׳™׳”, ׳”׳×׳׳™׳›׳” ׳•׳”׳׳™׳•׳•׳™ ׳׳׳•׳¨׳ ׳”׳₪׳¨׳•׳™׳§׳˜.</w:t>
+        <w:t xml:space="preserve">ברצוננו להודות למנחה האישי</w:t>
+      </w:r>
+      <w:r>
+        <w:t xml:space="preserve"> </w:t>
+      </w:r>
+      <w:r>
+        <w:rPr>
+          <w:b/>
+          <w:bCs/>
+        </w:rPr>
+        <w:t xml:space="preserve">יוסף בדר</w:t>
+      </w:r>
+      <w:r>
+        <w:t xml:space="preserve"> </w:t>
+      </w:r>
+      <w:r>
+        <w:t xml:space="preserve">על ההנחיה המקצועית, התמיכה והליווי לאורך הפרויקט, למכללת</w:t>
+      </w:r>
+      <w:r>
+        <w:t xml:space="preserve"> </w:t>
+      </w:r>
+      <w:r>
+        <w:rPr>
+          <w:b/>
+          <w:bCs/>
+        </w:rPr>
+        <w:t xml:space="preserve">בסמ"ח</w:t>
+      </w:r>
+      <w:r>
+        <w:t xml:space="preserve"> </w:t>
+      </w:r>
+      <w:r>
+        <w:t xml:space="preserve">ולסגל המרצים, ולכל מי שסייע לנו בהכנת פרויקט הגמר.</w:t>
       </w:r>
     </w:p>
     <w:p>
@@ -297,13 +384,13 @@
       </w:r>
     </w:p>
     <w:bookmarkEnd w:id="15"/>
-    <w:bookmarkStart w:id="16" w:name="X11876abf5191ae5d49218109fda44b46bfdc490"/>
+    <w:bookmarkStart w:id="16" w:name="X6cc068bc8a1009537a40a2b6ae21939e79523d0"/>
     <w:p>
       <w:pPr>
         <w:pStyle w:val="Heading1"/>
       </w:pPr>
       <w:r>
-        <w:t xml:space="preserve">5. ׳×׳§׳¦׳™׳¨</w:t>
+        <w:t xml:space="preserve">5. תקציר</w:t>
       </w:r>
     </w:p>
     <w:p>
@@ -311,7 +398,7 @@
         <w:pStyle w:val="FirstParagraph"/>
       </w:pPr>
       <w:r>
-        <w:t xml:space="preserve">SmartShift ׳”׳™׳ ׳׳¢׳¨׳›׳× ׳•׳•׳‘ ׳׳ ׳™׳”׳•׳ ׳•׳©׳™׳‘׳•׳¥ ׳׳©׳׳¨׳•׳×, ׳©׳ ׳•׳¢׳“׳” ׳׳”׳—׳׳™׳£ ׳׳× ׳×׳”׳׳™׳ ׳”׳©׳™׳‘׳•׳¥ ׳”׳™׳“׳ ׳™ (׳׳¨׳•׳‘ ׳‘׳׳׳¦׳¢׳•׳× ׳’׳™׳׳™׳•׳ ׳•׳× ׳׳׳§׳˜׳¨׳•׳ ׳™׳™׳) ׳‘׳›׳׳™ ׳“׳™׳’׳™׳˜׳׳™ ׳׳¨׳›׳–׳™, ׳׳”׳™׳¨ ׳•׳”׳•׳’׳. ׳”׳׳¢׳¨׳›׳× ׳׳™׳•׳¢׳“׳× ׳׳׳¨׳’׳•׳ ׳™׳ ׳”׳׳ ׳”׳׳™׳ ׳›׳•׳ ׳ ׳•׳™׳•׳× ׳•׳׳©׳׳¨׳•׳× ג€” ׳›׳’׳•׳ ׳¦׳•׳•׳×׳™ ׳›׳•׳ ׳ ׳•׳×, ׳׳•׳§׳“׳™׳ ׳•׳™׳—׳™׳“׳•׳× ג€” ׳•׳׳׳₪׳©׳¨׳× ׳׳׳ ׳”׳ ׳׳ ׳”׳ ׳׳•׳—׳•׳× ׳׳©׳׳¨׳•׳×, ׳׳”׳’׳“׳™׳¨ ׳׳× ׳׳¦׳‘׳× ׳”׳¢׳•׳‘׳“׳™׳, ׳׳׳¡׳•׳£ ׳׳™׳׳•׳¦׳™ ׳–׳׳™׳ ׳•׳× ׳׳”׳¢׳•׳‘׳“׳™׳ ׳•׳׳©׳‘׳¥ ׳׳•׳×׳ ׳׳׳©׳׳¨׳•׳×. ׳”׳‘׳¢׳™׳” ׳”׳׳¨׳›׳–׳™׳× ׳©׳”׳₪׳¨׳•׳™׳§׳˜ ׳₪׳•׳×׳¨ ׳”׳™׳ ׳©׳™׳‘׳•׳¥ ׳™׳¢׳™׳ ׳•׳”׳•׳’׳ ׳×׳•׳ ׳”׳×׳—׳©׳‘׳•׳× ׳‘׳•-׳–׳׳ ׳™׳× ׳‘׳׳™׳׳•׳¦׳™ ׳”׳¢׳•׳‘׳“׳™׳, ׳‘׳¢׳•׳׳¡ ׳”׳©׳™׳‘׳•׳¥ ׳”׳׳¦׳˜׳‘׳¨ ׳•׳‘׳’׳™׳•׳•׳ ׳‘׳™׳ ׳©׳‘׳•׳¢׳•׳×.</w:t>
+        <w:t xml:space="preserve">SmartShift היא מערכת ווב לניהול ושיבוץ כוננויות ומשמרות, שפותחה על רקע הצורך המבצעי בהבטחת רציפות תפקודית של מערכות ומענה זמין מסביב לשעון. עד כה נוהלו הכוננויות באופן ידני — לרוב באמצעות הודעות ב-WhatsApp — מה שהוביל להיעדר ראייה מרוכזת של אילוצים וזמינות, לקושי בזיהוי התנגשויות בשיבוץ, ולמעקב לא מסודר אחר היסטוריית השיבוצים. הפרויקט נועד להחליף תהליך זה במערכת דיגיטלית מרכזית, שקופה ואוטומטית.</w:t>
       </w:r>
     </w:p>
     <w:p>
@@ -319,23 +406,23 @@
         <w:pStyle w:val="BodyText"/>
       </w:pPr>
       <w:r>
-        <w:t xml:space="preserve">׳”׳׳™׳‘׳” ׳”׳˜׳›׳ ׳•׳׳•׳’׳™׳× ׳”׳™׳ ׳׳׳’׳•׳¨׳™׳×׳</w:t>
-      </w:r>
-      <w:r>
-        <w:t xml:space="preserve"> </w:t>
-      </w:r>
-      <w:r>
-        <w:rPr>
-          <w:b/>
-          <w:bCs/>
-        </w:rPr>
-        <w:t xml:space="preserve">׳©׳™׳‘׳•׳¥ ׳׳•׳˜׳•׳׳˜׳™ (Autofill)</w:t>
-      </w:r>
-      <w:r>
-        <w:t xml:space="preserve"> </w:t>
-      </w:r>
-      <w:r>
-        <w:t xml:space="preserve">׳”׳׳—׳©׳‘ ׳”׳¦׳¢׳•׳× ׳©׳™׳‘׳•׳¥ ׳¢׳ ׳₪׳™ ׳©׳׳•׳©׳” ׳§׳¨׳™׳˜׳¨׳™׳•׳ ׳™׳ ׳׳“׳•׳¨׳’׳™׳: ׳”׳™׳׳ ׳¢׳•׳× ׳׳”׳₪׳¨׳× ׳׳™׳׳•׳¦׳™׳, ׳׳™׳–׳•׳ ׳¢׳•׳׳¡ ׳‘׳™׳ ׳”׳¢׳•׳‘׳“׳™׳, ׳•׳’׳™׳•׳•׳ ׳‘׳™׳—׳¡ ׳׳©׳‘׳•׳¢ ׳”׳§׳•׳“׳. ׳”׳׳¢׳¨׳›׳× ׳ ׳‘׳ ׳×׳” ׳‘׳׳¨׳›׳™׳˜׳§׳˜׳•׳¨׳× Next.js (App Router) ׳¢׳ ׳‘׳¡׳™׳¡ ׳ ׳×׳•׳ ׳™׳ Supabase (PostgreSQL), ׳׳‘׳˜׳—׳× ׳׳™׳“׳¢ ׳׳‘׳•׳¡׳¡׳× ׳”׳¨׳©׳׳•׳× ׳‘׳¨׳׳× ׳”׳©׳•׳¨׳” (RLS), ׳”׳₪׳¨׳“׳× ׳”׳¨׳©׳׳•׳× ׳׳₪׳™ ׳×׳₪׳§׳™׳“׳™׳ (׳׳ ׳”׳ / ׳׳₪׳§׳“ / ׳¢׳•׳‘׳“ / ׳׳•׳¨׳—) ׳•׳×׳׳™׳›׳” ׳‘׳׳¡׳₪׳¨ ׳׳¨׳’׳•׳ ׳™׳ ׳‘׳׳§׳‘׳™׳ (Multi-tenancy). ׳”׳׳˜׳¨׳•׳× ׳©׳ ׳§׳‘׳¢׳• ג€” ׳ ׳™׳”׳•׳ ׳׳•׳—׳•׳×, ׳׳™׳¡׳•׳£ ׳׳™׳׳•׳¦׳™׳ ׳•׳©׳™׳‘׳•׳¥ ׳׳•׳˜׳•׳׳˜׳™ ׳׳‘׳•׳§׳¨ ג€” ׳”׳•׳©׳’׳• ׳‘׳׳׳•׳׳, ׳•׳”׳×׳•׳¦׳¨ ׳”׳•׳ ׳׳¢׳¨׳›׳× ׳¢׳•׳‘׳“׳× ׳׳§׳¦׳” ׳׳§׳¦׳” ׳¢׳ ׳׳׳©׳§ ׳‘׳¢׳‘׳¨׳™׳× (RTL) ׳•׳׳¦׳‘ ׳›׳”׳”.</w:t>
+        <w:t xml:space="preserve">הליבה הטכנולוגית היא אלגוריתם</w:t>
+      </w:r>
+      <w:r>
+        <w:t xml:space="preserve"> </w:t>
+      </w:r>
+      <w:r>
+        <w:rPr>
+          <w:b/>
+          <w:bCs/>
+        </w:rPr>
+        <w:t xml:space="preserve">שיבוץ אוטומטי</w:t>
+      </w:r>
+      <w:r>
+        <w:t xml:space="preserve"> </w:t>
+      </w:r>
+      <w:r>
+        <w:t xml:space="preserve">המחשב הצעות שיבוץ על פי שלושה קריטריונים מדורגים: הימנעות מהפרת אילוצי זמינות, איזון עומס בין הכוננים, וגיוון ביחס לשבוע הקודם. המערכת נבנתה כאפליקציית Full-Stack מבוססת Next.js ו-Supabase (PostgreSQL), עם הפרדת הרשאות לפי תפקידים (מנהל / מפקד / כונן / אורח), אבטחת מידע ברמת השורה (RLS) ותמיכה במספר יחידות ארגוניות במקביל. הממשק בעברית (RTL) ותומך במצב כהה. המטרות שנקבעו בהצעת הפרויקט — ניהול לוחות ומשמרות, איסוף אילוצים ושיבוץ אוטומטי מבוקר — הושגו, והתוצר הוא מערכת עובדת מקצה לקצה.</w:t>
       </w:r>
     </w:p>
     <w:p>
@@ -347,7 +434,7 @@
           <w:i/>
           <w:iCs/>
         </w:rPr>
-        <w:t xml:space="preserve">(\u200F~190 ׳׳™׳׳™׳)</w:t>
+        <w:t xml:space="preserve">(‏~200 מילים)</w:t>
       </w:r>
     </w:p>
     <w:p>
@@ -358,13 +445,13 @@
       </w:r>
     </w:p>
     <w:bookmarkEnd w:id="16"/>
-    <w:bookmarkStart w:id="17" w:name="X8d074181236c0dca9fb8ad800017c388d30a500"/>
+    <w:bookmarkStart w:id="17" w:name="X2e9d53ef5f16154495577a012bd3f976bb840e0"/>
     <w:p>
       <w:pPr>
         <w:pStyle w:val="Heading1"/>
       </w:pPr>
       <w:r>
-        <w:t xml:space="preserve">6. ׳×׳•׳›׳ ׳”׳¢׳ ׳™׳™׳ ׳™׳</w:t>
+        <w:t xml:space="preserve">6. תוכן העניינים</w:t>
       </w:r>
     </w:p>
     <w:p>
@@ -376,7 +463,7 @@
         </w:numPr>
       </w:pPr>
       <w:r>
-        <w:t xml:space="preserve">׳₪׳×׳™׳—</w:t>
+        <w:t xml:space="preserve">פתיח</w:t>
       </w:r>
     </w:p>
     <w:p>
@@ -388,7 +475,7 @@
         </w:numPr>
       </w:pPr>
       <w:r>
-        <w:t xml:space="preserve">׳”׳¦׳¢׳” ׳׳₪׳¨׳•׳™׳§׳˜ ׳’׳׳¨</w:t>
+        <w:t xml:space="preserve">הצעה לפרויקט גמר</w:t>
       </w:r>
     </w:p>
     <w:p>
@@ -400,7 +487,7 @@
         </w:numPr>
       </w:pPr>
       <w:r>
-        <w:t xml:space="preserve">׳”׳¦׳”׳¨׳× ׳”׳¡׳˜׳•׳“׳ ׳˜</w:t>
+        <w:t xml:space="preserve">הצהרת הסטודנט</w:t>
       </w:r>
     </w:p>
     <w:p>
@@ -412,7 +499,7 @@
         </w:numPr>
       </w:pPr>
       <w:r>
-        <w:t xml:space="preserve">׳”׳‘׳¢׳× ׳”׳¢׳¨׳›׳”</w:t>
+        <w:t xml:space="preserve">הבעת הערכה</w:t>
       </w:r>
     </w:p>
     <w:p>
@@ -424,7 +511,7 @@
         </w:numPr>
       </w:pPr>
       <w:r>
-        <w:t xml:space="preserve">׳×׳§׳¦׳™׳¨</w:t>
+        <w:t xml:space="preserve">תקציר</w:t>
       </w:r>
     </w:p>
     <w:p>
@@ -436,7 +523,7 @@
         </w:numPr>
       </w:pPr>
       <w:r>
-        <w:t xml:space="preserve">׳×׳•׳›׳ ׳”׳¢׳ ׳™׳™׳ ׳™׳</w:t>
+        <w:t xml:space="preserve">תוכן העניינים</w:t>
       </w:r>
     </w:p>
     <w:p>
@@ -448,7 +535,7 @@
         </w:numPr>
       </w:pPr>
       <w:r>
-        <w:t xml:space="preserve">׳¨׳©׳™׳׳× ׳×׳¨׳©׳™׳׳™׳ ׳•׳˜׳‘׳׳׳•׳×</w:t>
+        <w:t xml:space="preserve">רשימת תרשימים וטבלאות</w:t>
       </w:r>
     </w:p>
     <w:p>
@@ -464,7 +551,7 @@
           <w:b/>
           <w:bCs/>
         </w:rPr>
-        <w:t xml:space="preserve">׳’׳•׳£ ׳”׳¢׳‘׳•׳“׳”</w:t>
+        <w:t xml:space="preserve">גוף העבודה</w:t>
       </w:r>
     </w:p>
     <w:p>
@@ -476,7 +563,7 @@
         </w:numPr>
       </w:pPr>
       <w:r>
-        <w:t xml:space="preserve">8.1 ׳׳‘׳•׳</w:t>
+        <w:t xml:space="preserve">8.1 מבוא</w:t>
       </w:r>
     </w:p>
     <w:p>
@@ -488,7 +575,7 @@
         </w:numPr>
       </w:pPr>
       <w:r>
-        <w:t xml:space="preserve">8.1.1 ׳¨׳§׳¢ ׳•׳”׳׳ ׳™׳¢ ׳׳₪׳¨׳•׳™׳§׳˜</w:t>
+        <w:t xml:space="preserve">8.1.1 רקע והמניע לפרויקט</w:t>
       </w:r>
     </w:p>
     <w:p>
@@ -500,7 +587,7 @@
         </w:numPr>
       </w:pPr>
       <w:r>
-        <w:t xml:space="preserve">8.1.2 ׳”׳’׳“׳¨׳× ׳”׳‘׳¢׳™׳”</w:t>
+        <w:t xml:space="preserve">8.1.2 הגדרת הבעיה — המצב הקיים</w:t>
       </w:r>
     </w:p>
     <w:p>
@@ -512,7 +599,7 @@
         </w:numPr>
       </w:pPr>
       <w:r>
-        <w:t xml:space="preserve">8.1.3 ׳׳˜׳¨׳•׳× ׳”׳₪׳¨׳•׳™׳§׳˜</w:t>
+        <w:t xml:space="preserve">8.1.3 מטרות הפרויקט והחידוש</w:t>
       </w:r>
     </w:p>
     <w:p>
@@ -524,7 +611,19 @@
         </w:numPr>
       </w:pPr>
       <w:r>
-        <w:t xml:space="preserve">8.1.4 ׳¡׳§׳™׳¨׳× ׳₪׳×׳¨׳•׳ ׳•׳× ׳§׳™׳™׳׳™׳</w:t>
+        <w:t xml:space="preserve">8.1.4 דרישות המערכת (פונקציונליות ולא-פונקציונליות)</w:t>
+      </w:r>
+    </w:p>
+    <w:p>
+      <w:pPr>
+        <w:pStyle w:val="Compact"/>
+        <w:numPr>
+          <w:ilvl w:val="2"/>
+          <w:numId w:val="1003"/>
+        </w:numPr>
+      </w:pPr>
+      <w:r>
+        <w:t xml:space="preserve">8.1.5 תרחישי שימוש (Use Case)</w:t>
       </w:r>
     </w:p>
     <w:p>
@@ -536,7 +635,7 @@
         </w:numPr>
       </w:pPr>
       <w:r>
-        <w:t xml:space="preserve">8.2 ׳¢׳§׳¨׳•׳ ׳•׳× ׳”׳×׳›׳ ׳•׳, ׳”׳‘׳ ׳™׳™׳” ׳•׳”׳ ׳™׳×׳•׳—</w:t>
+        <w:t xml:space="preserve">8.2 עקרונות התכנון, הבנייה והניתוח</w:t>
       </w:r>
     </w:p>
     <w:p>
@@ -548,7 +647,7 @@
         </w:numPr>
       </w:pPr>
       <w:r>
-        <w:t xml:space="preserve">8.2.1 ׳‘׳—׳™׳¨׳× ׳”׳˜׳›׳ ׳•׳׳•׳’׳™׳•׳×</w:t>
+        <w:t xml:space="preserve">8.2.1 בחירת הטכנולוגיות</w:t>
       </w:r>
     </w:p>
     <w:p>
@@ -560,7 +659,7 @@
         </w:numPr>
       </w:pPr>
       <w:r>
-        <w:t xml:space="preserve">8.2.2 ׳׳¨׳›׳™׳˜׳§׳˜׳•׳¨׳” ׳›׳׳׳™׳×</w:t>
+        <w:t xml:space="preserve">8.2.2 ארכיטקטורה כללית</w:t>
       </w:r>
     </w:p>
     <w:p>
@@ -572,7 +671,7 @@
         </w:numPr>
       </w:pPr>
       <w:r>
-        <w:t xml:space="preserve">8.2.3 ׳׳•׳“׳ ׳”׳ ׳×׳•׳ ׳™׳ (׳‘׳¡׳™׳¡ ׳”׳ ׳×׳•׳ ׳™׳)</w:t>
+        <w:t xml:space="preserve">8.2.3 מודל הנתונים (בסיס הנתונים)</w:t>
       </w:r>
     </w:p>
     <w:p>
@@ -584,7 +683,7 @@
         </w:numPr>
       </w:pPr>
       <w:r>
-        <w:t xml:space="preserve">8.2.4 ׳׳•׳“׳ ׳”׳”׳¨׳©׳׳•׳× ׳•׳”׳׳‘׳˜׳—׳”</w:t>
+        <w:t xml:space="preserve">8.2.4 מודל ההרשאות והאבטחה</w:t>
       </w:r>
     </w:p>
     <w:p>
@@ -596,7 +695,7 @@
         </w:numPr>
       </w:pPr>
       <w:r>
-        <w:t xml:space="preserve">8.2.5 ׳׳׳’׳•׳¨׳™׳×׳ ׳”׳©׳™׳‘׳•׳¥ ׳”׳׳•׳˜׳•׳׳˜׳™</w:t>
+        <w:t xml:space="preserve">8.2.5 אלגוריתם השיבוץ האוטומטי והאנליטיקות</w:t>
       </w:r>
     </w:p>
     <w:p>
@@ -608,7 +707,7 @@
         </w:numPr>
       </w:pPr>
       <w:r>
-        <w:t xml:space="preserve">8.3 ׳×׳™׳׳•׳¨ ׳”׳¢׳‘׳•׳“׳” ׳¢׳ ׳₪׳¨׳•׳™׳§׳˜ ׳”׳’׳׳¨</w:t>
+        <w:t xml:space="preserve">8.3 תיאור העבודה על פרויקט הגמר</w:t>
       </w:r>
     </w:p>
     <w:p>
@@ -620,7 +719,7 @@
         </w:numPr>
       </w:pPr>
       <w:r>
-        <w:t xml:space="preserve">8.3.1 ׳׳‘׳ ׳” ׳”׳₪׳¨׳•׳™׳§׳˜ (׳×׳™׳§׳™׳•׳× ׳•׳©׳›׳‘׳•׳×)</w:t>
+        <w:t xml:space="preserve">8.3.1 מבנה הפרויקט (תיקיות ושכבות)</w:t>
       </w:r>
     </w:p>
     <w:p>
@@ -632,7 +731,7 @@
         </w:numPr>
       </w:pPr>
       <w:r>
-        <w:t xml:space="preserve">8.3.2 ׳©׳›׳‘׳× ׳”-API</w:t>
+        <w:t xml:space="preserve">8.3.2 שכבת ה-API</w:t>
       </w:r>
     </w:p>
     <w:p>
@@ -644,7 +743,7 @@
         </w:numPr>
       </w:pPr>
       <w:r>
-        <w:t xml:space="preserve">8.3.3 ׳©׳›׳‘׳× ׳”׳©׳™׳¨׳•׳×׳™׳ (Business Logic)</w:t>
+        <w:t xml:space="preserve">8.3.3 שכבת השירותים (Business Logic)</w:t>
       </w:r>
     </w:p>
     <w:p>
@@ -656,7 +755,7 @@
         </w:numPr>
       </w:pPr>
       <w:r>
-        <w:t xml:space="preserve">8.3.4 ׳©׳›׳‘׳× ׳”׳׳§׳•׳— (Frontend)</w:t>
+        <w:t xml:space="preserve">8.3.4 שכבת הלקוח (Frontend)</w:t>
       </w:r>
     </w:p>
     <w:p>
@@ -668,7 +767,7 @@
         </w:numPr>
       </w:pPr>
       <w:r>
-        <w:t xml:space="preserve">8.3.5 ׳׳¡׳›׳™ ׳”׳׳¢׳¨׳›׳×</w:t>
+        <w:t xml:space="preserve">8.3.5 מסכי המערכת</w:t>
       </w:r>
     </w:p>
     <w:p>
@@ -680,7 +779,19 @@
         </w:numPr>
       </w:pPr>
       <w:r>
-        <w:t xml:space="preserve">8.3.6 ׳×׳¨׳—׳™׳©׳™ ׳©׳™׳׳•׳© ׳׳¨׳›׳–׳™׳™׳</w:t>
+        <w:t xml:space="preserve">8.3.6 תרחיש מרכזי — זרימת שיבוץ אוטומטי</w:t>
+      </w:r>
+    </w:p>
+    <w:p>
+      <w:pPr>
+        <w:pStyle w:val="Compact"/>
+        <w:numPr>
+          <w:ilvl w:val="2"/>
+          <w:numId w:val="1005"/>
+        </w:numPr>
+      </w:pPr>
+      <w:r>
+        <w:t xml:space="preserve">8.3.7 בעיות שהתעוררו בפיתוח ופתרונן</w:t>
       </w:r>
     </w:p>
     <w:p>
@@ -692,7 +803,7 @@
         </w:numPr>
       </w:pPr>
       <w:r>
-        <w:t xml:space="preserve">8.4 ׳׳“׳™׳“׳•׳×, ׳—׳™׳©׳•׳‘׳™׳ ׳•׳×׳•׳¦׳׳•׳×</w:t>
+        <w:t xml:space="preserve">8.4 מדידות, בדיקות ותוצאות</w:t>
       </w:r>
     </w:p>
     <w:p>
@@ -704,7 +815,7 @@
         </w:numPr>
       </w:pPr>
       <w:r>
-        <w:t xml:space="preserve">׳¡׳™׳›׳•׳, ׳׳¡׳§׳ ׳•׳× ׳•׳”׳׳׳¦׳•׳×</w:t>
+        <w:t xml:space="preserve">סיכום, מסקנות והמלצות</w:t>
       </w:r>
     </w:p>
     <w:p>
@@ -716,7 +827,7 @@
         </w:numPr>
       </w:pPr>
       <w:r>
-        <w:t xml:space="preserve">׳©׳•׳ ׳•׳×</w:t>
+        <w:t xml:space="preserve">שונות (משאבים, תוכנית עבודה, בקרת גרסאות)</w:t>
       </w:r>
     </w:p>
     <w:p>
@@ -728,7 +839,7 @@
         </w:numPr>
       </w:pPr>
       <w:r>
-        <w:t xml:space="preserve">׳‘׳™׳‘׳׳™׳•׳’׳¨׳₪׳™׳”</w:t>
+        <w:t xml:space="preserve">ביבליוגרפיה</w:t>
       </w:r>
     </w:p>
     <w:p>
@@ -739,13 +850,13 @@
       </w:r>
     </w:p>
     <w:bookmarkEnd w:id="17"/>
-    <w:bookmarkStart w:id="18" w:name="X4334388627d60195042c606b74e2971f9334372"/>
+    <w:bookmarkStart w:id="18" w:name="Xf8a41980b5e6a70a920c1bb73cab7fb53b12c88"/>
     <w:p>
       <w:pPr>
         <w:pStyle w:val="Heading1"/>
       </w:pPr>
       <w:r>
-        <w:t xml:space="preserve">7. ׳¨׳©׳™׳׳× ׳×׳¨׳©׳™׳׳™׳ ׳•׳˜׳‘׳׳׳•׳×</w:t>
+        <w:t xml:space="preserve">7. רשימת תרשימים וטבלאות</w:t>
       </w:r>
     </w:p>
     <w:tbl>
@@ -770,29 +881,29 @@
               <w:pStyle w:val="Compact"/>
             </w:pPr>
             <w:r>
-              <w:t xml:space="preserve">׳׳¡'</w:t>
-            </w:r>
-          </w:p>
-        </w:tc>
-        <w:tc>
-          <w:tcPr/>
-          <w:p>
-            <w:pPr>
-              <w:pStyle w:val="Compact"/>
-            </w:pPr>
-            <w:r>
-              <w:t xml:space="preserve">׳¡׳•׳’</w:t>
-            </w:r>
-          </w:p>
-        </w:tc>
-        <w:tc>
-          <w:tcPr/>
-          <w:p>
-            <w:pPr>
-              <w:pStyle w:val="Compact"/>
-            </w:pPr>
-            <w:r>
-              <w:t xml:space="preserve">׳×׳™׳׳•׳¨</w:t>
+              <w:t xml:space="preserve">מס'</w:t>
+            </w:r>
+          </w:p>
+        </w:tc>
+        <w:tc>
+          <w:tcPr/>
+          <w:p>
+            <w:pPr>
+              <w:pStyle w:val="Compact"/>
+            </w:pPr>
+            <w:r>
+              <w:t xml:space="preserve">סוג</w:t>
+            </w:r>
+          </w:p>
+        </w:tc>
+        <w:tc>
+          <w:tcPr/>
+          <w:p>
+            <w:pPr>
+              <w:pStyle w:val="Compact"/>
+            </w:pPr>
+            <w:r>
+              <w:t xml:space="preserve">תיאור</w:t>
             </w:r>
           </w:p>
         </w:tc>
@@ -805,29 +916,29 @@
               <w:pStyle w:val="Compact"/>
             </w:pPr>
             <w:r>
-              <w:t xml:space="preserve">׳×׳¨׳©׳™׳ 1</w:t>
-            </w:r>
-          </w:p>
-        </w:tc>
-        <w:tc>
-          <w:tcPr/>
-          <w:p>
-            <w:pPr>
-              <w:pStyle w:val="Compact"/>
-            </w:pPr>
-            <w:r>
-              <w:t xml:space="preserve">׳׳¨׳›׳™׳˜׳§׳˜׳•׳¨׳”</w:t>
-            </w:r>
-          </w:p>
-        </w:tc>
-        <w:tc>
-          <w:tcPr/>
-          <w:p>
-            <w:pPr>
-              <w:pStyle w:val="Compact"/>
-            </w:pPr>
-            <w:r>
-              <w:t xml:space="preserve">׳×׳¨׳©׳™׳ ׳©׳›׳‘׳•׳× ׳”׳׳¢׳¨׳›׳× (Client ג†’ API ג†’ Service ג†’ DB)</w:t>
+              <w:t xml:space="preserve">תרשים 1</w:t>
+            </w:r>
+          </w:p>
+        </w:tc>
+        <w:tc>
+          <w:tcPr/>
+          <w:p>
+            <w:pPr>
+              <w:pStyle w:val="Compact"/>
+            </w:pPr>
+            <w:r>
+              <w:t xml:space="preserve">Use Case</w:t>
+            </w:r>
+          </w:p>
+        </w:tc>
+        <w:tc>
+          <w:tcPr/>
+          <w:p>
+            <w:pPr>
+              <w:pStyle w:val="Compact"/>
+            </w:pPr>
+            <w:r>
+              <w:t xml:space="preserve">תרחישי שימוש לפי תפקידים (אורח / כונן / מנהל)</w:t>
             </w:r>
           </w:p>
         </w:tc>
@@ -840,29 +951,29 @@
               <w:pStyle w:val="Compact"/>
             </w:pPr>
             <w:r>
-              <w:t xml:space="preserve">׳×׳¨׳©׳™׳ 2</w:t>
-            </w:r>
-          </w:p>
-        </w:tc>
-        <w:tc>
-          <w:tcPr/>
-          <w:p>
-            <w:pPr>
-              <w:pStyle w:val="Compact"/>
-            </w:pPr>
-            <w:r>
-              <w:t xml:space="preserve">ERD</w:t>
-            </w:r>
-          </w:p>
-        </w:tc>
-        <w:tc>
-          <w:tcPr/>
-          <w:p>
-            <w:pPr>
-              <w:pStyle w:val="Compact"/>
-            </w:pPr>
-            <w:r>
-              <w:t xml:space="preserve">׳׳•׳“׳ ׳”׳ ׳×׳•׳ ׳™׳ ג€” ׳˜׳‘׳׳׳•׳× ׳•׳™׳—׳¡׳™׳</w:t>
+              <w:t xml:space="preserve">תרשים 2</w:t>
+            </w:r>
+          </w:p>
+        </w:tc>
+        <w:tc>
+          <w:tcPr/>
+          <w:p>
+            <w:pPr>
+              <w:pStyle w:val="Compact"/>
+            </w:pPr>
+            <w:r>
+              <w:t xml:space="preserve">ארכיטקטורה</w:t>
+            </w:r>
+          </w:p>
+        </w:tc>
+        <w:tc>
+          <w:tcPr/>
+          <w:p>
+            <w:pPr>
+              <w:pStyle w:val="Compact"/>
+            </w:pPr>
+            <w:r>
+              <w:t xml:space="preserve">תרשים שכבות המערכת (Client → API → Service → DB)</w:t>
             </w:r>
           </w:p>
         </w:tc>
@@ -875,29 +986,29 @@
               <w:pStyle w:val="Compact"/>
             </w:pPr>
             <w:r>
-              <w:t xml:space="preserve">׳×׳¨׳©׳™׳ 3</w:t>
-            </w:r>
-          </w:p>
-        </w:tc>
-        <w:tc>
-          <w:tcPr/>
-          <w:p>
-            <w:pPr>
-              <w:pStyle w:val="Compact"/>
-            </w:pPr>
-            <w:r>
-              <w:t xml:space="preserve">׳¨׳¦׳£</w:t>
-            </w:r>
-          </w:p>
-        </w:tc>
-        <w:tc>
-          <w:tcPr/>
-          <w:p>
-            <w:pPr>
-              <w:pStyle w:val="Compact"/>
-            </w:pPr>
-            <w:r>
-              <w:t xml:space="preserve">׳–׳¨׳™׳׳× ׳׳™׳׳•׳× (Authentication Flow)</w:t>
+              <w:t xml:space="preserve">תרשים 3</w:t>
+            </w:r>
+          </w:p>
+        </w:tc>
+        <w:tc>
+          <w:tcPr/>
+          <w:p>
+            <w:pPr>
+              <w:pStyle w:val="Compact"/>
+            </w:pPr>
+            <w:r>
+              <w:t xml:space="preserve">ERD</w:t>
+            </w:r>
+          </w:p>
+        </w:tc>
+        <w:tc>
+          <w:tcPr/>
+          <w:p>
+            <w:pPr>
+              <w:pStyle w:val="Compact"/>
+            </w:pPr>
+            <w:r>
+              <w:t xml:space="preserve">מודל הנתונים — טבלאות ויחסים</w:t>
             </w:r>
           </w:p>
         </w:tc>
@@ -910,29 +1021,29 @@
               <w:pStyle w:val="Compact"/>
             </w:pPr>
             <w:r>
-              <w:t xml:space="preserve">׳×׳¨׳©׳™׳ 4</w:t>
-            </w:r>
-          </w:p>
-        </w:tc>
-        <w:tc>
-          <w:tcPr/>
-          <w:p>
-            <w:pPr>
-              <w:pStyle w:val="Compact"/>
-            </w:pPr>
-            <w:r>
-              <w:t xml:space="preserve">׳¨׳¦׳£</w:t>
-            </w:r>
-          </w:p>
-        </w:tc>
-        <w:tc>
-          <w:tcPr/>
-          <w:p>
-            <w:pPr>
-              <w:pStyle w:val="Compact"/>
-            </w:pPr>
-            <w:r>
-              <w:t xml:space="preserve">׳–׳¨׳™׳׳× ׳©׳™׳‘׳•׳¥ ׳׳•׳˜׳•׳׳˜׳™ (Autofill)</w:t>
+              <w:t xml:space="preserve">תרשים 4</w:t>
+            </w:r>
+          </w:p>
+        </w:tc>
+        <w:tc>
+          <w:tcPr/>
+          <w:p>
+            <w:pPr>
+              <w:pStyle w:val="Compact"/>
+            </w:pPr>
+            <w:r>
+              <w:t xml:space="preserve">רצף</w:t>
+            </w:r>
+          </w:p>
+        </w:tc>
+        <w:tc>
+          <w:tcPr/>
+          <w:p>
+            <w:pPr>
+              <w:pStyle w:val="Compact"/>
+            </w:pPr>
+            <w:r>
+              <w:t xml:space="preserve">זרימת אימות והתחברות (Login / Authentication Flow)</w:t>
             </w:r>
           </w:p>
         </w:tc>
@@ -945,29 +1056,29 @@
               <w:pStyle w:val="Compact"/>
             </w:pPr>
             <w:r>
-              <w:t xml:space="preserve">׳×׳¨׳©׳™׳ 5</w:t>
-            </w:r>
-          </w:p>
-        </w:tc>
-        <w:tc>
-          <w:tcPr/>
-          <w:p>
-            <w:pPr>
-              <w:pStyle w:val="Compact"/>
-            </w:pPr>
-            <w:r>
-              <w:t xml:space="preserve">׳×׳¨׳©׳™׳ ׳–׳¨׳™׳׳”</w:t>
-            </w:r>
-          </w:p>
-        </w:tc>
-        <w:tc>
-          <w:tcPr/>
-          <w:p>
-            <w:pPr>
-              <w:pStyle w:val="Compact"/>
-            </w:pPr>
-            <w:r>
-              <w:t xml:space="preserve">׳׳׳’׳•׳¨׳™׳×׳ ׳“׳™׳¨׳•׳’ ׳”׳׳•׳¢׳׳“׳™׳ ׳׳©׳™׳‘׳•׳¥</w:t>
+              <w:t xml:space="preserve">תרשים 5</w:t>
+            </w:r>
+          </w:p>
+        </w:tc>
+        <w:tc>
+          <w:tcPr/>
+          <w:p>
+            <w:pPr>
+              <w:pStyle w:val="Compact"/>
+            </w:pPr>
+            <w:r>
+              <w:t xml:space="preserve">תרשים זרימה</w:t>
+            </w:r>
+          </w:p>
+        </w:tc>
+        <w:tc>
+          <w:tcPr/>
+          <w:p>
+            <w:pPr>
+              <w:pStyle w:val="Compact"/>
+            </w:pPr>
+            <w:r>
+              <w:t xml:space="preserve">אלגוריתם דירוג המועמדים לשיבוץ</w:t>
             </w:r>
           </w:p>
         </w:tc>
@@ -980,29 +1091,29 @@
               <w:pStyle w:val="Compact"/>
             </w:pPr>
             <w:r>
-              <w:t xml:space="preserve">׳˜׳‘׳׳” 1</w:t>
-            </w:r>
-          </w:p>
-        </w:tc>
-        <w:tc>
-          <w:tcPr/>
-          <w:p>
-            <w:pPr>
-              <w:pStyle w:val="Compact"/>
-            </w:pPr>
-            <w:r>
-              <w:t xml:space="preserve">׳˜׳›׳ ׳•׳׳•׳’׳™׳•׳×</w:t>
-            </w:r>
-          </w:p>
-        </w:tc>
-        <w:tc>
-          <w:tcPr/>
-          <w:p>
-            <w:pPr>
-              <w:pStyle w:val="Compact"/>
-            </w:pPr>
-            <w:r>
-              <w:t xml:space="preserve">׳¢׳¨׳™׳׳× ׳”׳˜׳›׳ ׳•׳׳•׳’׳™׳•׳× ׳•׳”׳’׳¨׳¡׳׳•׳×</w:t>
+              <w:t xml:space="preserve">תרשים 6</w:t>
+            </w:r>
+          </w:p>
+        </w:tc>
+        <w:tc>
+          <w:tcPr/>
+          <w:p>
+            <w:pPr>
+              <w:pStyle w:val="Compact"/>
+            </w:pPr>
+            <w:r>
+              <w:t xml:space="preserve">רצף</w:t>
+            </w:r>
+          </w:p>
+        </w:tc>
+        <w:tc>
+          <w:tcPr/>
+          <w:p>
+            <w:pPr>
+              <w:pStyle w:val="Compact"/>
+            </w:pPr>
+            <w:r>
+              <w:t xml:space="preserve">זרימת שיבוץ אוטומטי (Autofill)</w:t>
             </w:r>
           </w:p>
         </w:tc>
@@ -1015,29 +1126,29 @@
               <w:pStyle w:val="Compact"/>
             </w:pPr>
             <w:r>
-              <w:t xml:space="preserve">׳˜׳‘׳׳” 2</w:t>
-            </w:r>
-          </w:p>
-        </w:tc>
-        <w:tc>
-          <w:tcPr/>
-          <w:p>
-            <w:pPr>
-              <w:pStyle w:val="Compact"/>
-            </w:pPr>
-            <w:r>
-              <w:t xml:space="preserve">׳”׳¨׳©׳׳•׳×</w:t>
-            </w:r>
-          </w:p>
-        </w:tc>
-        <w:tc>
-          <w:tcPr/>
-          <w:p>
-            <w:pPr>
-              <w:pStyle w:val="Compact"/>
-            </w:pPr>
-            <w:r>
-              <w:t xml:space="preserve">׳׳˜׳¨׳™׳¦׳× ׳×׳₪׳§׳™׳“׳™׳ ג†” ׳₪׳¢׳•׳׳•׳×</w:t>
+              <w:t xml:space="preserve">טבלה 1</w:t>
+            </w:r>
+          </w:p>
+        </w:tc>
+        <w:tc>
+          <w:tcPr/>
+          <w:p>
+            <w:pPr>
+              <w:pStyle w:val="Compact"/>
+            </w:pPr>
+            <w:r>
+              <w:t xml:space="preserve">טכנולוגיות</w:t>
+            </w:r>
+          </w:p>
+        </w:tc>
+        <w:tc>
+          <w:tcPr/>
+          <w:p>
+            <w:pPr>
+              <w:pStyle w:val="Compact"/>
+            </w:pPr>
+            <w:r>
+              <w:t xml:space="preserve">ערימת הטכנולוגיות והגרסאות</w:t>
             </w:r>
           </w:p>
         </w:tc>
@@ -1050,29 +1161,29 @@
               <w:pStyle w:val="Compact"/>
             </w:pPr>
             <w:r>
-              <w:t xml:space="preserve">׳˜׳‘׳׳” 3</w:t>
-            </w:r>
-          </w:p>
-        </w:tc>
-        <w:tc>
-          <w:tcPr/>
-          <w:p>
-            <w:pPr>
-              <w:pStyle w:val="Compact"/>
-            </w:pPr>
-            <w:r>
-              <w:t xml:space="preserve">API</w:t>
-            </w:r>
-          </w:p>
-        </w:tc>
-        <w:tc>
-          <w:tcPr/>
-          <w:p>
-            <w:pPr>
-              <w:pStyle w:val="Compact"/>
-            </w:pPr>
-            <w:r>
-              <w:t xml:space="preserve">׳˜׳‘׳׳× ׳ ׳§׳•׳“׳•׳× ׳”׳§׳¦׳” (Endpoints)</w:t>
+              <w:t xml:space="preserve">טבלה 2</w:t>
+            </w:r>
+          </w:p>
+        </w:tc>
+        <w:tc>
+          <w:tcPr/>
+          <w:p>
+            <w:pPr>
+              <w:pStyle w:val="Compact"/>
+            </w:pPr>
+            <w:r>
+              <w:t xml:space="preserve">הרשאות</w:t>
+            </w:r>
+          </w:p>
+        </w:tc>
+        <w:tc>
+          <w:tcPr/>
+          <w:p>
+            <w:pPr>
+              <w:pStyle w:val="Compact"/>
+            </w:pPr>
+            <w:r>
+              <w:t xml:space="preserve">מטריצת תפקידים ↔ פעולות</w:t>
             </w:r>
           </w:p>
         </w:tc>
@@ -1085,29 +1196,99 @@
               <w:pStyle w:val="Compact"/>
             </w:pPr>
             <w:r>
-              <w:t xml:space="preserve">׳˜׳‘׳׳” 4</w:t>
-            </w:r>
-          </w:p>
-        </w:tc>
-        <w:tc>
-          <w:tcPr/>
-          <w:p>
-            <w:pPr>
-              <w:pStyle w:val="Compact"/>
-            </w:pPr>
-            <w:r>
-              <w:t xml:space="preserve">׳×׳•׳¦׳׳•׳×</w:t>
-            </w:r>
-          </w:p>
-        </w:tc>
-        <w:tc>
-          <w:tcPr/>
-          <w:p>
-            <w:pPr>
-              <w:pStyle w:val="Compact"/>
-            </w:pPr>
-            <w:r>
-              <w:t xml:space="preserve">׳×׳¨׳—׳™׳©׳™ ׳‘׳“׳™׳§׳” ׳•׳×׳•׳¦׳׳•׳×</w:t>
+              <w:t xml:space="preserve">טבלה 3</w:t>
+            </w:r>
+          </w:p>
+        </w:tc>
+        <w:tc>
+          <w:tcPr/>
+          <w:p>
+            <w:pPr>
+              <w:pStyle w:val="Compact"/>
+            </w:pPr>
+            <w:r>
+              <w:t xml:space="preserve">API</w:t>
+            </w:r>
+          </w:p>
+        </w:tc>
+        <w:tc>
+          <w:tcPr/>
+          <w:p>
+            <w:pPr>
+              <w:pStyle w:val="Compact"/>
+            </w:pPr>
+            <w:r>
+              <w:t xml:space="preserve">טבלת נקודות הקצה (Endpoints)</w:t>
+            </w:r>
+          </w:p>
+        </w:tc>
+      </w:tr>
+      <w:tr>
+        <w:tc>
+          <w:tcPr/>
+          <w:p>
+            <w:pPr>
+              <w:pStyle w:val="Compact"/>
+            </w:pPr>
+            <w:r>
+              <w:t xml:space="preserve">טבלה 4</w:t>
+            </w:r>
+          </w:p>
+        </w:tc>
+        <w:tc>
+          <w:tcPr/>
+          <w:p>
+            <w:pPr>
+              <w:pStyle w:val="Compact"/>
+            </w:pPr>
+            <w:r>
+              <w:t xml:space="preserve">תוצאות</w:t>
+            </w:r>
+          </w:p>
+        </w:tc>
+        <w:tc>
+          <w:tcPr/>
+          <w:p>
+            <w:pPr>
+              <w:pStyle w:val="Compact"/>
+            </w:pPr>
+            <w:r>
+              <w:t xml:space="preserve">תרחישי בדיקה ותוצאות</w:t>
+            </w:r>
+          </w:p>
+        </w:tc>
+      </w:tr>
+      <w:tr>
+        <w:tc>
+          <w:tcPr/>
+          <w:p>
+            <w:pPr>
+              <w:pStyle w:val="Compact"/>
+            </w:pPr>
+            <w:r>
+              <w:t xml:space="preserve">טבלה 5</w:t>
+            </w:r>
+          </w:p>
+        </w:tc>
+        <w:tc>
+          <w:tcPr/>
+          <w:p>
+            <w:pPr>
+              <w:pStyle w:val="Compact"/>
+            </w:pPr>
+            <w:r>
+              <w:t xml:space="preserve">משאבים</w:t>
+            </w:r>
+          </w:p>
+        </w:tc>
+        <w:tc>
+          <w:tcPr/>
+          <w:p>
+            <w:pPr>
+              <w:pStyle w:val="Compact"/>
+            </w:pPr>
+            <w:r>
+              <w:t xml:space="preserve">חלוקת תפקידים בצוות</w:t>
             </w:r>
           </w:p>
         </w:tc>
@@ -1122,13 +1303,13 @@
           <w:b/>
           <w:bCs/>
         </w:rPr>
-        <w:t xml:space="preserve">׳”׳¢׳¨׳”:</w:t>
-      </w:r>
-      <w:r>
-        <w:t xml:space="preserve"> </w:t>
-      </w:r>
-      <w:r>
-        <w:t xml:space="preserve">׳׳¦׳™׳׳•׳׳™ ׳׳¡׳ ׳©׳ ׳”׳׳¡׳›׳™׳ ג€” ׳¨׳׳• ׳¡׳¢׳™׳£ 8.3.5. ׳™׳© ׳׳”׳•׳¡׳™׳£ ׳׳× ׳”׳¦׳™׳׳•׳׳™׳ ׳‘׳₪׳•׳¢׳ ׳•׳׳¡׳׳ ׳›"׳×׳׳•׳ ׳” 1", "׳×׳׳•׳ ׳” 2" ׳•׳›׳•'.</w:t>
+        <w:t xml:space="preserve">הערה:</w:t>
+      </w:r>
+      <w:r>
+        <w:t xml:space="preserve"> </w:t>
+      </w:r>
+      <w:r>
+        <w:t xml:space="preserve">לצילומי מסך של המסכים — ראו סעיף 8.3.5. יש להוסיף את הצילומים בפועל ולסמן כ"תמונה 1", "תמונה 2" וכו'.</w:t>
       </w:r>
     </w:p>
     <w:p>
@@ -1139,31 +1320,31 @@
       </w:r>
     </w:p>
     <w:bookmarkEnd w:id="18"/>
-    <w:bookmarkStart w:id="53" w:name="X2a0e0058664ff78d946643dcacb81602945e0ee"/>
+    <w:bookmarkStart w:id="58" w:name="Xaf8dcc2fe7049be4df90e768d5384bbe3585a4c"/>
     <w:p>
       <w:pPr>
         <w:pStyle w:val="Heading1"/>
       </w:pPr>
       <w:r>
-        <w:t xml:space="preserve">8. ׳’׳•׳£ ׳”׳¢׳‘׳•׳“׳”</w:t>
-      </w:r>
-    </w:p>
-    <w:bookmarkStart w:id="23" w:name="X8f9371c28c906f794220664599fa1e66b770864"/>
+        <w:t xml:space="preserve">8. גוף העבודה</w:t>
+      </w:r>
+    </w:p>
+    <w:bookmarkStart w:id="27" w:name="X3cd31f94aef443283e422979e883709e306d3df"/>
     <w:p>
       <w:pPr>
         <w:pStyle w:val="Heading2"/>
       </w:pPr>
       <w:r>
-        <w:t xml:space="preserve">8.1 ׳׳‘׳•׳</w:t>
-      </w:r>
-    </w:p>
-    <w:bookmarkStart w:id="19" w:name="Xa30da4de40c3712aae87aa699ba3590872f46e1"/>
+        <w:t xml:space="preserve">8.1 מבוא</w:t>
+      </w:r>
+    </w:p>
+    <w:bookmarkStart w:id="19" w:name="X6bc815b44229530104e4944fb29465790090c09"/>
     <w:p>
       <w:pPr>
         <w:pStyle w:val="Heading3"/>
       </w:pPr>
       <w:r>
-        <w:t xml:space="preserve">8.1.1 ׳¨׳§׳¢ ׳•׳”׳׳ ׳™׳¢ ׳׳₪׳¨׳•׳™׳§׳˜</w:t>
+        <w:t xml:space="preserve">8.1.1 רקע והמניע לפרויקט</w:t>
       </w:r>
     </w:p>
     <w:p>
@@ -1171,41 +1352,17 @@
         <w:pStyle w:val="FirstParagraph"/>
       </w:pPr>
       <w:r>
-        <w:t xml:space="preserve">׳‘׳׳¨׳’׳•׳ ׳™׳ ׳¨׳‘׳™׳ ׳”׳׳₪׳¢׳™׳׳™׳ ׳›׳•׳ ׳ ׳•׳™׳•׳× ׳•׳׳©׳׳¨׳•׳× (׳׳•׳§׳“׳™׳, ׳¦׳•׳•׳×׳™ ׳›׳•׳ ׳ ׳•׳×, ׳™׳—׳™׳“׳•׳× ׳×׳₪׳¢׳•׳׳™׳•׳×), ׳׳—׳¨׳™׳•׳× ׳”׳©׳™׳‘׳•׳¥ ׳׳•׳˜׳׳× ׳¢׳ ׳׳ ׳”׳ ׳‘׳•׳“׳“ ׳”׳׳‘׳¦׳¢ ׳׳•׳×׳” ׳™׳“׳ ׳™׳× ג€” ׳׳¨׳•׳‘ ׳‘׳׳׳¦׳¢׳•׳× ׳’׳™׳׳™׳•׳ ׳׳׳§׳˜׳¨׳•׳ ׳™. ׳×׳”׳׳™׳ ׳–׳” ׳׳™׳˜׳™, ׳׳•׳¢׳“ ׳׳˜׳¢׳•׳™׳•׳×, ׳•׳§׳©׳” ׳׳•׳•׳“׳ ׳‘׳• ׳”׳•׳’׳ ׳•׳×: ׳§׳ ׳׳₪׳¡׳₪׳¡ ׳׳™׳׳•׳¥ ׳©׳ ׳¢׳•׳‘׳“, ׳׳©׳‘׳¥ ׳¢׳•׳‘׳“ ׳׳¡׳•׳™׳ ׳™׳×׳¨ ׳¢׳ ׳”׳׳™׳“׳”, ׳׳• ׳׳—׳–׳•׳¨ ׳¢׳ ׳׳•׳×׳” ׳×׳‘׳ ׳™׳× ׳©׳™׳‘׳•׳¥ ׳©׳‘׳•׳¢ ׳׳—׳¨ ׳©׳‘׳•׳¢. ׳›׳›׳ ׳©׳׳¡׳₪׳¨ ׳”׳¢׳•׳‘׳“׳™׳ ׳•׳”׳׳©׳׳¨׳•׳× ׳’׳“׳, ׳׳•׳¨׳›׳‘׳•׳× ׳”׳׳©׳™׳׳” ׳’׳“׳׳” ׳‘׳׳•׳₪׳ ׳׳-׳׳™׳ ׳™׳׳¨׳™.</w:t>
-      </w:r>
-    </w:p>
-    <w:p>
-      <w:pPr>
-        <w:pStyle w:val="BodyText"/>
-      </w:pPr>
-      <w:r>
-        <w:t xml:space="preserve">׳”׳₪׳¨׳•׳™׳§׳˜</w:t>
-      </w:r>
-      <w:r>
-        <w:t xml:space="preserve"> </w:t>
-      </w:r>
-      <w:r>
-        <w:rPr>
-          <w:b/>
-          <w:bCs/>
-        </w:rPr>
-        <w:t xml:space="preserve">SmartShift</w:t>
-      </w:r>
-      <w:r>
-        <w:t xml:space="preserve"> </w:t>
-      </w:r>
-      <w:r>
-        <w:t xml:space="preserve">׳ ׳•׳׳“ ׳׳×׳•׳ ׳”׳¦׳•׳¨׳ ׳׳”׳₪׳•׳ ׳×׳”׳׳™׳ ׳–׳” ׳׳“׳™׳’׳™׳˜׳׳™, ׳׳¨׳›׳–׳™ ׳•׳׳•׳˜׳•׳׳˜׳™: ׳׳¢׳¨׳›׳× ׳׳—׳× ׳©׳‘׳” ׳”׳¢׳•׳‘׳“׳™׳ ׳׳–׳™׳ ׳™׳ ׳׳× ׳׳™׳׳•׳¦׳™ ׳”׳–׳׳™׳ ׳•׳× ׳©׳׳”׳, ׳•׳”׳׳ ׳”׳ ׳׳©׳‘׳¥ ׳‘׳׳—׳™׳¦׳× ׳›׳₪׳×׳•׳¨ ׳×׳•׳ ׳”׳×׳—׳©׳‘׳•׳× ׳׳•׳˜׳•׳׳˜׳™׳× ׳‘׳׳™׳׳•׳¦׳™׳, ׳‘׳¢׳•׳׳¡ ׳•׳‘׳’׳™׳•׳•׳.</w:t>
+        <w:t xml:space="preserve">הצורך בפרויקט עלה מתוך סביבה מבצעית: הבטחת רציפות תפקודית של מערכות תוך ניטור פרו-אקטיבי מסביב לשעון. הסביבה המבצעית המורכבת מחייבת זמינות גבוהה של כוח אדם בכל רגע נתון, וזיהוי מוקדם של תקלות או חריגות בזמן אמת. לאור זאת גובש רעיון לפיתוח מערכת חכמה לניהול ושיבוץ כוננים, אשר תאפשר חלוקה אופטימלית של כוח האדם תוך התחשבות בזמינות, בעומסים ובהיסטוריית השיבוצים — ובכך תשפר את היעילות והמוכנות המבצעית ותבטיח מענה רציף ואיכותי לכל אירוע.</w:t>
       </w:r>
     </w:p>
     <w:bookmarkEnd w:id="19"/>
-    <w:bookmarkStart w:id="20" w:name="Xae3654958ac46f4c0ca1ab70713e701af169808"/>
+    <w:bookmarkStart w:id="20" w:name="X027d954a0ccee7017ac025c12e1ed010577fb43"/>
     <w:p>
       <w:pPr>
         <w:pStyle w:val="Heading3"/>
       </w:pPr>
       <w:r>
-        <w:t xml:space="preserve">8.1.2 ׳”׳’׳“׳¨׳× ׳”׳‘׳¢׳™׳”</w:t>
+        <w:t xml:space="preserve">8.1.2 הגדרת הבעיה — המצב הקיים</w:t>
       </w:r>
     </w:p>
     <w:p>
@@ -1213,7 +1370,7 @@
         <w:pStyle w:val="FirstParagraph"/>
       </w:pPr>
       <w:r>
-        <w:t xml:space="preserve">׳”׳‘׳¢׳™׳” ׳©׳”׳₪׳¨׳•׳™׳§׳˜ ׳₪׳•׳×׳¨ ׳׳•׳¨׳›׳‘׳× ׳׳׳¡׳₪׳¨ ׳׳×׳’׳¨׳™׳:</w:t>
+        <w:t xml:space="preserve">עד לפיתוח המערכת, ניהול הכוננויות התבצע בעיקר באמצעות הודעות ב-WhatsApp. שיטה זו הובילה למספר בעיות מרכזיות:</w:t>
       </w:r>
     </w:p>
     <w:p>
@@ -1229,13 +1386,13 @@
           <w:b/>
           <w:bCs/>
         </w:rPr>
-        <w:t xml:space="preserve">׳¨׳™׳›׳•׳– ׳׳™׳“׳¢</w:t>
-      </w:r>
-      <w:r>
-        <w:t xml:space="preserve"> </w:t>
-      </w:r>
-      <w:r>
-        <w:t xml:space="preserve">ג€” ׳׳™׳׳•׳¦׳™ ׳”׳–׳׳™׳ ׳•׳× ׳©׳ ׳”׳¢׳•׳‘׳“׳™׳ ׳׳₪׳•׳–׳¨׳™׳ (׳”׳•׳“׳¢׳•׳×, ׳˜׳׳₪׳•׳ ׳™׳, ׳׳¡׳׳›׳™׳) ׳•׳׳™׳ ׳ ׳ ׳’׳™׳©׳™׳ ׳׳׳ ׳”׳ ׳‘׳׳§׳•׳ ׳׳—׳“.</w:t>
+        <w:t xml:space="preserve">היעדר ראייה מרוכזת</w:t>
+      </w:r>
+      <w:r>
+        <w:t xml:space="preserve"> </w:t>
+      </w:r>
+      <w:r>
+        <w:t xml:space="preserve">של אילוצי הזמינות והזמינות של כלל הכוננים.</w:t>
       </w:r>
     </w:p>
     <w:p>
@@ -1251,13 +1408,13 @@
           <w:b/>
           <w:bCs/>
         </w:rPr>
-        <w:t xml:space="preserve">׳©׳™׳‘׳•׳¥ ׳×׳§׳™׳</w:t>
-      </w:r>
-      <w:r>
-        <w:t xml:space="preserve"> </w:t>
-      </w:r>
-      <w:r>
-        <w:t xml:space="preserve">ג€” ׳”׳™׳׳ ׳¢׳•׳× ׳׳©׳™׳‘׳•׳¥ ׳¢׳•׳‘׳“ ׳׳׳©׳׳¨׳× ׳©׳‘׳” ׳”׳•׳ ׳׳™׳ ׳• ׳–׳׳™׳.</w:t>
+        <w:t xml:space="preserve">קושי בזיהוי התנגשויות</w:t>
+      </w:r>
+      <w:r>
+        <w:t xml:space="preserve"> </w:t>
+      </w:r>
+      <w:r>
+        <w:t xml:space="preserve">בשיבוץ (למשל כוננות בשבת בערב ואחריה משמרת ביום ראשון בבוקר).</w:t>
       </w:r>
     </w:p>
     <w:p>
@@ -1273,13 +1430,13 @@
           <w:b/>
           <w:bCs/>
         </w:rPr>
-        <w:t xml:space="preserve">׳”׳•׳’׳ ׳•׳× ׳•׳׳™׳–׳•׳</w:t>
-      </w:r>
-      <w:r>
-        <w:t xml:space="preserve"> </w:t>
-      </w:r>
-      <w:r>
-        <w:t xml:space="preserve">ג€” ׳—׳׳•׳§׳× ׳¢׳•׳׳¡ ׳”׳׳©׳׳¨׳•׳× ׳‘׳׳•׳₪׳ ׳©׳•׳•׳™׳•׳ ׳™, ׳•׳”׳™׳׳ ׳¢׳•׳× ׳"׳×׳§׳™׳¢׳×" ׳¢׳•׳‘׳“ ׳‘׳׳•׳×׳” ׳׳©׳׳¨׳× ׳—׳•׳–׳¨׳×.</w:t>
+        <w:t xml:space="preserve">מעקב לא מסודר</w:t>
+      </w:r>
+      <w:r>
+        <w:t xml:space="preserve"> </w:t>
+      </w:r>
+      <w:r>
+        <w:t xml:space="preserve">אחר שיבוצים קודמים, ללא היסטוריה ברורה.</w:t>
       </w:r>
     </w:p>
     <w:p>
@@ -1295,45 +1452,52 @@
           <w:b/>
           <w:bCs/>
         </w:rPr>
-        <w:t xml:space="preserve">׳‘׳§׳¨׳× ׳’׳™׳©׳”</w:t>
-      </w:r>
-      <w:r>
-        <w:t xml:space="preserve"> </w:t>
-      </w:r>
-      <w:r>
-        <w:t xml:space="preserve">ג€” ׳¢׳•׳‘׳“ ׳¨׳©׳׳™ ׳׳ ׳”׳ ׳¨׳§ ׳׳× ׳”׳׳™׳׳•׳¦׳™׳ ׳©׳ ׳¢׳¦׳׳•, ׳‘׳¢׳•׳“ ׳”׳׳ ׳”׳ ׳¨׳©׳׳™ ׳׳©׳‘׳¥ ׳•׳׳¦׳₪׳•׳× ׳‘׳›׳׳ ׳”׳ ׳×׳•׳ ׳™׳.</w:t>
-      </w:r>
-    </w:p>
-    <w:p>
-      <w:pPr>
-        <w:pStyle w:val="Compact"/>
-        <w:numPr>
-          <w:ilvl w:val="0"/>
-          <w:numId w:val="1006"/>
-        </w:numPr>
-      </w:pPr>
-      <w:r>
-        <w:rPr>
-          <w:b/>
-          <w:bCs/>
-        </w:rPr>
-        <w:t xml:space="preserve">׳”׳₪׳¨׳“׳” ׳‘׳™׳ ׳׳¨׳’׳•׳ ׳™׳</w:t>
-      </w:r>
-      <w:r>
-        <w:t xml:space="preserve"> </w:t>
-      </w:r>
-      <w:r>
-        <w:t xml:space="preserve">ג€” ׳׳¡׳₪׳¨ ׳׳¨׳’׳•׳ ׳™׳ ׳¢׳©׳•׳™׳™׳ ׳׳”׳©׳×׳׳© ׳‘׳׳•׳×׳” ׳׳¢׳¨׳›׳× ׳׳‘׳׳™ ׳׳¨׳׳•׳× ׳–׳” ׳׳× ׳ ׳×׳•׳ ׳™ ׳–׳”.</w:t>
+        <w:t xml:space="preserve">בלבול וחוסר אחידות</w:t>
+      </w:r>
+      <w:r>
+        <w:t xml:space="preserve"> </w:t>
+      </w:r>
+      <w:r>
+        <w:t xml:space="preserve">במידע וקושי במעקב אחר שינויים והחלפות במהלך השבוע.</w:t>
+      </w:r>
+    </w:p>
+    <w:p>
+      <w:pPr>
+        <w:pStyle w:val="FirstParagraph"/>
+      </w:pPr>
+      <w:r>
+        <w:t xml:space="preserve">מצב זה גרם לטעויות חוזרות ולחוסר יעילות. הצורך במערכת מסודרת נובע מהרצון לייצר שקיפות, סדר ומעקב ברור — כך שכל המידע יהיה נגיש, עקבי ומובן לכלל המשתמשים.</w:t>
       </w:r>
     </w:p>
     <w:bookmarkEnd w:id="20"/>
-    <w:bookmarkStart w:id="21" w:name="Xde04bac9a8779044a615146bd89ea44a86ac0ef"/>
+    <w:bookmarkStart w:id="21" w:name="X70307462d0e2a816452dd1ff9e8cb0b8093e3df"/>
     <w:p>
       <w:pPr>
         <w:pStyle w:val="Heading3"/>
       </w:pPr>
       <w:r>
-        <w:t xml:space="preserve">8.1.3 ׳׳˜׳¨׳•׳× ׳”׳₪׳¨׳•׳™׳§׳˜</w:t>
+        <w:t xml:space="preserve">8.1.3 מטרות הפרויקט והחידוש</w:t>
+      </w:r>
+    </w:p>
+    <w:p>
+      <w:pPr>
+        <w:pStyle w:val="FirstParagraph"/>
+      </w:pPr>
+      <w:r>
+        <w:t xml:space="preserve">מטרת המערכת המרכזית היא לייצר תהליך שיבוץ אופטימלי, המתחשב בפרמטרים מגוונים כגון אילוצים, זמינות והיסטוריית שיבוצים, ובכך לאפשר זמינות גבוהה של כוח אדם. הפרויקט נועד לחדש ולשפר באמצעות</w:t>
+      </w:r>
+      <w:r>
+        <w:t xml:space="preserve"> </w:t>
+      </w:r>
+      <w:r>
+        <w:rPr>
+          <w:b/>
+          <w:bCs/>
+        </w:rPr>
+        <w:t xml:space="preserve">מעבר מניהול ידני ולא מסודר למערכת חכמה ואוטומטית</w:t>
+      </w:r>
+      <w:r>
+        <w:t xml:space="preserve">, אשר:</w:t>
       </w:r>
     </w:p>
     <w:p>
@@ -1345,23 +1509,7 @@
         </w:numPr>
       </w:pPr>
       <w:r>
-        <w:t xml:space="preserve">׳׳¡׳₪׳§ ׳׳׳©׳§ ׳׳ ׳™׳”׳•׳</w:t>
-      </w:r>
-      <w:r>
-        <w:t xml:space="preserve"> </w:t>
-      </w:r>
-      <w:r>
-        <w:rPr>
-          <w:b/>
-          <w:bCs/>
-        </w:rPr>
-        <w:t xml:space="preserve">׳׳•׳—׳•׳× ׳׳©׳׳¨׳•׳×</w:t>
-      </w:r>
-      <w:r>
-        <w:t xml:space="preserve"> </w:t>
-      </w:r>
-      <w:r>
-        <w:t xml:space="preserve">(Boards) ׳•׳”׳’׳“׳¨׳× ׳׳¡׳₪׳¨ ׳”׳¢׳•׳‘׳“׳™׳ ׳”׳ ׳“׳¨׳© ׳׳›׳ ׳׳©׳׳¨׳×.</w:t>
+        <w:t xml:space="preserve">מספקת תמונת מצב מלאה בזמן אמת;</w:t>
       </w:r>
     </w:p>
     <w:p>
@@ -1373,23 +1521,7 @@
         </w:numPr>
       </w:pPr>
       <w:r>
-        <w:t xml:space="preserve">׳׳׳₪׳©׳¨ ׳׳¢׳•׳‘׳“׳™׳ ׳׳”׳–׳™׳</w:t>
-      </w:r>
-      <w:r>
-        <w:t xml:space="preserve"> </w:t>
-      </w:r>
-      <w:r>
-        <w:rPr>
-          <w:b/>
-          <w:bCs/>
-        </w:rPr>
-        <w:t xml:space="preserve">׳׳™׳׳•׳¦׳™ ׳–׳׳™׳ ׳•׳×</w:t>
-      </w:r>
-      <w:r>
-        <w:t xml:space="preserve"> </w:t>
-      </w:r>
-      <w:r>
-        <w:t xml:space="preserve">ג€” ׳—׳“-׳₪׳¢׳׳™׳™׳, ׳׳—׳–׳•׳¨׳™׳™׳ (׳™׳•׳ ׳§׳‘׳•׳¢ ׳‘׳©׳‘׳•׳¢) ׳׳• ׳׳˜׳•׳•׳— ׳×׳׳¨׳™׳›׳™׳.</w:t>
+        <w:t xml:space="preserve">מפחיתה טעויות אנוש;</w:t>
       </w:r>
     </w:p>
     <w:p>
@@ -1401,23 +1533,7 @@
         </w:numPr>
       </w:pPr>
       <w:r>
-        <w:t xml:space="preserve">׳׳₪׳×׳—</w:t>
-      </w:r>
-      <w:r>
-        <w:t xml:space="preserve"> </w:t>
-      </w:r>
-      <w:r>
-        <w:rPr>
-          <w:b/>
-          <w:bCs/>
-        </w:rPr>
-        <w:t xml:space="preserve">׳׳ ׳•׳¢ ׳©׳™׳‘׳•׳¥ ׳׳•׳˜׳•׳׳˜׳™</w:t>
-      </w:r>
-      <w:r>
-        <w:t xml:space="preserve"> </w:t>
-      </w:r>
-      <w:r>
-        <w:t xml:space="preserve">׳”׳׳¦׳™׳¢ ׳©׳™׳‘׳•׳¥ ׳׳™׳˜׳‘׳™, ׳¢׳ ׳׳₪׳©׳¨׳•׳× ׳׳׳ ׳”׳ ׳׳׳©׳¨, ׳׳¢׳¨׳•׳ ׳׳• ׳׳“׳—׳•׳× ׳›׳ ׳”׳¦׳¢׳”.</w:t>
+        <w:t xml:space="preserve">משפרת את השקיפות ומייעלת את קבלת ההחלטות;</w:t>
       </w:r>
     </w:p>
     <w:p>
@@ -1429,45 +1545,17 @@
         </w:numPr>
       </w:pPr>
       <w:r>
-        <w:t xml:space="preserve">׳׳׳›׳•׳£</w:t>
-      </w:r>
-      <w:r>
-        <w:t xml:space="preserve"> </w:t>
-      </w:r>
-      <w:r>
-        <w:rPr>
-          <w:b/>
-          <w:bCs/>
-        </w:rPr>
-        <w:t xml:space="preserve">׳׳•׳“׳ ׳”׳¨׳©׳׳•׳×</w:t>
-      </w:r>
-      <w:r>
-        <w:t xml:space="preserve"> </w:t>
-      </w:r>
-      <w:r>
-        <w:t xml:space="preserve">׳׳‘׳•׳¡׳¡ ׳×׳₪׳§׳™׳“׳™׳ ׳•׳׳‘׳˜׳—׳× ׳׳™׳“׳¢ ׳‘׳¨׳׳× ׳‘׳¡׳™׳¡ ׳”׳ ׳×׳•׳ ׳™׳.</w:t>
-      </w:r>
-    </w:p>
-    <w:p>
-      <w:pPr>
-        <w:pStyle w:val="Compact"/>
-        <w:numPr>
-          <w:ilvl w:val="0"/>
-          <w:numId w:val="1007"/>
-        </w:numPr>
-      </w:pPr>
-      <w:r>
-        <w:t xml:space="preserve">׳׳¡׳₪׳§ ׳׳׳©׳§ ׳׳©׳×׳׳© ׳ ׳’׳™׳© ׳‘׳¢׳‘׳¨׳™׳× (RTL) ׳¢׳ ׳×׳׳™׳›׳” ׳‘׳׳¦׳‘ ׳›׳”׳”.</w:t>
+        <w:t xml:space="preserve">מאפשרת תגובה מהירה לשינויים.</w:t>
       </w:r>
     </w:p>
     <w:bookmarkEnd w:id="21"/>
-    <w:bookmarkStart w:id="22" w:name="Xa5ee8276db97560d2bab259df28e07901d510fb"/>
+    <w:bookmarkStart w:id="22" w:name="X84b0ba3c2e5ef240e3613748ad61400017d4bc4"/>
     <w:p>
       <w:pPr>
         <w:pStyle w:val="Heading3"/>
       </w:pPr>
       <w:r>
-        <w:t xml:space="preserve">8.1.4 ׳¡׳§׳™׳¨׳× ׳₪׳×׳¨׳•׳ ׳•׳× ׳§׳™׳™׳׳™׳</w:t>
+        <w:t xml:space="preserve">8.1.4 דרישות המערכת (פונקציונליות ולא-פונקציונליות)</w:t>
       </w:r>
     </w:p>
     <w:p>
@@ -1475,20 +1563,404 @@
         <w:pStyle w:val="FirstParagraph"/>
       </w:pPr>
       <w:r>
-        <w:t xml:space="preserve">׳§׳™׳™׳׳™׳ ׳‘׳©׳•׳§ ׳›׳׳™׳ ׳׳¡׳—׳¨׳™׳™׳ ׳׳ ׳™׳”׳•׳ ׳׳©׳׳¨׳•׳× (׳›׳’׳•׳ When I Work, Deputy, Sling). ׳›׳׳™׳ ׳׳׳• ׳¢׳©׳™׳¨׳™׳ ׳‘׳×׳›׳•׳ ׳•׳× ׳׳ ׳׳׳•׳₪׳™׳™׳ ׳™׳ ׳‘׳׳•׳¨׳›׳‘׳•׳×, ׳‘׳¢׳׳•׳× ׳׳ ׳•׳™, ׳•׳‘׳›׳ ׳©׳׳™׳ ׳ ׳׳•׳×׳׳׳™׳ ׳׳¢׳‘׳¨׳™׳× (RTL) ׳•׳׳×׳¨׳—׳™׳© ׳”׳™׳©׳¨׳׳׳™ ׳©׳ ׳›׳•׳ ׳ ׳•׳™׳•׳×. ׳‘׳ ׳•׳¡׳£, ׳׳•׳’׳™׳§׳× ׳”׳©׳™׳‘׳•׳¥ ׳©׳׳”׳ ׳”׳™׳ "׳§׳•׳₪׳¡׳” ׳©׳—׳•׳¨׳”" ׳©׳׳™׳ ׳” ׳׳׳₪׳©׳¨׳× ׳©׳׳™׳˜׳” ׳׳׳׳”. SmartShift ׳©׳ ׳“׳’׳© ׳¢׳</w:t>
-      </w:r>
-      <w:r>
-        <w:t xml:space="preserve"> </w:t>
-      </w:r>
-      <w:r>
-        <w:rPr>
-          <w:b/>
-          <w:bCs/>
-        </w:rPr>
-        <w:t xml:space="preserve">׳₪׳©׳˜׳•׳×, ׳©׳§׳™׳₪׳•׳× ׳׳׳’׳•׳¨׳™׳×׳ ׳”׳©׳™׳‘׳•׳¥, ׳•׳”׳×׳׳׳” ׳׳¢׳‘׳¨׳™׳×</w:t>
-      </w:r>
-      <w:r>
-        <w:t xml:space="preserve">, ׳•׳׳¡׳₪׳§ ׳©׳׳™׳˜׳” ׳׳׳׳” ׳©׳ ׳”׳׳ ׳”׳ ׳¢׳ ׳”׳×׳•׳¦׳׳” (׳”׳¦׳¢׳” ג†’ ׳׳™׳©׳•׳¨ ׳™׳“׳ ׳™).</w:t>
+        <w:rPr>
+          <w:b/>
+          <w:bCs/>
+        </w:rPr>
+        <w:t xml:space="preserve">דרישות לא-פונקציונליות:</w:t>
+      </w:r>
+      <w:r>
+        <w:t xml:space="preserve"> </w:t>
+      </w:r>
+      <w:r>
+        <w:t xml:space="preserve">עבודה רציפה 24/7, גישה למספר תפקידים במקביל, זמינות ויציבות לאורך זמן, ביצוע שיבוצים ועדכונים בזמן קצר גם תחת עומסים, והגנה על מידע קריטי.</w:t>
+      </w:r>
+    </w:p>
+    <w:p>
+      <w:pPr>
+        <w:pStyle w:val="BodyText"/>
+      </w:pPr>
+      <w:r>
+        <w:rPr>
+          <w:b/>
+          <w:bCs/>
+        </w:rPr>
+        <w:t xml:space="preserve">דרישות פונקציונליות (מתוך ההצעה, ומימושן בפועל):</w:t>
+      </w:r>
+    </w:p>
+    <w:tbl>
+      <w:tblPr>
+        <w:tblStyle w:val="Table"/>
+        <w:tblW w:type="auto" w:w="0"/>
+        <w:tblLook w:firstRow="1" w:lastRow="0" w:firstColumn="0" w:lastColumn="0" w:noHBand="0" w:noVBand="0" w:val="0020"/>
+      </w:tblPr>
+      <w:tblGrid>
+        <w:gridCol w:w="2640"/>
+        <w:gridCol w:w="2640"/>
+        <w:gridCol w:w="2640"/>
+      </w:tblGrid>
+      <w:tr>
+        <w:trPr>
+          <w:tblHeader w:val="on"/>
+        </w:trPr>
+        <w:tc>
+          <w:tcPr/>
+          <w:p>
+            <w:pPr>
+              <w:pStyle w:val="Compact"/>
+            </w:pPr>
+            <w:r>
+              <w:t xml:space="preserve">#</w:t>
+            </w:r>
+          </w:p>
+        </w:tc>
+        <w:tc>
+          <w:tcPr/>
+          <w:p>
+            <w:pPr>
+              <w:pStyle w:val="Compact"/>
+            </w:pPr>
+            <w:r>
+              <w:t xml:space="preserve">דרישה</w:t>
+            </w:r>
+          </w:p>
+        </w:tc>
+        <w:tc>
+          <w:tcPr/>
+          <w:p>
+            <w:pPr>
+              <w:pStyle w:val="Compact"/>
+              <w:jc w:val="center"/>
+            </w:pPr>
+            <w:r>
+              <w:t xml:space="preserve">מומש</w:t>
+            </w:r>
+          </w:p>
+        </w:tc>
+      </w:tr>
+      <w:tr>
+        <w:tc>
+          <w:tcPr/>
+          <w:p>
+            <w:pPr>
+              <w:pStyle w:val="Compact"/>
+            </w:pPr>
+            <w:r>
+              <w:t xml:space="preserve">1</w:t>
+            </w:r>
+          </w:p>
+        </w:tc>
+        <w:tc>
+          <w:tcPr/>
+          <w:p>
+            <w:pPr>
+              <w:pStyle w:val="Compact"/>
+            </w:pPr>
+            <w:r>
+              <w:t xml:space="preserve">הרשמת משתמשים חדשים והזנת פרטים (מערכת, אימייל, סוג משתמש) לצורך התאמת הרשאות</w:t>
+            </w:r>
+          </w:p>
+        </w:tc>
+        <w:tc>
+          <w:tcPr/>
+          <w:p>
+            <w:pPr>
+              <w:pStyle w:val="Compact"/>
+              <w:jc w:val="center"/>
+            </w:pPr>
+            <w:r>
+              <w:t xml:space="preserve">✔</w:t>
+            </w:r>
+          </w:p>
+        </w:tc>
+      </w:tr>
+      <w:tr>
+        <w:tc>
+          <w:tcPr/>
+          <w:p>
+            <w:pPr>
+              <w:pStyle w:val="Compact"/>
+            </w:pPr>
+            <w:r>
+              <w:t xml:space="preserve">2</w:t>
+            </w:r>
+          </w:p>
+        </w:tc>
+        <w:tc>
+          <w:tcPr/>
+          <w:p>
+            <w:pPr>
+              <w:pStyle w:val="Compact"/>
+            </w:pPr>
+            <w:r>
+              <w:t xml:space="preserve">צפייה מלאה בלוח הכוננויות של כלל המשתמשים</w:t>
+            </w:r>
+          </w:p>
+        </w:tc>
+        <w:tc>
+          <w:tcPr/>
+          <w:p>
+            <w:pPr>
+              <w:pStyle w:val="Compact"/>
+              <w:jc w:val="center"/>
+            </w:pPr>
+            <w:r>
+              <w:t xml:space="preserve">✔</w:t>
+            </w:r>
+          </w:p>
+        </w:tc>
+      </w:tr>
+      <w:tr>
+        <w:tc>
+          <w:tcPr/>
+          <w:p>
+            <w:pPr>
+              <w:pStyle w:val="Compact"/>
+            </w:pPr>
+            <w:r>
+              <w:t xml:space="preserve">3</w:t>
+            </w:r>
+          </w:p>
+        </w:tc>
+        <w:tc>
+          <w:tcPr/>
+          <w:p>
+            <w:pPr>
+              <w:pStyle w:val="Compact"/>
+            </w:pPr>
+            <w:r>
+              <w:t xml:space="preserve">שיבוץ, עדכון וביטול כוננויות למשתמשי admin תוך שמירה על עקביות</w:t>
+            </w:r>
+          </w:p>
+        </w:tc>
+        <w:tc>
+          <w:tcPr/>
+          <w:p>
+            <w:pPr>
+              <w:pStyle w:val="Compact"/>
+              <w:jc w:val="center"/>
+            </w:pPr>
+            <w:r>
+              <w:t xml:space="preserve">✔</w:t>
+            </w:r>
+          </w:p>
+        </w:tc>
+      </w:tr>
+      <w:tr>
+        <w:tc>
+          <w:tcPr/>
+          <w:p>
+            <w:pPr>
+              <w:pStyle w:val="Compact"/>
+            </w:pPr>
+            <w:r>
+              <w:t xml:space="preserve">4</w:t>
+            </w:r>
+          </w:p>
+        </w:tc>
+        <w:tc>
+          <w:tcPr/>
+          <w:p>
+            <w:pPr>
+              <w:pStyle w:val="Compact"/>
+            </w:pPr>
+            <w:r>
+              <w:t xml:space="preserve">הזנת אילוצי זמינות ומעקב אחריהם בעת השיבוץ</w:t>
+            </w:r>
+          </w:p>
+        </w:tc>
+        <w:tc>
+          <w:tcPr/>
+          <w:p>
+            <w:pPr>
+              <w:pStyle w:val="Compact"/>
+              <w:jc w:val="center"/>
+            </w:pPr>
+            <w:r>
+              <w:t xml:space="preserve">✔</w:t>
+            </w:r>
+          </w:p>
+        </w:tc>
+      </w:tr>
+      <w:tr>
+        <w:tc>
+          <w:tcPr/>
+          <w:p>
+            <w:pPr>
+              <w:pStyle w:val="Compact"/>
+            </w:pPr>
+            <w:r>
+              <w:t xml:space="preserve">5</w:t>
+            </w:r>
+          </w:p>
+        </w:tc>
+        <w:tc>
+          <w:tcPr/>
+          <w:p>
+            <w:pPr>
+              <w:pStyle w:val="Compact"/>
+            </w:pPr>
+            <w:r>
+              <w:t xml:space="preserve">שמירת היסטוריית שיבוצים ומניעת עומסים לא מאוזנים</w:t>
+            </w:r>
+          </w:p>
+        </w:tc>
+        <w:tc>
+          <w:tcPr/>
+          <w:p>
+            <w:pPr>
+              <w:pStyle w:val="Compact"/>
+              <w:jc w:val="center"/>
+            </w:pPr>
+            <w:r>
+              <w:t xml:space="preserve">✔</w:t>
+            </w:r>
+          </w:p>
+        </w:tc>
+      </w:tr>
+      <w:tr>
+        <w:tc>
+          <w:tcPr/>
+          <w:p>
+            <w:pPr>
+              <w:pStyle w:val="Compact"/>
+            </w:pPr>
+            <w:r>
+              <w:t xml:space="preserve">6</w:t>
+            </w:r>
+          </w:p>
+        </w:tc>
+        <w:tc>
+          <w:tcPr/>
+          <w:p>
+            <w:pPr>
+              <w:pStyle w:val="Compact"/>
+            </w:pPr>
+            <w:r>
+              <w:t xml:space="preserve">דשבורד ותצוגות ויזואליות (עומסים, זמינות, היסטוריה) לסיוע בהחלטות</w:t>
+            </w:r>
+          </w:p>
+        </w:tc>
+        <w:tc>
+          <w:tcPr/>
+          <w:p>
+            <w:pPr>
+              <w:pStyle w:val="Compact"/>
+              <w:jc w:val="center"/>
+            </w:pPr>
+            <w:r>
+              <w:t xml:space="preserve">✔ (בסיסי)</w:t>
+            </w:r>
+          </w:p>
+        </w:tc>
+      </w:tr>
+      <w:tr>
+        <w:tc>
+          <w:tcPr/>
+          <w:p>
+            <w:pPr>
+              <w:pStyle w:val="Compact"/>
+            </w:pPr>
+            <w:r>
+              <w:t xml:space="preserve">7</w:t>
+            </w:r>
+          </w:p>
+        </w:tc>
+        <w:tc>
+          <w:tcPr/>
+          <w:p>
+            <w:pPr>
+              <w:pStyle w:val="Compact"/>
+            </w:pPr>
+            <w:r>
+              <w:t xml:space="preserve">התראות למשתמשים על שיבוץ חדש או שינוי בכוננות</w:t>
+            </w:r>
+          </w:p>
+        </w:tc>
+        <w:tc>
+          <w:tcPr/>
+          <w:p>
+            <w:pPr>
+              <w:pStyle w:val="Compact"/>
+              <w:jc w:val="center"/>
+            </w:pPr>
+            <w:r>
+              <w:t xml:space="preserve">✖ (הרחבה עתידית)</w:t>
+            </w:r>
+          </w:p>
+        </w:tc>
+      </w:tr>
+    </w:tbl>
+    <w:bookmarkEnd w:id="22"/>
+    <w:bookmarkStart w:id="26" w:name="Xb0032168f0e9383eec5dffe4598f14f039153c6"/>
+    <w:p>
+      <w:pPr>
+        <w:pStyle w:val="Heading3"/>
+      </w:pPr>
+      <w:r>
+        <w:t xml:space="preserve">8.1.5 תרחישי שימוש (Use Case)</w:t>
+      </w:r>
+    </w:p>
+    <w:p>
+      <w:pPr>
+        <w:pStyle w:val="FirstParagraph"/>
+      </w:pPr>
+      <w:r>
+        <w:rPr>
+          <w:b/>
+          <w:bCs/>
+        </w:rPr>
+        <w:t xml:space="preserve">תרשים 1 — תרחישי שימוש לפי תפקיד:</w:t>
+      </w:r>
+    </w:p>
+    <w:p>
+      <w:pPr>
+        <w:pStyle w:val="BodyText"/>
+      </w:pPr>
+      <w:r>
+        <w:drawing>
+          <wp:inline>
+            <wp:extent cx="5334000" cy="3898446"/>
+            <wp:effectExtent b="0" l="0" r="0" t="0"/>
+            <wp:docPr descr="" title="" id="24" name="Picture"/>
+            <a:graphic>
+              <a:graphicData uri="http://schemas.openxmlformats.org/drawingml/2006/picture">
+                <pic:pic>
+                  <pic:nvPicPr>
+                    <pic:cNvPr descr="build/diagram6.png" id="25" name="Picture"/>
+                    <pic:cNvPicPr>
+                      <a:picLocks noChangeArrowheads="1" noChangeAspect="1"/>
+                    </pic:cNvPicPr>
+                  </pic:nvPicPr>
+                  <pic:blipFill>
+                    <a:blip r:embed="rId23"/>
+                    <a:stretch>
+                      <a:fillRect/>
+                    </a:stretch>
+                  </pic:blipFill>
+                  <pic:spPr bwMode="auto">
+                    <a:xfrm>
+                      <a:off x="0" y="0"/>
+                      <a:ext cx="5334000" cy="3898446"/>
+                    </a:xfrm>
+                    <a:prstGeom prst="rect">
+                      <a:avLst/>
+                    </a:prstGeom>
+                    <a:noFill/>
+                    <a:ln w="9525">
+                      <a:noFill/>
+                      <a:headEnd/>
+                      <a:tailEnd/>
+                    </a:ln>
+                  </pic:spPr>
+                </pic:pic>
+              </a:graphicData>
+            </a:graphic>
+          </wp:inline>
+        </w:drawing>
+      </w:r>
+      <w:r>
+        <w:t xml:space="preserve">{ width=70% }</w:t>
       </w:r>
     </w:p>
     <w:p>
@@ -1498,24 +1970,24 @@
         </w:pict>
       </w:r>
     </w:p>
-    <w:bookmarkEnd w:id="22"/>
-    <w:bookmarkEnd w:id="23"/>
-    <w:bookmarkStart w:id="41" w:name="Xbf77f3aaefe15843807432e4e9bd1097bfe3eed"/>
+    <w:bookmarkEnd w:id="26"/>
+    <w:bookmarkEnd w:id="27"/>
+    <w:bookmarkStart w:id="45" w:name="X1477393d5f88841f8bae38478eaaa2281f60907"/>
     <w:p>
       <w:pPr>
         <w:pStyle w:val="Heading2"/>
       </w:pPr>
       <w:r>
-        <w:t xml:space="preserve">8.2 ׳¢׳§׳¨׳•׳ ׳•׳× ׳”׳×׳›׳ ׳•׳, ׳”׳‘׳ ׳™׳™׳” ׳•׳”׳ ׳™׳×׳•׳—</w:t>
-      </w:r>
-    </w:p>
-    <w:bookmarkStart w:id="24" w:name="X57a7d9eab6d56eae7568cc865b3c8c9671e25f0"/>
+        <w:t xml:space="preserve">8.2 עקרונות התכנון, הבנייה והניתוח</w:t>
+      </w:r>
+    </w:p>
+    <w:bookmarkStart w:id="28" w:name="Xd93fe6a87930de549e0829aac7fbd9787124ed3"/>
     <w:p>
       <w:pPr>
         <w:pStyle w:val="Heading3"/>
       </w:pPr>
       <w:r>
-        <w:t xml:space="preserve">8.2.1 ׳‘׳—׳™׳¨׳× ׳”׳˜׳›׳ ׳•׳׳•׳’׳™׳•׳×</w:t>
+        <w:t xml:space="preserve">8.2.1 בחירת הטכנולוגיות</w:t>
       </w:r>
     </w:p>
     <w:p>
@@ -1523,11 +1995,19 @@
         <w:pStyle w:val="FirstParagraph"/>
       </w:pPr>
       <w:r>
-        <w:rPr>
-          <w:b/>
-          <w:bCs/>
-        </w:rPr>
-        <w:t xml:space="preserve">׳˜׳‘׳׳” 1 ג€” ׳¢׳¨׳™׳׳× ׳”׳˜׳›׳ ׳•׳׳•׳’׳™׳•׳×:</w:t>
+        <w:t xml:space="preserve">בהתאם להצעת הפרויקט, נבחרה ארכיטקטורת Client–Server שבה הלקוח פועל בדפדפן ומתקשר עם שרת מרכזי דרך API, והמערכת נפרסת בענן לזמינות גבוהה.</w:t>
+      </w:r>
+    </w:p>
+    <w:p>
+      <w:pPr>
+        <w:pStyle w:val="BodyText"/>
+      </w:pPr>
+      <w:r>
+        <w:rPr>
+          <w:b/>
+          <w:bCs/>
+        </w:rPr>
+        <w:t xml:space="preserve">טבלה 1 — ערימת הטכנולוגיות:</w:t>
       </w:r>
     </w:p>
     <w:tbl>
@@ -1553,40 +2033,40 @@
               <w:pStyle w:val="Compact"/>
             </w:pPr>
             <w:r>
-              <w:t xml:space="preserve">׳¨׳›׳™׳‘</w:t>
-            </w:r>
-          </w:p>
-        </w:tc>
-        <w:tc>
-          <w:tcPr/>
-          <w:p>
-            <w:pPr>
-              <w:pStyle w:val="Compact"/>
-            </w:pPr>
-            <w:r>
-              <w:t xml:space="preserve">׳˜׳›׳ ׳•׳׳•׳’׳™׳”</w:t>
-            </w:r>
-          </w:p>
-        </w:tc>
-        <w:tc>
-          <w:tcPr/>
-          <w:p>
-            <w:pPr>
-              <w:pStyle w:val="Compact"/>
-            </w:pPr>
-            <w:r>
-              <w:t xml:space="preserve">׳’׳¨׳¡׳”</w:t>
-            </w:r>
-          </w:p>
-        </w:tc>
-        <w:tc>
-          <w:tcPr/>
-          <w:p>
-            <w:pPr>
-              <w:pStyle w:val="Compact"/>
-            </w:pPr>
-            <w:r>
-              <w:t xml:space="preserve">׳×׳₪׳§׳™׳“</w:t>
+              <w:t xml:space="preserve">רכיב</w:t>
+            </w:r>
+          </w:p>
+        </w:tc>
+        <w:tc>
+          <w:tcPr/>
+          <w:p>
+            <w:pPr>
+              <w:pStyle w:val="Compact"/>
+            </w:pPr>
+            <w:r>
+              <w:t xml:space="preserve">טכנולוגיה</w:t>
+            </w:r>
+          </w:p>
+        </w:tc>
+        <w:tc>
+          <w:tcPr/>
+          <w:p>
+            <w:pPr>
+              <w:pStyle w:val="Compact"/>
+            </w:pPr>
+            <w:r>
+              <w:t xml:space="preserve">גרסה</w:t>
+            </w:r>
+          </w:p>
+        </w:tc>
+        <w:tc>
+          <w:tcPr/>
+          <w:p>
+            <w:pPr>
+              <w:pStyle w:val="Compact"/>
+            </w:pPr>
+            <w:r>
+              <w:t xml:space="preserve">תפקיד</w:t>
             </w:r>
           </w:p>
         </w:tc>
@@ -1632,7 +2112,7 @@
               <w:pStyle w:val="Compact"/>
             </w:pPr>
             <w:r>
-              <w:t xml:space="preserve">׳¨׳™׳ ׳“׳•׳¨ ׳¦׳“-׳©׳¨׳×, ׳ ׳™׳×׳•׳‘, ׳©׳›׳‘׳× API</w:t>
+              <w:t xml:space="preserve">רינדור צד-שרת, ניתוב, שכבת API (Backend)</w:t>
             </w:r>
           </w:p>
         </w:tc>
@@ -1645,7 +2125,7 @@
               <w:pStyle w:val="Compact"/>
             </w:pPr>
             <w:r>
-              <w:t xml:space="preserve">׳¡׳₪׳¨׳™׳™׳× UI</w:t>
+              <w:t xml:space="preserve">ספריית UI</w:t>
             </w:r>
           </w:p>
         </w:tc>
@@ -1678,7 +2158,7 @@
               <w:pStyle w:val="Compact"/>
             </w:pPr>
             <w:r>
-              <w:t xml:space="preserve">׳‘׳ ׳™׳™׳× ׳׳׳©׳§ ׳׳‘׳•׳¡׳¡ ׳¨׳›׳™׳‘׳™׳</w:t>
+              <w:t xml:space="preserve">בניית ממשק דינמי מבוסס רכיבים (Frontend)</w:t>
             </w:r>
           </w:p>
         </w:tc>
@@ -1691,7 +2171,7 @@
               <w:pStyle w:val="Compact"/>
             </w:pPr>
             <w:r>
-              <w:t xml:space="preserve">׳©׳₪׳”</w:t>
+              <w:t xml:space="preserve">שפה</w:t>
             </w:r>
           </w:p>
         </w:tc>
@@ -1724,7 +2204,7 @@
               <w:pStyle w:val="Compact"/>
             </w:pPr>
             <w:r>
-              <w:t xml:space="preserve">׳˜׳™׳₪׳•׳¡׳™׳•׳× ׳¡׳˜׳˜׳™׳× ׳•׳‘׳˜׳™׳—׳•׳× ׳§׳•׳“</w:t>
+              <w:t xml:space="preserve">שפת הפיתוח הראשית, טיפוסיות סטטית</w:t>
             </w:r>
           </w:p>
         </w:tc>
@@ -1737,7 +2217,7 @@
               <w:pStyle w:val="Compact"/>
             </w:pPr>
             <w:r>
-              <w:t xml:space="preserve">׳‘׳¡׳™׳¡ ׳ ׳×׳•׳ ׳™׳ ׳•׳׳™׳׳•׳×</w:t>
+              <w:t xml:space="preserve">בסיס נתונים ואימות</w:t>
             </w:r>
           </w:p>
         </w:tc>
@@ -1770,7 +2250,7 @@
               <w:pStyle w:val="Compact"/>
             </w:pPr>
             <w:r>
-              <w:t xml:space="preserve">׳׳—׳¡׳•׳, ׳׳™׳׳•׳× ׳׳©׳×׳׳©׳™׳, ׳”׳¨׳©׳׳•׳×</w:t>
+              <w:t xml:space="preserve">ניהול נתונים רלציוניים, אימות משתמשים, הרשאות</w:t>
             </w:r>
           </w:p>
         </w:tc>
@@ -1783,7 +2263,7 @@
               <w:pStyle w:val="Compact"/>
             </w:pPr>
             <w:r>
-              <w:t xml:space="preserve">׳•׳׳™׳“׳¦׳™׳”</w:t>
+              <w:t xml:space="preserve">ולידציה</w:t>
             </w:r>
           </w:p>
         </w:tc>
@@ -1816,7 +2296,7 @@
               <w:pStyle w:val="Compact"/>
             </w:pPr>
             <w:r>
-              <w:t xml:space="preserve">׳׳™׳׳•׳× ׳׳‘׳ ׳” ׳§׳׳˜ ׳‘׳–׳׳ ׳¨׳™׳¦׳”</w:t>
+              <w:t xml:space="preserve">אימות מבנה קלט בזמן ריצה</w:t>
             </w:r>
           </w:p>
         </w:tc>
@@ -1829,7 +2309,7 @@
               <w:pStyle w:val="Compact"/>
             </w:pPr>
             <w:r>
-              <w:t xml:space="preserve">׳”׳’׳‘׳׳× ׳§׳¦׳‘</w:t>
+              <w:t xml:space="preserve">הגבלת קצב</w:t>
             </w:r>
           </w:p>
         </w:tc>
@@ -1862,7 +2342,7 @@
               <w:pStyle w:val="Compact"/>
             </w:pPr>
             <w:r>
-              <w:t xml:space="preserve">׳”׳’׳ ׳” ׳׳₪׳ ׳™ ׳©׳™׳׳•׳© ׳׳¨׳¢׳” (Rate limiting)</w:t>
+              <w:t xml:space="preserve">הגנה מפני שימוש לרעה</w:t>
             </w:r>
           </w:p>
         </w:tc>
@@ -1875,7 +2355,7 @@
               <w:pStyle w:val="Compact"/>
             </w:pPr>
             <w:r>
-              <w:t xml:space="preserve">׳¢׳™׳¦׳•׳‘</w:t>
+              <w:t xml:space="preserve">עיצוב</w:t>
             </w:r>
           </w:p>
         </w:tc>
@@ -1908,7 +2388,7 @@
               <w:pStyle w:val="Compact"/>
             </w:pPr>
             <w:r>
-              <w:t xml:space="preserve">׳¢׳™׳¦׳•׳‘ utility-first, ׳׳¦׳‘ ׳›׳”׳”, RTL</w:t>
+              <w:t xml:space="preserve">עיצוב, מצב כהה, תמיכת RTL</w:t>
             </w:r>
           </w:p>
         </w:tc>
@@ -1921,7 +2401,7 @@
               <w:pStyle w:val="Compact"/>
             </w:pPr>
             <w:r>
-              <w:t xml:space="preserve">׳¨׳›׳™׳‘׳™ UI</w:t>
+              <w:t xml:space="preserve">רכיבי UI</w:t>
             </w:r>
           </w:p>
         </w:tc>
@@ -1954,7 +2434,7 @@
               <w:pStyle w:val="Compact"/>
             </w:pPr>
             <w:r>
-              <w:t xml:space="preserve">׳¨׳›׳™׳‘׳™׳ ׳ ׳’׳™׳©׳™׳ ׳•׳׳™׳™׳§׳•׳ ׳™׳</w:t>
+              <w:t xml:space="preserve">רכיבים נגישים ואייקונים</w:t>
             </w:r>
           </w:p>
         </w:tc>
@@ -1967,7 +2447,7 @@
               <w:pStyle w:val="Compact"/>
             </w:pPr>
             <w:r>
-              <w:t xml:space="preserve">׳׳™׳›׳•׳× ׳§׳•׳“</w:t>
+              <w:t xml:space="preserve">איכות קוד</w:t>
             </w:r>
           </w:p>
         </w:tc>
@@ -2000,7 +2480,7 @@
               <w:pStyle w:val="Compact"/>
             </w:pPr>
             <w:r>
-              <w:t xml:space="preserve">׳×׳§׳ ׳§׳•׳“ ׳•׳¢׳™׳¦׳•׳‘ ׳׳•׳˜׳•׳׳˜׳™</w:t>
+              <w:t xml:space="preserve">תקן קוד ועיצוב אוטומטי</w:t>
             </w:r>
           </w:p>
         </w:tc>
@@ -2015,99 +2495,39 @@
           <w:b/>
           <w:bCs/>
         </w:rPr>
-        <w:t xml:space="preserve">׳ ׳™׳׳•׳§׳™ ׳”׳‘׳—׳™׳¨׳”:</w:t>
-      </w:r>
-    </w:p>
-    <w:p>
-      <w:pPr>
-        <w:pStyle w:val="Compact"/>
-        <w:numPr>
-          <w:ilvl w:val="0"/>
-          <w:numId w:val="1008"/>
-        </w:numPr>
-      </w:pPr>
-      <w:r>
-        <w:rPr>
-          <w:b/>
-          <w:bCs/>
-        </w:rPr>
-        <w:t xml:space="preserve">Next.js + React</w:t>
-      </w:r>
-      <w:r>
-        <w:t xml:space="preserve"> </w:t>
-      </w:r>
-      <w:r>
-        <w:t xml:space="preserve">ג€” ׳׳׳₪׳©׳¨׳™׳ ׳׳›׳×׳•׳‘ ׳’׳ ׳׳× ׳”׳׳§׳•׳— ׳•׳’׳ ׳׳× ׳”-API ׳‘׳׳•׳×׳” ׳§׳•׳“-׳‘׳™׳™׳¡ (Full-Stack) ׳¢׳ TypeScript ׳׳©׳•׳×׳£, ׳•׳׳¡׳₪׳§׳™׳ ׳‘׳™׳¦׳•׳¢׳™׳ ׳˜׳•׳‘׳™׳ ׳‘׳–׳›׳•׳× ׳¨׳™׳ ׳“׳•׳¨ ׳¦׳“-׳©׳¨׳×.</w:t>
-      </w:r>
-    </w:p>
-    <w:p>
-      <w:pPr>
-        <w:pStyle w:val="Compact"/>
-        <w:numPr>
-          <w:ilvl w:val="0"/>
-          <w:numId w:val="1008"/>
-        </w:numPr>
-      </w:pPr>
-      <w:r>
-        <w:rPr>
-          <w:b/>
-          <w:bCs/>
-        </w:rPr>
-        <w:t xml:space="preserve">Supabase</w:t>
-      </w:r>
-      <w:r>
-        <w:t xml:space="preserve"> </w:t>
-      </w:r>
-      <w:r>
-        <w:t xml:space="preserve">ג€” ׳׳¡׳₪׳§ "׳׳’׳™׳¨׳” ׳׳—׳×" ׳©׳ ׳‘׳¡׳™׳¡ ׳ ׳×׳•׳ ׳™׳ ׳™׳—׳¡׳™ (PostgreSQL), ׳׳ ׳’׳ ׳•׳ ׳׳™׳׳•׳× ׳׳•׳‘׳ ׳”, ׳•׳”׳›׳™ ׳—׳©׳•׳‘ ג€”</w:t>
-      </w:r>
-      <w:r>
-        <w:t xml:space="preserve"> </w:t>
-      </w:r>
-      <w:r>
-        <w:rPr>
-          <w:b/>
-          <w:bCs/>
-        </w:rPr>
-        <w:t xml:space="preserve">Row-Level Security (RLS)</w:t>
-      </w:r>
-      <w:r>
-        <w:t xml:space="preserve"> </w:t>
-      </w:r>
-      <w:r>
-        <w:t xml:space="preserve">׳”׳׳׳₪׳©׳¨ ׳׳׳›׳•׳£ ׳”׳¨׳©׳׳•׳× ׳‘׳¨׳׳× ׳‘׳¡׳™׳¡ ׳”׳ ׳×׳•׳ ׳™׳ ׳¢׳¦׳׳•, ׳›׳©׳›׳‘׳× ׳”׳’׳ ׳” ׳ ׳•׳¡׳₪׳× ׳׳¢׳‘׳¨ ׳׳§׳•׳“.</w:t>
-      </w:r>
-    </w:p>
-    <w:p>
-      <w:pPr>
-        <w:pStyle w:val="Compact"/>
-        <w:numPr>
-          <w:ilvl w:val="0"/>
-          <w:numId w:val="1008"/>
-        </w:numPr>
-      </w:pPr>
-      <w:r>
-        <w:rPr>
-          <w:b/>
-          <w:bCs/>
-        </w:rPr>
-        <w:t xml:space="preserve">TypeScript + Zod</w:t>
-      </w:r>
-      <w:r>
-        <w:t xml:space="preserve"> </w:t>
-      </w:r>
-      <w:r>
-        <w:t xml:space="preserve">ג€” ׳©׳™׳׳•׳‘ ׳©׳ ׳‘׳˜׳™׳—׳•׳× ׳˜׳™׳₪׳•׳¡׳™׳ ׳‘׳–׳׳ ׳₪׳™׳×׳•׳— (TS) ׳•׳׳™׳׳•׳× ׳§׳׳˜ ׳‘׳–׳׳ ׳¨׳™׳¦׳” (Zod), ׳”׳¡׳•׳’׳¨ ׳׳× ׳”׳₪׳¢׳¨ ׳©׳‘׳• ׳ ׳×׳•׳ ׳™׳ ׳—׳™׳¦׳•׳ ׳™׳™׳ ׳׳™׳ ׳ ׳׳•׳‘׳˜׳—׳™׳.</w:t>
-      </w:r>
-    </w:p>
-    <w:bookmarkEnd w:id="24"/>
-    <w:bookmarkStart w:id="28" w:name="X5a2a0d9731947f19185098dde5d7bc582b93891"/>
+        <w:t xml:space="preserve">שפות פיתוח:</w:t>
+      </w:r>
+      <w:r>
+        <w:t xml:space="preserve"> </w:t>
+      </w:r>
+      <w:r>
+        <w:t xml:space="preserve">TypeScript (השפה הראשית), SQL (מיגרציות ושאילתות), HTML/CSS (עיצוב קומפוננטות).</w:t>
+      </w:r>
+      <w:r>
+        <w:t xml:space="preserve"> </w:t>
+      </w:r>
+      <w:r>
+        <w:rPr>
+          <w:b/>
+          <w:bCs/>
+        </w:rPr>
+        <w:t xml:space="preserve">נימוק הבחירה:</w:t>
+      </w:r>
+      <w:r>
+        <w:t xml:space="preserve"> </w:t>
+      </w:r>
+      <w:r>
+        <w:t xml:space="preserve">יציבות, תמיכה בעבודה מקבילית, יכולת סקיילינג, תחזוקה קלה ותמיכה רחבה בספריות — התאמה למערכת Web מודרנית.</w:t>
+      </w:r>
+    </w:p>
+    <w:bookmarkEnd w:id="28"/>
+    <w:bookmarkStart w:id="32" w:name="Xf1a6904ad19bac7c9bad30c517bf4b75fa04c55"/>
     <w:p>
       <w:pPr>
         <w:pStyle w:val="Heading3"/>
       </w:pPr>
       <w:r>
-        <w:t xml:space="preserve">8.2.2 ׳׳¨׳›׳™׳˜׳§׳˜׳•׳¨׳” ׳›׳׳׳™׳×</w:t>
+        <w:t xml:space="preserve">8.2.2 ארכיטקטורה כללית</w:t>
       </w:r>
     </w:p>
     <w:p>
@@ -2115,7 +2535,7 @@
         <w:pStyle w:val="FirstParagraph"/>
       </w:pPr>
       <w:r>
-        <w:t xml:space="preserve">׳”׳׳¢׳¨׳›׳× ׳‘׳ ׳•׳™׳” ׳‘׳׳¨׳›׳™׳˜׳§׳˜׳•׳¨׳× ׳©׳›׳‘׳•׳× ׳‘׳¨׳•׳¨׳”, ׳›׳׳©׳¨ ׳›׳ ׳©׳›׳‘׳” ׳׳“׳‘׳¨׳× ׳¨׳§ ׳¢׳ ׳”׳©׳›׳‘׳” ׳©׳׳×׳—׳×׳™׳”:</w:t>
+        <w:t xml:space="preserve">המערכת בנויה בארכיטקטורת שכבות ברורה, כאשר כל שכבה מדברת רק עם השכבה שמתחתיה:</w:t>
       </w:r>
     </w:p>
     <w:p>
@@ -2127,7 +2547,7 @@
           <w:b/>
           <w:bCs/>
         </w:rPr>
-        <w:t xml:space="preserve">׳×׳¨׳©׳™׳ 1 ג€” ׳׳¨׳›׳™׳˜׳§׳˜׳•׳¨׳× ׳”׳©׳›׳‘׳•׳×:</w:t>
+        <w:t xml:space="preserve">תרשים 2 — ארכיטקטורת השכבות:</w:t>
       </w:r>
     </w:p>
     <w:p>
@@ -2139,18 +2559,18 @@
           <wp:inline>
             <wp:extent cx="5334000" cy="10007904"/>
             <wp:effectExtent b="0" l="0" r="0" t="0"/>
-            <wp:docPr descr="" title="" id="26" name="Picture"/>
+            <wp:docPr descr="" title="" id="30" name="Picture"/>
             <a:graphic>
               <a:graphicData uri="http://schemas.openxmlformats.org/drawingml/2006/picture">
                 <pic:pic>
                   <pic:nvPicPr>
-                    <pic:cNvPr descr="build/diagram1.png" id="27" name="Picture"/>
+                    <pic:cNvPr descr="build/diagram1.png" id="31" name="Picture"/>
                     <pic:cNvPicPr>
                       <a:picLocks noChangeArrowheads="1" noChangeAspect="1"/>
                     </pic:cNvPicPr>
                   </pic:nvPicPr>
                   <pic:blipFill>
-                    <a:blip r:embed="rId25"/>
+                    <a:blip r:embed="rId29"/>
                     <a:stretch>
                       <a:fillRect/>
                     </a:stretch>
@@ -2189,13 +2609,13 @@
           <w:b/>
           <w:bCs/>
         </w:rPr>
-        <w:t xml:space="preserve">׳¢׳§׳¨׳•׳ ׳׳ ׳—׳”:</w:t>
-      </w:r>
-      <w:r>
-        <w:t xml:space="preserve"> </w:t>
-      </w:r>
-      <w:r>
-        <w:t xml:space="preserve">׳ ׳×׳™׳‘׳™ ׳”-API (</w:t>
+        <w:t xml:space="preserve">עקרון מנחה:</w:t>
+      </w:r>
+      <w:r>
+        <w:t xml:space="preserve"> </w:t>
+      </w:r>
+      <w:r>
+        <w:t xml:space="preserve">נתיבי ה-API (</w:t>
       </w:r>
       <w:r>
         <w:rPr>
@@ -2204,23 +2624,23 @@
         <w:t xml:space="preserve">app/api/</w:t>
       </w:r>
       <w:r>
-        <w:t xml:space="preserve">) ׳”׳</w:t>
-      </w:r>
-      <w:r>
-        <w:t xml:space="preserve"> </w:t>
-      </w:r>
-      <w:r>
-        <w:rPr>
-          <w:b/>
-          <w:bCs/>
-        </w:rPr>
-        <w:t xml:space="preserve">"׳“׳§׳™׳"</w:t>
-      </w:r>
-      <w:r>
-        <w:t xml:space="preserve"> </w:t>
-      </w:r>
-      <w:r>
-        <w:t xml:space="preserve">ג€” ׳”׳ ׳׳׳׳×׳™׳ ׳”׳¨׳©׳׳•׳×, ׳׳₪׳¨׳©׳™׳ ׳׳× ׳”׳‘׳§׳©׳”, ׳§׳•׳¨׳׳™׳ ׳׳₪׳•׳ ׳§׳¦׳™׳™׳× ׳©׳™׳¨׳•׳× ׳•׳׳—׳–׳™׳¨׳™׳ JSON. ׳›׳ ׳”׳׳•׳’׳™׳§׳” ׳”׳¢׳¡׳§׳™׳× ׳׳¨׳•׳›׳–׳× ׳‘׳©׳›׳‘׳× ׳”׳©׳™׳¨׳•׳×׳™׳ (</w:t>
+        <w:t xml:space="preserve">) הם</w:t>
+      </w:r>
+      <w:r>
+        <w:t xml:space="preserve"> </w:t>
+      </w:r>
+      <w:r>
+        <w:rPr>
+          <w:b/>
+          <w:bCs/>
+        </w:rPr>
+        <w:t xml:space="preserve">"דקים"</w:t>
+      </w:r>
+      <w:r>
+        <w:t xml:space="preserve"> </w:t>
+      </w:r>
+      <w:r>
+        <w:t xml:space="preserve">— הם מאמתים הרשאות, מפרשים את הבקשה, קוראים לפונקציית שירות ומחזירים JSON. כל הלוגיקה העסקית מרוכזת בשכבת השירותים (</w:t>
       </w:r>
       <w:r>
         <w:rPr>
@@ -2229,7 +2649,7 @@
         <w:t xml:space="preserve">features/*/server/</w:t>
       </w:r>
       <w:r>
-        <w:t xml:space="preserve">). ׳”׳₪׳¨׳“׳” ׳–׳• ׳׳©׳₪׳¨׳× ׳×׳—׳–׳•׳§׳×׳™׳•׳× ׳•׳׳׳₪׳©׳¨׳× ׳‘׳“׳™׳§׳•׳× ׳™׳—׳™׳“׳” ׳©׳ ׳”׳׳•׳’׳™׳§׳” ׳‘׳׳ ׳•׳×׳§ ׳-HTTP.</w:t>
+        <w:t xml:space="preserve">). הפרדה זו משפרת תחזוקתיות ומאפשרת בדיקות יחידה של הלוגיקה במנותק מ-HTTP.</w:t>
       </w:r>
     </w:p>
     <w:p>
@@ -2241,13 +2661,13 @@
           <w:b/>
           <w:bCs/>
         </w:rPr>
-        <w:t xml:space="preserve">׳׳‘׳ ׳” ׳׳‘׳•׳¡׳¡-׳×׳›׳•׳ ׳•׳× (Feature-Based):</w:t>
-      </w:r>
-      <w:r>
-        <w:t xml:space="preserve"> </w:t>
-      </w:r>
-      <w:r>
-        <w:t xml:space="preserve">׳”׳§׳•׳“ ׳׳׳•׳¨׳’׳ ׳׳₪׳™ ׳×׳—׳•׳׳™׳ ׳¢׳¡׳§׳™׳™׳ ׳•׳׳ ׳׳₪׳™ ׳¡׳•׳’ ׳§׳•׳‘׳¥:</w:t>
+        <w:t xml:space="preserve">חלוקה למודולים (מבוסס-תכונות):</w:t>
+      </w:r>
+      <w:r>
+        <w:t xml:space="preserve"> </w:t>
+      </w:r>
+      <w:r>
+        <w:t xml:space="preserve">הקוד מאורגן לפי תחומים עסקיים ולא לפי סוג קובץ:</w:t>
       </w:r>
     </w:p>
     <w:p>
@@ -2258,7 +2678,7 @@
         <w:rPr>
           <w:rStyle w:val="VerbatimChar"/>
         </w:rPr>
-        <w:t xml:space="preserve">features/{assignments, constraints, profile, workers}/</w:t>
+        <w:t xml:space="preserve">app/         # מסכים ו-API</w:t>
       </w:r>
       <w:r>
         <w:br/>
@@ -2267,7 +2687,7 @@
         <w:rPr>
           <w:rStyle w:val="VerbatimChar"/>
         </w:rPr>
-        <w:t xml:space="preserve">  components/   # ׳¨׳›׳™׳‘׳™ UI ׳™׳™׳¢׳•׳“׳™׳™׳</w:t>
+        <w:t xml:space="preserve">features/     # שיבוצים, אילוצים, עובדים ופרופילים</w:t>
       </w:r>
       <w:r>
         <w:br/>
@@ -2276,7 +2696,7 @@
         <w:rPr>
           <w:rStyle w:val="VerbatimChar"/>
         </w:rPr>
-        <w:t xml:space="preserve">  contexts/     # ׳ ׳™׳”׳•׳ ׳׳¦׳‘ ׳‘׳¦׳“ ׳”׳׳§׳•׳—</w:t>
+        <w:t xml:space="preserve">lib/          # הרשאות, DB וכלי עזר</w:t>
       </w:r>
       <w:r>
         <w:br/>
@@ -2285,43 +2705,109 @@
         <w:rPr>
           <w:rStyle w:val="VerbatimChar"/>
         </w:rPr>
-        <w:t xml:space="preserve">  hooks/        # ׳”׳•׳§׳™׳ ׳׳•׳×׳׳׳™׳</w:t>
-      </w:r>
-      <w:r>
-        <w:br/>
+        <w:t xml:space="preserve">supabase/migrations/  # קבצי SQL למסד הנתונים</w:t>
+      </w:r>
+    </w:p>
+    <w:bookmarkEnd w:id="32"/>
+    <w:bookmarkStart w:id="36" w:name="X5835887a78b9ed197f070ac5e19f4d3fe1f2e2f"/>
+    <w:p>
+      <w:pPr>
+        <w:pStyle w:val="Heading3"/>
+      </w:pPr>
+      <w:r>
+        <w:t xml:space="preserve">8.2.3 מודל הנתונים (בסיס הנתונים)</w:t>
+      </w:r>
+    </w:p>
+    <w:p>
+      <w:pPr>
+        <w:pStyle w:val="FirstParagraph"/>
+      </w:pPr>
+      <w:r>
+        <w:t xml:space="preserve">האחסון הראשי מתבצע ב-PostgreSQL של Supabase. אין שימוש ב-ORM — הגישה לנתונים מתבצעת ישירות דרך Supabase JS SDK בשאילתות פרמטריות. בסיס הנתונים כולל שבע טבלאות מרכזיות:</w:t>
+      </w:r>
+      <w:r>
+        <w:t xml:space="preserve"> </w:t>
       </w:r>
       <w:r>
         <w:rPr>
           <w:rStyle w:val="VerbatimChar"/>
         </w:rPr>
-        <w:t xml:space="preserve">  server/       # ׳₪׳•׳ ׳§׳¦׳™׳•׳× ׳©׳™׳¨׳•׳× (׳׳•׳’׳™׳§׳” ׳¢׳¡׳§׳™׳×)</w:t>
-      </w:r>
-      <w:r>
-        <w:br/>
+        <w:t xml:space="preserve">systems</w:t>
+      </w:r>
+      <w:r>
+        <w:t xml:space="preserve">,</w:t>
+      </w:r>
+      <w:r>
+        <w:t xml:space="preserve"> </w:t>
       </w:r>
       <w:r>
         <w:rPr>
           <w:rStyle w:val="VerbatimChar"/>
         </w:rPr>
-        <w:t xml:space="preserve">  types.ts</w:t>
-      </w:r>
-    </w:p>
-    <w:bookmarkEnd w:id="28"/>
-    <w:bookmarkStart w:id="32" w:name="Xd6405ef51d17be0eb093d6c288e686f1568f20a"/>
-    <w:p>
-      <w:pPr>
-        <w:pStyle w:val="Heading3"/>
-      </w:pPr>
-      <w:r>
-        <w:t xml:space="preserve">8.2.3 ׳׳•׳“׳ ׳”׳ ׳×׳•׳ ׳™׳ (׳‘׳¡׳™׳¡ ׳”׳ ׳×׳•׳ ׳™׳)</w:t>
-      </w:r>
-    </w:p>
-    <w:p>
-      <w:pPr>
-        <w:pStyle w:val="FirstParagraph"/>
-      </w:pPr>
-      <w:r>
-        <w:t xml:space="preserve">׳‘׳¡׳™׳¡ ׳”׳ ׳×׳•׳ ׳™׳ ׳›׳•׳׳ ׳©׳‘׳¢ ׳˜׳‘׳׳׳•׳× ׳׳¨׳›׳–׳™׳•׳×. ׳׳™׳ ׳©׳™׳׳•׳© ׳‘-ORM ג€” ׳”׳’׳™׳©׳” ׳׳ ׳×׳•׳ ׳™׳ ׳׳×׳‘׳¦׳¢׳× ׳™׳©׳™׳¨׳•׳× ׳“׳¨׳ Supabase JS SDK.</w:t>
+        <w:t xml:space="preserve">profiles</w:t>
+      </w:r>
+      <w:r>
+        <w:t xml:space="preserve">,</w:t>
+      </w:r>
+      <w:r>
+        <w:t xml:space="preserve"> </w:t>
+      </w:r>
+      <w:r>
+        <w:rPr>
+          <w:rStyle w:val="VerbatimChar"/>
+        </w:rPr>
+        <w:t xml:space="preserve">workers</w:t>
+      </w:r>
+      <w:r>
+        <w:t xml:space="preserve">,</w:t>
+      </w:r>
+      <w:r>
+        <w:t xml:space="preserve"> </w:t>
+      </w:r>
+      <w:r>
+        <w:rPr>
+          <w:rStyle w:val="VerbatimChar"/>
+        </w:rPr>
+        <w:t xml:space="preserve">shifts</w:t>
+      </w:r>
+      <w:r>
+        <w:t xml:space="preserve">,</w:t>
+      </w:r>
+      <w:r>
+        <w:t xml:space="preserve"> </w:t>
+      </w:r>
+      <w:r>
+        <w:rPr>
+          <w:rStyle w:val="VerbatimChar"/>
+        </w:rPr>
+        <w:t xml:space="preserve">shift_boards</w:t>
+      </w:r>
+      <w:r>
+        <w:t xml:space="preserve">,</w:t>
+      </w:r>
+      <w:r>
+        <w:t xml:space="preserve"> </w:t>
+      </w:r>
+      <w:r>
+        <w:rPr>
+          <w:rStyle w:val="VerbatimChar"/>
+        </w:rPr>
+        <w:t xml:space="preserve">assignments</w:t>
+      </w:r>
+      <w:r>
+        <w:t xml:space="preserve">,</w:t>
+      </w:r>
+      <w:r>
+        <w:t xml:space="preserve"> </w:t>
+      </w:r>
+      <w:r>
+        <w:rPr>
+          <w:rStyle w:val="VerbatimChar"/>
+        </w:rPr>
+        <w:t xml:space="preserve">constraints</w:t>
+      </w:r>
+      <w:r>
+        <w:t xml:space="preserve">.</w:t>
       </w:r>
     </w:p>
     <w:p>
@@ -2333,7 +2819,7 @@
           <w:b/>
           <w:bCs/>
         </w:rPr>
-        <w:t xml:space="preserve">׳×׳¨׳©׳™׳ 2 ג€” ׳׳•׳“׳ ׳”׳ ׳×׳•׳ ׳™׳ (ERD):</w:t>
+        <w:t xml:space="preserve">תרשים 3 — מודל הנתונים (ERD):</w:t>
       </w:r>
     </w:p>
     <w:p>
@@ -2345,18 +2831,18 @@
           <wp:inline>
             <wp:extent cx="5334000" cy="6361339"/>
             <wp:effectExtent b="0" l="0" r="0" t="0"/>
-            <wp:docPr descr="" title="" id="30" name="Picture"/>
+            <wp:docPr descr="" title="" id="34" name="Picture"/>
             <a:graphic>
               <a:graphicData uri="http://schemas.openxmlformats.org/drawingml/2006/picture">
                 <pic:pic>
                   <pic:nvPicPr>
-                    <pic:cNvPr descr="build/diagram2.png" id="31" name="Picture"/>
+                    <pic:cNvPr descr="build/diagram2.png" id="35" name="Picture"/>
                     <pic:cNvPicPr>
                       <a:picLocks noChangeArrowheads="1" noChangeAspect="1"/>
                     </pic:cNvPicPr>
                   </pic:nvPicPr>
                   <pic:blipFill>
-                    <a:blip r:embed="rId29"/>
+                    <a:blip r:embed="rId33"/>
                     <a:stretch>
                       <a:fillRect/>
                     </a:stretch>
@@ -2395,7 +2881,173 @@
           <w:b/>
           <w:bCs/>
         </w:rPr>
-        <w:t xml:space="preserve">׳”׳—׳׳˜׳•׳× ׳×׳›׳ ׳•׳ ׳׳¨׳›׳–׳™׳•׳× ׳‘׳׳•׳“׳:</w:t>
+        <w:t xml:space="preserve">מבני הנתונים המרכזיים:</w:t>
+      </w:r>
+    </w:p>
+    <w:p>
+      <w:pPr>
+        <w:pStyle w:val="Compact"/>
+        <w:numPr>
+          <w:ilvl w:val="0"/>
+          <w:numId w:val="1008"/>
+        </w:numPr>
+      </w:pPr>
+      <w:r>
+        <w:rPr>
+          <w:b/>
+          <w:bCs/>
+        </w:rPr>
+        <w:t xml:space="preserve">System</w:t>
+      </w:r>
+      <w:r>
+        <w:t xml:space="preserve"> </w:t>
+      </w:r>
+      <w:r>
+        <w:t xml:space="preserve">— יחידה ארגונית (רב-דיירות / Multi-tenancy).</w:t>
+      </w:r>
+    </w:p>
+    <w:p>
+      <w:pPr>
+        <w:pStyle w:val="Compact"/>
+        <w:numPr>
+          <w:ilvl w:val="0"/>
+          <w:numId w:val="1008"/>
+        </w:numPr>
+      </w:pPr>
+      <w:r>
+        <w:rPr>
+          <w:b/>
+          <w:bCs/>
+        </w:rPr>
+        <w:t xml:space="preserve">Profile</w:t>
+      </w:r>
+      <w:r>
+        <w:t xml:space="preserve"> </w:t>
+      </w:r>
+      <w:r>
+        <w:t xml:space="preserve">— פרופיל משתמש והרשאות.</w:t>
+      </w:r>
+    </w:p>
+    <w:p>
+      <w:pPr>
+        <w:pStyle w:val="Compact"/>
+        <w:numPr>
+          <w:ilvl w:val="0"/>
+          <w:numId w:val="1008"/>
+        </w:numPr>
+      </w:pPr>
+      <w:r>
+        <w:rPr>
+          <w:b/>
+          <w:bCs/>
+        </w:rPr>
+        <w:t xml:space="preserve">Worker</w:t>
+      </w:r>
+      <w:r>
+        <w:t xml:space="preserve"> </w:t>
+      </w:r>
+      <w:r>
+        <w:t xml:space="preserve">— עובד/כונן שניתן לשבץ (עשוי להיות ללא חשבון משתמש).</w:t>
+      </w:r>
+    </w:p>
+    <w:p>
+      <w:pPr>
+        <w:pStyle w:val="Compact"/>
+        <w:numPr>
+          <w:ilvl w:val="0"/>
+          <w:numId w:val="1008"/>
+        </w:numPr>
+      </w:pPr>
+      <w:r>
+        <w:rPr>
+          <w:b/>
+          <w:bCs/>
+        </w:rPr>
+        <w:t xml:space="preserve">Shift</w:t>
+      </w:r>
+      <w:r>
+        <w:t xml:space="preserve"> </w:t>
+      </w:r>
+      <w:r>
+        <w:t xml:space="preserve">— משמרת (תאריך + סוג + מספר עובדים נדרש).</w:t>
+      </w:r>
+    </w:p>
+    <w:p>
+      <w:pPr>
+        <w:pStyle w:val="Compact"/>
+        <w:numPr>
+          <w:ilvl w:val="0"/>
+          <w:numId w:val="1008"/>
+        </w:numPr>
+      </w:pPr>
+      <w:r>
+        <w:rPr>
+          <w:b/>
+          <w:bCs/>
+        </w:rPr>
+        <w:t xml:space="preserve">ShiftBoard</w:t>
+      </w:r>
+      <w:r>
+        <w:t xml:space="preserve"> </w:t>
+      </w:r>
+      <w:r>
+        <w:t xml:space="preserve">— לוח שיבוצים (תבנית).</w:t>
+      </w:r>
+    </w:p>
+    <w:p>
+      <w:pPr>
+        <w:pStyle w:val="Compact"/>
+        <w:numPr>
+          <w:ilvl w:val="0"/>
+          <w:numId w:val="1008"/>
+        </w:numPr>
+      </w:pPr>
+      <w:r>
+        <w:rPr>
+          <w:b/>
+          <w:bCs/>
+        </w:rPr>
+        <w:t xml:space="preserve">Constraint</w:t>
+      </w:r>
+      <w:r>
+        <w:t xml:space="preserve"> </w:t>
+      </w:r>
+      <w:r>
+        <w:t xml:space="preserve">— אילוצי זמינות.</w:t>
+      </w:r>
+    </w:p>
+    <w:p>
+      <w:pPr>
+        <w:pStyle w:val="Compact"/>
+        <w:numPr>
+          <w:ilvl w:val="0"/>
+          <w:numId w:val="1008"/>
+        </w:numPr>
+      </w:pPr>
+      <w:r>
+        <w:rPr>
+          <w:b/>
+          <w:bCs/>
+        </w:rPr>
+        <w:t xml:space="preserve">Assignment</w:t>
+      </w:r>
+      <w:r>
+        <w:t xml:space="preserve"> </w:t>
+      </w:r>
+      <w:r>
+        <w:t xml:space="preserve">— שיוך עובד למשמרת.</w:t>
+      </w:r>
+    </w:p>
+    <w:p>
+      <w:pPr>
+        <w:pStyle w:val="FirstParagraph"/>
+      </w:pPr>
+      <w:r>
+        <w:rPr>
+          <w:b/>
+          <w:bCs/>
+        </w:rPr>
+        <w:t xml:space="preserve">החלטות תכנון מרכזיות:</w:t>
       </w:r>
     </w:p>
     <w:p>
@@ -2411,7 +3063,7 @@
           <w:b/>
           <w:bCs/>
         </w:rPr>
-        <w:t xml:space="preserve">׳”׳₪׳¨׳“׳” ׳‘׳™׳</w:t>
+        <w:t xml:space="preserve">הפרדה בין</w:t>
       </w:r>
       <w:r>
         <w:rPr>
@@ -2440,7 +3092,7 @@
           <w:b/>
           <w:bCs/>
         </w:rPr>
-        <w:t xml:space="preserve">׳-</w:t>
+        <w:t xml:space="preserve">ל-</w:t>
       </w:r>
       <w:r>
         <w:rPr>
@@ -2461,16 +3113,22 @@
         <w:t xml:space="preserve"> </w:t>
       </w:r>
       <w:r>
-        <w:t xml:space="preserve">׳׳©׳×׳׳© ׳¨׳©׳•׳ (</w:t>
+        <w:t xml:space="preserve">משתמש רשום הוא ישות אימות, בעוד</w:t>
+      </w:r>
+      <w:r>
+        <w:t xml:space="preserve"> </w:t>
       </w:r>
       <w:r>
         <w:rPr>
           <w:rStyle w:val="VerbatimChar"/>
         </w:rPr>
-        <w:t xml:space="preserve">profile</w:t>
-      </w:r>
-      <w:r>
-        <w:t xml:space="preserve">) ׳”׳•׳ ׳™׳©׳•׳× ׳׳™׳׳•׳×, ׳‘׳¢׳•׳“</w:t>
+        <w:t xml:space="preserve">worker</w:t>
+      </w:r>
+      <w:r>
+        <w:t xml:space="preserve"> </w:t>
+      </w:r>
+      <w:r>
+        <w:t xml:space="preserve">הוא ישות שניתן לשבץ. ההפרדה מאפשרת למנהל להוסיף כונן למאגר עוד לפני שנרשם (עם</w:t>
       </w:r>
       <w:r>
         <w:t xml:space="preserve"> </w:t>
@@ -2479,41 +3137,10 @@
         <w:rPr>
           <w:rStyle w:val="VerbatimChar"/>
         </w:rPr>
-        <w:t xml:space="preserve">worker</w:t>
-      </w:r>
-      <w:r>
-        <w:t xml:space="preserve"> </w:t>
-      </w:r>
-      <w:r>
-        <w:t xml:space="preserve">׳”׳•׳ ׳™׳©׳•׳× ׳©׳ ׳™׳×׳ ׳׳©׳‘׳¥. ׳”׳”׳₪׳¨׳“׳” ׳׳׳₪׳©׳¨׳× ׳׳׳ ׳”׳</w:t>
-      </w:r>
-      <w:r>
-        <w:t xml:space="preserve"> </w:t>
-      </w:r>
-      <w:r>
-        <w:rPr>
-          <w:b/>
-          <w:bCs/>
-        </w:rPr>
-        <w:t xml:space="preserve">׳׳”׳•׳¡׳™׳£ ׳¢׳•׳‘׳“ ׳׳׳׳’׳¨ ׳¢׳•׳“ ׳׳₪׳ ׳™ ׳©׳ ׳¨׳©׳ ׳׳׳¢׳¨׳›׳×</w:t>
-      </w:r>
-      <w:r>
-        <w:t xml:space="preserve"> </w:t>
-      </w:r>
-      <w:r>
-        <w:t xml:space="preserve">(׳¢׳•׳‘׳“ ׳¢׳</w:t>
-      </w:r>
-      <w:r>
-        <w:t xml:space="preserve"> </w:t>
-      </w:r>
-      <w:r>
-        <w:rPr>
-          <w:rStyle w:val="VerbatimChar"/>
-        </w:rPr>
         <w:t xml:space="preserve">user_id = null</w:t>
       </w:r>
       <w:r>
-        <w:t xml:space="preserve">). ׳›׳׳©׳¨ ׳”׳¢׳•׳‘׳“ ׳ ׳¨׳©׳, ׳”׳׳¢׳¨׳›׳× ׳׳§׳©׳¨׳× ׳׳•׳˜׳•׳׳˜׳™׳× ׳׳× ׳”׳₪׳¨׳•׳₪׳™׳ ׳©׳׳• ׳׳¨׳©׳•׳׳× ׳”׳¢׳•׳‘׳“ ׳”׳§׳™׳™׳׳×.</w:t>
+        <w:t xml:space="preserve">), וכשהכונן נרשם — הפרופיל מקושר אוטומטית.</w:t>
       </w:r>
     </w:p>
     <w:p>
@@ -2526,31 +3153,31 @@
       </w:pPr>
       <w:r>
         <w:rPr>
+          <w:b/>
+          <w:bCs/>
+        </w:rPr>
+        <w:t xml:space="preserve">רב-דיירות (</w:t>
+      </w:r>
+      <w:r>
+        <w:rPr>
           <w:rStyle w:val="VerbatimChar"/>
           <w:b/>
           <w:bCs/>
         </w:rPr>
-        <w:t xml:space="preserve">systems</w:t>
-      </w:r>
-      <w:r>
-        <w:rPr>
-          <w:b/>
-          <w:bCs/>
-        </w:rPr>
-        <w:t xml:space="preserve"> </w:t>
-      </w:r>
-      <w:r>
-        <w:rPr>
-          <w:b/>
-          <w:bCs/>
-        </w:rPr>
-        <w:t xml:space="preserve">(׳¨׳‘-׳“׳™׳™׳¨׳•׳× / Multi-tenancy):</w:t>
-      </w:r>
-      <w:r>
-        <w:t xml:space="preserve"> </w:t>
-      </w:r>
-      <w:r>
-        <w:t xml:space="preserve">׳›׳ ׳”׳˜׳‘׳׳׳•׳× ׳ ׳•׳©׳׳•׳×</w:t>
+        <w:t xml:space="preserve">system_id</w:t>
+      </w:r>
+      <w:r>
+        <w:rPr>
+          <w:b/>
+          <w:bCs/>
+        </w:rPr>
+        <w:t xml:space="preserve">):</w:t>
+      </w:r>
+      <w:r>
+        <w:t xml:space="preserve"> </w:t>
+      </w:r>
+      <w:r>
+        <w:t xml:space="preserve">כל הטבלאות נושאות</w:t>
       </w:r>
       <w:r>
         <w:t xml:space="preserve"> </w:t>
@@ -2562,7 +3189,7 @@
         <w:t xml:space="preserve">system_id</w:t>
       </w:r>
       <w:r>
-        <w:t xml:space="preserve">, ׳”׳׳׳₪׳©׳¨ ׳׳׳¡׳₪׳¨ ׳׳¨׳’׳•׳ ׳™׳ ׳׳₪׳¢׳•׳ ׳¢׳ ׳׳•׳×׳” ׳׳¢׳¨׳›׳× ׳‘׳‘׳™׳“׳•׳“ ׳׳׳.</w:t>
+        <w:t xml:space="preserve">, המאפשר למספר יחידות ארגוניות לפעול בבידוד מלא.</w:t>
       </w:r>
     </w:p>
     <w:p>
@@ -2575,184 +3202,143 @@
       </w:pPr>
       <w:r>
         <w:rPr>
+          <w:b/>
+          <w:bCs/>
+        </w:rPr>
+        <w:t xml:space="preserve">אילוצים מחזוריים:</w:t>
+      </w:r>
+      <w:r>
+        <w:t xml:space="preserve"> </w:t>
+      </w:r>
+      <w:r>
+        <w:t xml:space="preserve">אילוצים שנוצרו יחד (מחזור שבועי או טווח) חולקים</w:t>
+      </w:r>
+      <w:r>
+        <w:t xml:space="preserve"> </w:t>
+      </w:r>
+      <w:r>
+        <w:rPr>
           <w:rStyle w:val="VerbatimChar"/>
-          <w:b/>
-          <w:bCs/>
-        </w:rPr>
-        <w:t xml:space="preserve">shift_boards</w:t>
-      </w:r>
-      <w:r>
-        <w:rPr>
-          <w:b/>
-          <w:bCs/>
-        </w:rPr>
-        <w:t xml:space="preserve"> </w:t>
-      </w:r>
-      <w:r>
-        <w:rPr>
-          <w:b/>
-          <w:bCs/>
-        </w:rPr>
-        <w:t xml:space="preserve">(׳׳•׳—׳•׳×):</w:t>
-      </w:r>
-      <w:r>
-        <w:t xml:space="preserve"> </w:t>
-      </w:r>
-      <w:r>
-        <w:t xml:space="preserve">׳׳•׳— ׳׳’׳“׳™׳¨ ׳×׳‘׳ ׳™׳× ׳©׳™׳‘׳•׳¥ ג€” ׳›׳׳” ׳¢׳•׳‘׳“׳™׳ ׳ ׳“׳¨׳©׳™׳ ׳׳׳©׳׳¨׳× (</w:t>
+        </w:rPr>
+        <w:t xml:space="preserve">recurring_group_id</w:t>
+      </w:r>
+      <w:r>
+        <w:t xml:space="preserve"> </w:t>
+      </w:r>
+      <w:r>
+        <w:t xml:space="preserve">— מאפשר עריכה/מחיקה של סדרה שלמה.</w:t>
+      </w:r>
+    </w:p>
+    <w:p>
+      <w:pPr>
+        <w:pStyle w:val="FirstParagraph"/>
+      </w:pPr>
+      <w:r>
+        <w:t xml:space="preserve">בנוסף, בזיכרון (Runtime) נעשה שימוש במבני עזר</w:t>
+      </w:r>
+      <w:r>
+        <w:t xml:space="preserve"> </w:t>
       </w:r>
       <w:r>
         <w:rPr>
           <w:rStyle w:val="VerbatimChar"/>
         </w:rPr>
-        <w:t xml:space="preserve">workers_per_shift</w:t>
-      </w:r>
-      <w:r>
-        <w:t xml:space="preserve">), ׳•׳”׳׳ ׳”׳׳©׳׳¨׳× ׳”׳™׳ "׳™׳•׳ ׳©׳׳" (</w:t>
+        <w:t xml:space="preserve">Map</w:t>
+      </w:r>
+      <w:r>
+        <w:t xml:space="preserve"> </w:t>
+      </w:r>
+      <w:r>
+        <w:t xml:space="preserve">ו-</w:t>
       </w:r>
       <w:r>
         <w:rPr>
           <w:rStyle w:val="VerbatimChar"/>
         </w:rPr>
-        <w:t xml:space="preserve">single_person_for_day</w:t>
-      </w:r>
-      <w:r>
-        <w:t xml:space="preserve">).</w:t>
-      </w:r>
-    </w:p>
-    <w:p>
-      <w:pPr>
-        <w:pStyle w:val="Compact"/>
-        <w:numPr>
-          <w:ilvl w:val="0"/>
-          <w:numId w:val="1009"/>
-        </w:numPr>
-      </w:pPr>
+        <w:t xml:space="preserve">Set</w:t>
+      </w:r>
+      <w:r>
+        <w:t xml:space="preserve"> </w:t>
+      </w:r>
+      <w:r>
+        <w:t xml:space="preserve">לבדיקות מהירות עבור אלגוריתם השיבוץ.</w:t>
+      </w:r>
+    </w:p>
+    <w:bookmarkEnd w:id="36"/>
+    <w:bookmarkStart w:id="40" w:name="X8fe4419cfdbbbdebc925d320d877dcac2f3fed1"/>
+    <w:p>
+      <w:pPr>
+        <w:pStyle w:val="Heading3"/>
+      </w:pPr>
+      <w:r>
+        <w:t xml:space="preserve">8.2.4 מודל ההרשאות והאבטחה</w:t>
+      </w:r>
+    </w:p>
+    <w:p>
+      <w:pPr>
+        <w:pStyle w:val="FirstParagraph"/>
+      </w:pPr>
+      <w:r>
+        <w:t xml:space="preserve">המערכת מגדירה ארבעה תפקידים:</w:t>
+      </w:r>
+      <w:r>
+        <w:t xml:space="preserve"> </w:t>
+      </w:r>
+      <w:r>
+        <w:rPr>
+          <w:b/>
+          <w:bCs/>
+        </w:rPr>
+        <w:t xml:space="preserve">מנהל (manager)</w:t>
+      </w:r>
+      <w:r>
+        <w:t xml:space="preserve">,</w:t>
+      </w:r>
+      <w:r>
+        <w:t xml:space="preserve"> </w:t>
+      </w:r>
+      <w:r>
+        <w:rPr>
+          <w:b/>
+          <w:bCs/>
+        </w:rPr>
+        <w:t xml:space="preserve">מפקד (commander)</w:t>
+      </w:r>
+      <w:r>
+        <w:t xml:space="preserve">,</w:t>
+      </w:r>
+      <w:r>
+        <w:t xml:space="preserve"> </w:t>
+      </w:r>
+      <w:r>
+        <w:rPr>
+          <w:b/>
+          <w:bCs/>
+        </w:rPr>
+        <w:t xml:space="preserve">כונן (worker)</w:t>
+      </w:r>
+      <w:r>
+        <w:t xml:space="preserve"> </w:t>
+      </w:r>
+      <w:r>
+        <w:t xml:space="preserve">ו</w:t>
+      </w:r>
+      <w:r>
+        <w:rPr>
+          <w:b/>
+          <w:bCs/>
+        </w:rPr>
+        <w:t xml:space="preserve">אורח (guest)</w:t>
+      </w:r>
+      <w:r>
+        <w:t xml:space="preserve">. הפונקציה</w:t>
+      </w:r>
+      <w:r>
+        <w:t xml:space="preserve"> </w:t>
+      </w:r>
       <w:r>
         <w:rPr>
           <w:rStyle w:val="VerbatimChar"/>
-          <w:b/>
-          <w:bCs/>
-        </w:rPr>
-        <w:t xml:space="preserve">constraints</w:t>
-      </w:r>
-      <w:r>
-        <w:rPr>
-          <w:b/>
-          <w:bCs/>
-        </w:rPr>
-        <w:t xml:space="preserve"> </w:t>
-      </w:r>
-      <w:r>
-        <w:rPr>
-          <w:b/>
-          <w:bCs/>
-        </w:rPr>
-        <w:t xml:space="preserve">׳׳—׳–׳•׳¨׳™׳™׳:</w:t>
-      </w:r>
-      <w:r>
-        <w:t xml:space="preserve"> </w:t>
-      </w:r>
-      <w:r>
-        <w:t xml:space="preserve">׳׳™׳׳•׳¦׳™׳ ׳©׳ ׳•׳¦׳¨׳• ׳™׳—׳“ (׳׳—׳–׳•׳¨ ׳©׳‘׳•׳¢׳™ ׳׳• ׳˜׳•׳•׳—) ׳—׳•׳׳§׳™׳</w:t>
-      </w:r>
-      <w:r>
-        <w:t xml:space="preserve"> </w:t>
-      </w:r>
-      <w:r>
-        <w:rPr>
-          <w:rStyle w:val="VerbatimChar"/>
-        </w:rPr>
-        <w:t xml:space="preserve">recurring_group_id</w:t>
-      </w:r>
-      <w:r>
-        <w:t xml:space="preserve">, ׳”׳׳׳₪׳©׳¨ ׳׳—׳™׳§׳”/׳¢׳¨׳™׳›׳” ׳©׳ ׳›׳ ׳”׳¡׳“׳¨׳” ׳‘׳‘׳× ׳׳—׳×.</w:t>
-      </w:r>
-    </w:p>
-    <w:bookmarkEnd w:id="32"/>
-    <w:bookmarkStart w:id="36" w:name="X51fa770afaf8b0ffe6f74db23ff3b86b4a7cfa9"/>
-    <w:p>
-      <w:pPr>
-        <w:pStyle w:val="Heading3"/>
-      </w:pPr>
-      <w:r>
-        <w:t xml:space="preserve">8.2.4 ׳׳•׳“׳ ׳”׳”׳¨׳©׳׳•׳× ׳•׳”׳׳‘׳˜׳—׳”</w:t>
-      </w:r>
-    </w:p>
-    <w:p>
-      <w:pPr>
-        <w:pStyle w:val="FirstParagraph"/>
-      </w:pPr>
-      <w:r>
-        <w:t xml:space="preserve">׳”׳׳¢׳¨׳›׳× ׳׳’׳“׳™׳¨׳” ׳׳¨׳‘׳¢׳” ׳×׳₪׳§׳™׳“׳™׳ (</w:t>
-      </w:r>
-      <w:r>
-        <w:rPr>
-          <w:rStyle w:val="VerbatimChar"/>
-        </w:rPr>
-        <w:t xml:space="preserve">lib/utils/enums/role.ts</w:t>
-      </w:r>
-      <w:r>
-        <w:t xml:space="preserve">):</w:t>
-      </w:r>
-      <w:r>
-        <w:t xml:space="preserve"> </w:t>
-      </w:r>
-      <w:r>
-        <w:rPr>
-          <w:b/>
-          <w:bCs/>
-        </w:rPr>
-        <w:t xml:space="preserve">׳׳ ׳”׳ (manager)</w:t>
-      </w:r>
-      <w:r>
-        <w:t xml:space="preserve">,</w:t>
-      </w:r>
-      <w:r>
-        <w:t xml:space="preserve"> </w:t>
-      </w:r>
-      <w:r>
-        <w:rPr>
-          <w:b/>
-          <w:bCs/>
-        </w:rPr>
-        <w:t xml:space="preserve">׳׳₪׳§׳“ (commander)</w:t>
-      </w:r>
-      <w:r>
-        <w:t xml:space="preserve">,</w:t>
-      </w:r>
-      <w:r>
-        <w:t xml:space="preserve"> </w:t>
-      </w:r>
-      <w:r>
-        <w:rPr>
-          <w:b/>
-          <w:bCs/>
-        </w:rPr>
-        <w:t xml:space="preserve">׳¢׳•׳‘׳“ (worker)</w:t>
-      </w:r>
-      <w:r>
-        <w:t xml:space="preserve"> </w:t>
-      </w:r>
-      <w:r>
-        <w:t xml:space="preserve">׳•</w:t>
-      </w:r>
-      <w:r>
-        <w:rPr>
-          <w:b/>
-          <w:bCs/>
-        </w:rPr>
-        <w:t xml:space="preserve">׳׳•׳¨׳— (guest)</w:t>
-      </w:r>
-      <w:r>
-        <w:t xml:space="preserve">. ׳”׳₪׳•׳ ׳§׳¦׳™׳”</w:t>
-      </w:r>
-      <w:r>
-        <w:t xml:space="preserve"> </w:t>
-      </w:r>
-      <w:r>
-        <w:rPr>
-          <w:rStyle w:val="VerbatimChar"/>
         </w:rPr>
         <w:t xml:space="preserve">canManage(role)</w:t>
       </w:r>
@@ -2760,7 +3346,7 @@
         <w:t xml:space="preserve"> </w:t>
       </w:r>
       <w:r>
-        <w:t xml:space="preserve">׳׳—׳–׳™׳¨׳” "׳׳׳×" ׳׳׳ ׳”׳ ׳•׳׳׳₪׳§׳“.</w:t>
+        <w:t xml:space="preserve">מחזירה "אמת" למנהל ולמפקד.</w:t>
       </w:r>
     </w:p>
     <w:p>
@@ -2772,7 +3358,7 @@
           <w:b/>
           <w:bCs/>
         </w:rPr>
-        <w:t xml:space="preserve">׳˜׳‘׳׳” 2 ג€” ׳׳˜׳¨׳™׳¦׳× ׳”׳¨׳©׳׳•׳×:</w:t>
+        <w:t xml:space="preserve">טבלה 2 — מטריצת הרשאות:</w:t>
       </w:r>
     </w:p>
     <w:tbl>
@@ -2798,7 +3384,7 @@
               <w:pStyle w:val="Compact"/>
             </w:pPr>
             <w:r>
-              <w:t xml:space="preserve">׳₪׳¢׳•׳׳”</w:t>
+              <w:t xml:space="preserve">פעולה</w:t>
             </w:r>
           </w:p>
         </w:tc>
@@ -2810,7 +3396,7 @@
               <w:jc w:val="center"/>
             </w:pPr>
             <w:r>
-              <w:t xml:space="preserve">׳׳ ׳”׳ / ׳׳₪׳§׳“</w:t>
+              <w:t xml:space="preserve">מנהל / מפקד</w:t>
             </w:r>
           </w:p>
         </w:tc>
@@ -2822,7 +3408,7 @@
               <w:jc w:val="center"/>
             </w:pPr>
             <w:r>
-              <w:t xml:space="preserve">׳¢׳•׳‘׳“</w:t>
+              <w:t xml:space="preserve">כונן</w:t>
             </w:r>
           </w:p>
         </w:tc>
@@ -2834,7 +3420,7 @@
               <w:jc w:val="center"/>
             </w:pPr>
             <w:r>
-              <w:t xml:space="preserve">׳׳•׳¨׳—</w:t>
+              <w:t xml:space="preserve">אורח</w:t>
             </w:r>
           </w:p>
         </w:tc>
@@ -2847,7 +3433,7 @@
               <w:pStyle w:val="Compact"/>
             </w:pPr>
             <w:r>
-              <w:t xml:space="preserve">׳¦׳₪׳™׳™׳” ׳‘׳׳•׳— ׳”׳׳©׳׳¨׳•׳×</w:t>
+              <w:t xml:space="preserve">צפייה בלוח הכוננויות</w:t>
             </w:r>
           </w:p>
         </w:tc>
@@ -2859,7 +3445,7 @@
               <w:jc w:val="center"/>
             </w:pPr>
             <w:r>
-              <w:t xml:space="preserve">ג”</w:t>
+              <w:t xml:space="preserve">✔</w:t>
             </w:r>
           </w:p>
         </w:tc>
@@ -2871,7 +3457,7 @@
               <w:jc w:val="center"/>
             </w:pPr>
             <w:r>
-              <w:t xml:space="preserve">ג”</w:t>
+              <w:t xml:space="preserve">✔</w:t>
             </w:r>
           </w:p>
         </w:tc>
@@ -2883,7 +3469,7 @@
               <w:jc w:val="center"/>
             </w:pPr>
             <w:r>
-              <w:t xml:space="preserve">ג”</w:t>
+              <w:t xml:space="preserve">✔</w:t>
             </w:r>
           </w:p>
         </w:tc>
@@ -2896,7 +3482,7 @@
               <w:pStyle w:val="Compact"/>
             </w:pPr>
             <w:r>
-              <w:t xml:space="preserve">׳™׳¦׳™׳¨׳”/׳¢׳¨׳™׳›׳”/׳׳—׳™׳§׳” ׳©׳ ׳׳©׳׳¨׳•׳× ׳•׳׳•׳—׳•׳×</w:t>
+              <w:t xml:space="preserve">יצירה/עריכה/מחיקה של משמרות ולוחות</w:t>
             </w:r>
           </w:p>
         </w:tc>
@@ -2908,7 +3494,7 @@
               <w:jc w:val="center"/>
             </w:pPr>
             <w:r>
-              <w:t xml:space="preserve">ג”</w:t>
+              <w:t xml:space="preserve">✔</w:t>
             </w:r>
           </w:p>
         </w:tc>
@@ -2920,7 +3506,7 @@
               <w:jc w:val="center"/>
             </w:pPr>
             <w:r>
-              <w:t xml:space="preserve">ג–</w:t>
+              <w:t xml:space="preserve">✖</w:t>
             </w:r>
           </w:p>
         </w:tc>
@@ -2932,7 +3518,7 @@
               <w:jc w:val="center"/>
             </w:pPr>
             <w:r>
-              <w:t xml:space="preserve">ג–</w:t>
+              <w:t xml:space="preserve">✖</w:t>
             </w:r>
           </w:p>
         </w:tc>
@@ -2945,7 +3531,7 @@
               <w:pStyle w:val="Compact"/>
             </w:pPr>
             <w:r>
-              <w:t xml:space="preserve">׳©׳™׳‘׳•׳¥ ׳¢׳•׳‘׳“׳™׳ ׳׳׳©׳׳¨׳•׳×</w:t>
+              <w:t xml:space="preserve">שיבוץ וביטול שיבוץ</w:t>
             </w:r>
           </w:p>
         </w:tc>
@@ -2957,7 +3543,7 @@
               <w:jc w:val="center"/>
             </w:pPr>
             <w:r>
-              <w:t xml:space="preserve">ג”</w:t>
+              <w:t xml:space="preserve">✔</w:t>
             </w:r>
           </w:p>
         </w:tc>
@@ -2969,7 +3555,7 @@
               <w:jc w:val="center"/>
             </w:pPr>
             <w:r>
-              <w:t xml:space="preserve">ג–</w:t>
+              <w:t xml:space="preserve">✖</w:t>
             </w:r>
           </w:p>
         </w:tc>
@@ -2981,7 +3567,7 @@
               <w:jc w:val="center"/>
             </w:pPr>
             <w:r>
-              <w:t xml:space="preserve">ג–</w:t>
+              <w:t xml:space="preserve">✖</w:t>
             </w:r>
           </w:p>
         </w:tc>
@@ -2994,7 +3580,7 @@
               <w:pStyle w:val="Compact"/>
             </w:pPr>
             <w:r>
-              <w:t xml:space="preserve">׳”׳₪׳¢׳׳× ׳©׳™׳‘׳•׳¥ ׳׳•׳˜׳•׳׳˜׳™</w:t>
+              <w:t xml:space="preserve">הפעלת שיבוץ אוטומטי</w:t>
             </w:r>
           </w:p>
         </w:tc>
@@ -3006,7 +3592,7 @@
               <w:jc w:val="center"/>
             </w:pPr>
             <w:r>
-              <w:t xml:space="preserve">ג”</w:t>
+              <w:t xml:space="preserve">✔</w:t>
             </w:r>
           </w:p>
         </w:tc>
@@ -3018,7 +3604,7 @@
               <w:jc w:val="center"/>
             </w:pPr>
             <w:r>
-              <w:t xml:space="preserve">ג–</w:t>
+              <w:t xml:space="preserve">✖</w:t>
             </w:r>
           </w:p>
         </w:tc>
@@ -3030,7 +3616,7 @@
               <w:jc w:val="center"/>
             </w:pPr>
             <w:r>
-              <w:t xml:space="preserve">ג–</w:t>
+              <w:t xml:space="preserve">✖</w:t>
             </w:r>
           </w:p>
         </w:tc>
@@ -3043,7 +3629,7 @@
               <w:pStyle w:val="Compact"/>
             </w:pPr>
             <w:r>
-              <w:t xml:space="preserve">׳ ׳™׳”׳•׳ ׳׳™׳׳•׳¦׳™׳ ׳׳™׳©׳™׳™׳</w:t>
+              <w:t xml:space="preserve">ניהול אילוצים אישיים</w:t>
             </w:r>
           </w:p>
         </w:tc>
@@ -3055,7 +3641,7 @@
               <w:jc w:val="center"/>
             </w:pPr>
             <w:r>
-              <w:t xml:space="preserve">ג”</w:t>
+              <w:t xml:space="preserve">✔</w:t>
             </w:r>
           </w:p>
         </w:tc>
@@ -3067,7 +3653,7 @@
               <w:jc w:val="center"/>
             </w:pPr>
             <w:r>
-              <w:t xml:space="preserve">ג”</w:t>
+              <w:t xml:space="preserve">✔</w:t>
             </w:r>
           </w:p>
         </w:tc>
@@ -3079,7 +3665,7 @@
               <w:jc w:val="center"/>
             </w:pPr>
             <w:r>
-              <w:t xml:space="preserve">ג–</w:t>
+              <w:t xml:space="preserve">✖</w:t>
             </w:r>
           </w:p>
         </w:tc>
@@ -3092,7 +3678,7 @@
               <w:pStyle w:val="Compact"/>
             </w:pPr>
             <w:r>
-              <w:t xml:space="preserve">׳¦׳₪׳™׳™׳” ׳‘׳׳™׳׳•׳¦׳™ ׳›׳׳ ׳”׳¢׳•׳‘׳“׳™׳</w:t>
+              <w:t xml:space="preserve">צפייה באילוצי כלל הכוננים</w:t>
             </w:r>
           </w:p>
         </w:tc>
@@ -3104,7 +3690,7 @@
               <w:jc w:val="center"/>
             </w:pPr>
             <w:r>
-              <w:t xml:space="preserve">ג”</w:t>
+              <w:t xml:space="preserve">✔</w:t>
             </w:r>
           </w:p>
         </w:tc>
@@ -3116,7 +3702,7 @@
               <w:jc w:val="center"/>
             </w:pPr>
             <w:r>
-              <w:t xml:space="preserve">ג–</w:t>
+              <w:t xml:space="preserve">✖</w:t>
             </w:r>
           </w:p>
         </w:tc>
@@ -3128,7 +3714,7 @@
               <w:jc w:val="center"/>
             </w:pPr>
             <w:r>
-              <w:t xml:space="preserve">ג–</w:t>
+              <w:t xml:space="preserve">✖</w:t>
             </w:r>
           </w:p>
         </w:tc>
@@ -3141,7 +3727,7 @@
               <w:pStyle w:val="Compact"/>
             </w:pPr>
             <w:r>
-              <w:t xml:space="preserve">׳§׳™׳“׳•׳ ׳¢׳•׳‘׳“ ׳׳×׳₪׳§׳™׳“ ׳ ׳™׳”׳•׳׳™</w:t>
+              <w:t xml:space="preserve">קידום עובד לתפקיד ניהולי</w:t>
             </w:r>
           </w:p>
         </w:tc>
@@ -3153,7 +3739,7 @@
               <w:jc w:val="center"/>
             </w:pPr>
             <w:r>
-              <w:t xml:space="preserve">ג”</w:t>
+              <w:t xml:space="preserve">✔</w:t>
             </w:r>
           </w:p>
         </w:tc>
@@ -3165,7 +3751,7 @@
               <w:jc w:val="center"/>
             </w:pPr>
             <w:r>
-              <w:t xml:space="preserve">ג–</w:t>
+              <w:t xml:space="preserve">✖</w:t>
             </w:r>
           </w:p>
         </w:tc>
@@ -3177,7 +3763,7 @@
               <w:jc w:val="center"/>
             </w:pPr>
             <w:r>
-              <w:t xml:space="preserve">ג–</w:t>
+              <w:t xml:space="preserve">✖</w:t>
             </w:r>
           </w:p>
         </w:tc>
@@ -3192,7 +3778,13 @@
           <w:b/>
           <w:bCs/>
         </w:rPr>
-        <w:t xml:space="preserve">׳׳‘׳˜׳—׳” ׳‘׳©׳׳•׳© ׳©׳›׳‘׳•׳× (Defense-in-Depth):</w:t>
+        <w:t xml:space="preserve">אבטחה בשלוש שכבות (Defense-in-Depth)</w:t>
+      </w:r>
+      <w:r>
+        <w:t xml:space="preserve"> </w:t>
+      </w:r>
+      <w:r>
+        <w:t xml:space="preserve">— בהתאם לאזורי האבטחה שהוגדרו בהצעה (שרת, בקרת גישה, חשבונות, מסד נתונים):</w:t>
       </w:r>
     </w:p>
     <w:p>
@@ -3208,13 +3800,13 @@
           <w:b/>
           <w:bCs/>
         </w:rPr>
-        <w:t xml:space="preserve">Middleware</w:t>
-      </w:r>
-      <w:r>
-        <w:t xml:space="preserve"> </w:t>
-      </w:r>
-      <w:r>
-        <w:t xml:space="preserve">ג€” ׳›׳ ׳‘׳§׳©׳” ׳-</w:t>
+        <w:t xml:space="preserve">Middleware ותקשורת</w:t>
+      </w:r>
+      <w:r>
+        <w:t xml:space="preserve"> </w:t>
+      </w:r>
+      <w:r>
+        <w:t xml:space="preserve">— כל בקשה ל-</w:t>
       </w:r>
       <w:r>
         <w:rPr>
@@ -3226,7 +3818,7 @@
         <w:t xml:space="preserve"> </w:t>
       </w:r>
       <w:r>
-        <w:t xml:space="preserve">(׳׳׳¢׳˜ ׳ ׳×׳™׳‘׳™׳ ׳¦׳™׳‘׳•׳¨׳™׳™׳ ׳›׳”׳¨׳©׳׳”) ׳—׳™׳™׳‘׳× ׳׳©׳׳× ׳›׳•׳×׳¨׳×</w:t>
+        <w:t xml:space="preserve">(למעט נתיבים ציבוריים כהרשמה) חייבת לשאת כותרת</w:t>
       </w:r>
       <w:r>
         <w:t xml:space="preserve"> </w:t>
@@ -3238,7 +3830,7 @@
         <w:t xml:space="preserve">Authorization: Bearer &lt;token&gt;</w:t>
       </w:r>
       <w:r>
-        <w:t xml:space="preserve">.</w:t>
+        <w:t xml:space="preserve">. בסביבת ייצור התקשורת מוצפנת ב-HTTPS.</w:t>
       </w:r>
     </w:p>
     <w:p>
@@ -3254,13 +3846,13 @@
           <w:b/>
           <w:bCs/>
         </w:rPr>
-        <w:t xml:space="preserve">׳©׳›׳‘׳× ׳”׳׳™׳׳•׳× ׳‘׳§׳•׳“</w:t>
-      </w:r>
-      <w:r>
-        <w:t xml:space="preserve"> </w:t>
-      </w:r>
-      <w:r>
-        <w:t xml:space="preserve">ג€” ׳›׳ ׳ ׳×׳™׳‘ ׳׳•׳’׳ ׳§׳•׳¨׳ ׳-</w:t>
+        <w:t xml:space="preserve">בקרת גישה בקוד (RBAC)</w:t>
+      </w:r>
+      <w:r>
+        <w:t xml:space="preserve"> </w:t>
+      </w:r>
+      <w:r>
+        <w:t xml:space="preserve">— כל נתיב מוגן קורא ל-</w:t>
       </w:r>
       <w:r>
         <w:rPr>
@@ -3272,7 +3864,7 @@
         <w:t xml:space="preserve"> </w:t>
       </w:r>
       <w:r>
-        <w:t xml:space="preserve">(׳›׳ ׳׳©׳×׳׳© ׳׳׳•׳׳×) ׳׳•</w:t>
+        <w:t xml:space="preserve">או</w:t>
       </w:r>
       <w:r>
         <w:t xml:space="preserve"> </w:t>
@@ -3287,7 +3879,7 @@
         <w:t xml:space="preserve"> </w:t>
       </w:r>
       <w:r>
-        <w:t xml:space="preserve">(׳׳ ׳”׳׳™׳ ׳‘׳׳‘׳“) ׳׳₪׳ ׳™ ׳›׳ ׳₪׳¢׳•׳׳”. ׳‘׳ ׳•׳¡׳£, ׳₪׳•׳ ׳§׳¦׳™׳•׳×</w:t>
+        <w:t xml:space="preserve">לפני כל פעולה, ופונקציות</w:t>
       </w:r>
       <w:r>
         <w:t xml:space="preserve"> </w:t>
@@ -3302,7 +3894,7 @@
         <w:t xml:space="preserve"> </w:t>
       </w:r>
       <w:r>
-        <w:t xml:space="preserve">׳׳•׳•׳“׳׳•׳× ׳©׳”׳׳©׳׳‘ ׳©׳™׳™׳ ׳׳׳¨׳’׳•׳ ׳©׳ ׳”׳׳©׳×׳׳©.</w:t>
+        <w:t xml:space="preserve">מוודאות שהמשאב שייך ליחידת המשתמש.</w:t>
       </w:r>
     </w:p>
     <w:p>
@@ -3324,7 +3916,7 @@
         <w:t xml:space="preserve"> </w:t>
       </w:r>
       <w:r>
-        <w:t xml:space="preserve">ג€” ׳׳“׳™׳ ׳™׳•׳× ׳‘׳¨׳׳× ׳‘׳¡׳™׳¡ ׳”׳ ׳×׳•׳ ׳™׳ ׳׳•׳›׳₪׳×, ׳׳׳©׳, ׳©׳¢׳•׳‘׳“ ׳™׳›׳•׳ ׳׳§׳¨׳•׳/׳׳¢׳¨׳•׳ ׳¨׳§ ׳׳× ׳”׳׳™׳׳•׳¦׳™׳ ׳©׳‘׳”׳</w:t>
+        <w:t xml:space="preserve">— מדיניות ברמת בסיס הנתונים אוכפת, למשל, שכונן יכול לקרוא/לערוך רק את האילוצים שבהם</w:t>
       </w:r>
       <w:r>
         <w:t xml:space="preserve"> </w:t>
@@ -3336,7 +3928,7 @@
         <w:t xml:space="preserve">worker_id = auth.uid()</w:t>
       </w:r>
       <w:r>
-        <w:t xml:space="preserve">, ׳’׳ ׳׳ ׳©׳›׳‘׳× ׳”׳§׳•׳“ ׳×׳™׳›׳©׳.</w:t>
+        <w:t xml:space="preserve">, גם אם שכבת הקוד תיכשל.</w:t>
       </w:r>
     </w:p>
     <w:p>
@@ -3348,7 +3940,7 @@
           <w:b/>
           <w:bCs/>
         </w:rPr>
-        <w:t xml:space="preserve">׳׳׳¦׳¢׳™ ׳׳‘׳˜׳—׳” ׳ ׳•׳¡׳₪׳™׳:</w:t>
+        <w:t xml:space="preserve">אמצעי אבטחה נוספים:</w:t>
       </w:r>
     </w:p>
     <w:p>
@@ -3364,13 +3956,13 @@
           <w:b/>
           <w:bCs/>
         </w:rPr>
-        <w:t xml:space="preserve">׳”׳’׳‘׳׳× ׳§׳¦׳‘ (Rate Limiting)</w:t>
-      </w:r>
-      <w:r>
-        <w:t xml:space="preserve"> </w:t>
-      </w:r>
-      <w:r>
-        <w:t xml:space="preserve">׳¢׳ ׳ ׳§׳•׳“׳•׳× ׳§׳¦׳” ׳¨׳’׳™׳©׳•׳× (׳”׳¨׳©׳׳”: 5 ׳‘׳§׳©׳•׳×/׳“׳§׳”; ׳©׳™׳‘׳•׳¥ ׳׳•׳˜׳•׳׳˜׳™: 10/׳“׳§׳”) ׳‘׳¢׳–׳¨׳× Upstash Redis, ׳¢׳ ׳ ׳₪׳™׳׳” ׳—׳׳•׳₪׳™׳× ׳׳–׳™׳›׳¨׳•׳ ׳׳§׳•׳׳™ ׳‘׳¡׳‘׳™׳‘׳× ׳₪׳™׳×׳•׳—.</w:t>
+        <w:t xml:space="preserve">חשבונות משתמשים:</w:t>
+      </w:r>
+      <w:r>
+        <w:t xml:space="preserve"> </w:t>
+      </w:r>
+      <w:r>
+        <w:t xml:space="preserve">סיסמאות נשמרות מוצפנות (Hash) על ידי Supabase Auth; אכיפת סיסמאות חזקות.</w:t>
       </w:r>
     </w:p>
     <w:p>
@@ -3386,22 +3978,13 @@
           <w:b/>
           <w:bCs/>
         </w:rPr>
-        <w:t xml:space="preserve">Content-Security-Policy</w:t>
-      </w:r>
-      <w:r>
-        <w:t xml:space="preserve"> </w:t>
-      </w:r>
-      <w:r>
-        <w:t xml:space="preserve">׳•׳›׳•׳×׳¨׳•׳× ׳׳‘׳˜׳—׳” (X-Frame-Options: DENY, HSTS, nosniff) ׳”׳׳•׳’׳“׳¨׳•׳× ׳‘-</w:t>
-      </w:r>
-      <w:r>
-        <w:rPr>
-          <w:rStyle w:val="VerbatimChar"/>
-        </w:rPr>
-        <w:t xml:space="preserve">next.config</w:t>
-      </w:r>
-      <w:r>
-        <w:t xml:space="preserve">.</w:t>
+        <w:t xml:space="preserve">הגבלת קצב (Rate Limiting):</w:t>
+      </w:r>
+      <w:r>
+        <w:t xml:space="preserve"> </w:t>
+      </w:r>
+      <w:r>
+        <w:t xml:space="preserve">על נקודות קצה רגישות (הרשמה: 5 בקשות/דקה; שיבוץ אוטומטי: 10/דקה) בעזרת Upstash Redis, כהגנה מפני ניסיונות התחברות חוזרים ושימוש לרעה.</w:t>
       </w:r>
     </w:p>
     <w:p>
@@ -3417,7 +4000,60 @@
           <w:b/>
           <w:bCs/>
         </w:rPr>
-        <w:t xml:space="preserve">׳”׳•׳“׳¢׳•׳× ׳©׳’׳™׳׳” ׳‘׳˜׳•׳—׳•׳×</w:t>
+        <w:t xml:space="preserve">הגנה מפני SQL Injection:</w:t>
+      </w:r>
+      <w:r>
+        <w:t xml:space="preserve"> </w:t>
+      </w:r>
+      <w:r>
+        <w:t xml:space="preserve">שימוש בשאילתות פרמטריות דרך Supabase SDK.</w:t>
+      </w:r>
+    </w:p>
+    <w:p>
+      <w:pPr>
+        <w:pStyle w:val="Compact"/>
+        <w:numPr>
+          <w:ilvl w:val="0"/>
+          <w:numId w:val="1011"/>
+        </w:numPr>
+      </w:pPr>
+      <w:r>
+        <w:rPr>
+          <w:b/>
+          <w:bCs/>
+        </w:rPr>
+        <w:t xml:space="preserve">Content-Security-Policy</w:t>
+      </w:r>
+      <w:r>
+        <w:t xml:space="preserve"> </w:t>
+      </w:r>
+      <w:r>
+        <w:t xml:space="preserve">וכותרות אבטחה (X-Frame-Options: DENY, HSTS, nosniff) המוגדרות ב-</w:t>
+      </w:r>
+      <w:r>
+        <w:rPr>
+          <w:rStyle w:val="VerbatimChar"/>
+        </w:rPr>
+        <w:t xml:space="preserve">next.config</w:t>
+      </w:r>
+      <w:r>
+        <w:t xml:space="preserve">.</w:t>
+      </w:r>
+    </w:p>
+    <w:p>
+      <w:pPr>
+        <w:pStyle w:val="Compact"/>
+        <w:numPr>
+          <w:ilvl w:val="0"/>
+          <w:numId w:val="1011"/>
+        </w:numPr>
+      </w:pPr>
+      <w:r>
+        <w:rPr>
+          <w:b/>
+          <w:bCs/>
+        </w:rPr>
+        <w:t xml:space="preserve">הודעות שגיאה בטוחות</w:t>
       </w:r>
       <w:r>
         <w:t xml:space="preserve"> </w:t>
@@ -3432,7 +4068,7 @@
         <w:t xml:space="preserve">lib/utils/errors.ts</w:t>
       </w:r>
       <w:r>
-        <w:t xml:space="preserve">) ג€” ׳—׳•׳©׳₪׳•׳× ׳¨׳§ ׳©׳’׳™׳׳•׳× ׳׳‘׳•׳§׳¨׳•׳×, ׳•׳׳—׳–׳™׳¨׳•׳× "׳©׳’׳™׳׳× ׳©׳¨׳× ׳₪׳ ׳™׳׳™׳×" ׳׳›׳ ׳”׳©׳׳¨, ׳›׳“׳™ ׳׳ ׳׳“׳׳•׳£ ׳₪׳¨׳˜׳™ ׳׳™׳׳•׳©.</w:t>
+        <w:t xml:space="preserve">) — חושפות רק שגיאות מבוקרות ומחזירות "שגיאת שרת פנימית" לכל השאר, כדי לא לדלוף פרטי מימוש.</w:t>
       </w:r>
     </w:p>
     <w:p>
@@ -3444,7 +4080,7 @@
           <w:b/>
           <w:bCs/>
         </w:rPr>
-        <w:t xml:space="preserve">׳×׳¨׳©׳™׳ 3 ג€” ׳–׳¨׳™׳׳× ׳׳™׳׳•׳×:</w:t>
+        <w:t xml:space="preserve">תרשים 4 — זרימת אימות והתחברות (Login Flow):</w:t>
       </w:r>
     </w:p>
     <w:p>
@@ -3456,18 +4092,18 @@
           <wp:inline>
             <wp:extent cx="5334000" cy="3238500"/>
             <wp:effectExtent b="0" l="0" r="0" t="0"/>
-            <wp:docPr descr="" title="" id="34" name="Picture"/>
+            <wp:docPr descr="" title="" id="38" name="Picture"/>
             <a:graphic>
               <a:graphicData uri="http://schemas.openxmlformats.org/drawingml/2006/picture">
                 <pic:pic>
                   <pic:nvPicPr>
-                    <pic:cNvPr descr="build/diagram3.png" id="35" name="Picture"/>
+                    <pic:cNvPr descr="build/diagram3.png" id="39" name="Picture"/>
                     <pic:cNvPicPr>
                       <a:picLocks noChangeArrowheads="1" noChangeAspect="1"/>
                     </pic:cNvPicPr>
                   </pic:nvPicPr>
                   <pic:blipFill>
-                    <a:blip r:embed="rId33"/>
+                    <a:blip r:embed="rId37"/>
                     <a:stretch>
                       <a:fillRect/>
                     </a:stretch>
@@ -3497,14 +4133,14 @@
         <w:t xml:space="preserve">{ width=70% }</w:t>
       </w:r>
     </w:p>
-    <w:bookmarkEnd w:id="36"/>
-    <w:bookmarkStart w:id="40" w:name="X3d600513e98d07ec5051eeddf974f36c4d9bb7b"/>
+    <w:bookmarkEnd w:id="40"/>
+    <w:bookmarkStart w:id="44" w:name="Xd6222662e579dcd1e6efbc049707630cdac6fe5"/>
     <w:p>
       <w:pPr>
         <w:pStyle w:val="Heading3"/>
       </w:pPr>
       <w:r>
-        <w:t xml:space="preserve">8.2.5 ׳׳׳’׳•׳¨׳™׳×׳ ׳”׳©׳™׳‘׳•׳¥ ׳”׳׳•׳˜׳•׳׳˜׳™</w:t>
+        <w:t xml:space="preserve">8.2.5 אלגוריתם השיבוץ האוטומטי והאנליטיקות</w:t>
       </w:r>
     </w:p>
     <w:p>
@@ -3512,7 +4148,17 @@
         <w:pStyle w:val="FirstParagraph"/>
       </w:pPr>
       <w:r>
-        <w:t xml:space="preserve">׳׳‘ ׳”׳₪׳¨׳•׳™׳§׳˜ ׳”׳•׳ ׳”׳₪׳•׳ ׳§׳¦׳™׳”</w:t>
+        <w:rPr>
+          <w:b/>
+          <w:bCs/>
+        </w:rPr>
+        <w:t xml:space="preserve">המרכיב האלגוריתמי המרכזי</w:t>
+      </w:r>
+      <w:r>
+        <w:t xml:space="preserve"> </w:t>
+      </w:r>
+      <w:r>
+        <w:t xml:space="preserve">במערכת הוא מנגנון שיבוץ המשמרות האוטומטי — הפונקציה</w:t>
       </w:r>
       <w:r>
         <w:t xml:space="preserve"> </w:t>
@@ -3527,7 +4173,7 @@
         <w:t xml:space="preserve"> </w:t>
       </w:r>
       <w:r>
-        <w:t xml:space="preserve">(׳‘׳§׳•׳‘׳¥</w:t>
+        <w:t xml:space="preserve">(בקובץ</w:t>
       </w:r>
       <w:r>
         <w:t xml:space="preserve"> </w:t>
@@ -3539,23 +4185,50 @@
         <w:t xml:space="preserve">lib/assignments/autofill.ts</w:t>
       </w:r>
       <w:r>
-        <w:t xml:space="preserve">). ׳”׳׳׳’׳•׳¨׳™׳×׳ ׳”׳•׳</w:t>
-      </w:r>
-      <w:r>
-        <w:t xml:space="preserve"> </w:t>
-      </w:r>
-      <w:r>
-        <w:rPr>
-          <w:b/>
-          <w:bCs/>
-        </w:rPr>
-        <w:t xml:space="preserve">׳—׳׳“׳ ׳™ (Greedy)</w:t>
-      </w:r>
-      <w:r>
-        <w:t xml:space="preserve"> </w:t>
-      </w:r>
-      <w:r>
-        <w:t xml:space="preserve">׳¢׳ ׳“׳™׳¨׳•׳’ ׳¨׳‘-׳§׳¨׳™׳˜׳¨׳™׳•׳ ׳™: ׳¢׳‘׳•׳¨ ׳›׳ ׳׳©׳׳¨׳× ׳©׳—׳¡׳¨׳™׳ ׳‘׳” ׳¢׳•׳‘׳“׳™׳, ׳”׳•׳ ׳׳“׳¨׳’ ׳׳× ׳”׳׳•׳¢׳׳“׳™׳ ׳”׳–׳׳™׳ ׳™׳ ׳•׳‘׳•׳—׳¨ ׳׳× ׳”׳׳×׳׳™׳ ׳‘׳™׳•׳×׳¨.</w:t>
+        <w:t xml:space="preserve">). האלגוריתם הוא</w:t>
+      </w:r>
+      <w:r>
+        <w:t xml:space="preserve"> </w:t>
+      </w:r>
+      <w:r>
+        <w:rPr>
+          <w:b/>
+          <w:bCs/>
+        </w:rPr>
+        <w:t xml:space="preserve">חמדני (Greedy)</w:t>
+      </w:r>
+      <w:r>
+        <w:t xml:space="preserve"> </w:t>
+      </w:r>
+      <w:r>
+        <w:t xml:space="preserve">עם דירוג רב-קריטריוני: עבור כל משמרת שחסרים בה עובדים, הוא מדרג את המועמדים הזמינים ובוחר את המתאים ביותר. האלגוריתם מקבל נתוני עובדים, משמרות, אילוצים ושיבוצים קודמים, ומשתמש במבני</w:t>
+      </w:r>
+      <w:r>
+        <w:t xml:space="preserve"> </w:t>
+      </w:r>
+      <w:r>
+        <w:rPr>
+          <w:rStyle w:val="VerbatimChar"/>
+        </w:rPr>
+        <w:t xml:space="preserve">Map</w:t>
+      </w:r>
+      <w:r>
+        <w:t xml:space="preserve"> </w:t>
+      </w:r>
+      <w:r>
+        <w:t xml:space="preserve">ו-</w:t>
+      </w:r>
+      <w:r>
+        <w:rPr>
+          <w:rStyle w:val="VerbatimChar"/>
+        </w:rPr>
+        <w:t xml:space="preserve">Set</w:t>
+      </w:r>
+      <w:r>
+        <w:t xml:space="preserve"> </w:t>
+      </w:r>
+      <w:r>
+        <w:t xml:space="preserve">לבדיקות מהירות של זמינות, עומס, שיבוצים קיימים והיסטוריה.</w:t>
       </w:r>
     </w:p>
     <w:p>
@@ -3567,13 +4240,13 @@
           <w:b/>
           <w:bCs/>
         </w:rPr>
-        <w:t xml:space="preserve">׳¡׳™׳ ׳•׳ ׳׳§׳“׳™׳</w:t>
-      </w:r>
-      <w:r>
-        <w:t xml:space="preserve"> </w:t>
-      </w:r>
-      <w:r>
-        <w:t xml:space="preserve">ג€” ׳׳•׳¢׳׳“ ׳ ׳₪׳¡׳ ׳׳:</w:t>
+        <w:t xml:space="preserve">סינון מקדים</w:t>
+      </w:r>
+      <w:r>
+        <w:t xml:space="preserve"> </w:t>
+      </w:r>
+      <w:r>
+        <w:t xml:space="preserve">— מועמד נפסל אם:</w:t>
       </w:r>
     </w:p>
     <w:p>
@@ -3585,7 +4258,7 @@
         </w:numPr>
       </w:pPr>
       <w:r>
-        <w:t xml:space="preserve">׳”׳•׳ ׳›׳‘׳¨ ׳׳©׳•׳‘׳¥ ׳‘׳׳•׳×׳” ׳׳©׳׳¨׳×, ׳׳•</w:t>
+        <w:t xml:space="preserve">הוא כבר משובץ באותה משמרת, או</w:t>
       </w:r>
     </w:p>
     <w:p>
@@ -3597,7 +4270,7 @@
         </w:numPr>
       </w:pPr>
       <w:r>
-        <w:t xml:space="preserve">׳”׳•׳ ׳›׳‘׳¨ ׳׳©׳•׳‘׳¥ ׳׳׳©׳׳¨׳× ׳׳—׳¨׳× ׳‘׳׳•׳×׳• ׳×׳׳¨׳™׳ (׳׳ ׳™׳¢׳× ׳©׳™׳‘׳•׳¥ ׳›׳₪׳•׳ ׳‘׳™׳•׳).</w:t>
+        <w:t xml:space="preserve">הוא כבר משובץ למשמרת אחרת באותו תאריך (מניעת שיבוץ כפול ביום).</w:t>
       </w:r>
     </w:p>
     <w:p>
@@ -3609,13 +4282,13 @@
           <w:b/>
           <w:bCs/>
         </w:rPr>
-        <w:t xml:space="preserve">׳“׳™׳¨׳•׳’ ׳”׳׳•׳¢׳׳“׳™׳</w:t>
-      </w:r>
-      <w:r>
-        <w:t xml:space="preserve"> </w:t>
-      </w:r>
-      <w:r>
-        <w:t xml:space="preserve">ג€” ׳”׳ ׳•׳×׳¨׳™׳ ׳׳׳•׳™׳ ׳™׳ ׳׳₪׳™ ׳©׳׳•׳©׳” ׳§׳¨׳™׳˜׳¨׳™׳•׳ ׳™׳ ׳׳₪׳™ ׳¡׳“׳¨ ׳¢׳“׳™׳₪׳•׳×:</w:t>
+        <w:t xml:space="preserve">דירוג המועמדים</w:t>
+      </w:r>
+      <w:r>
+        <w:t xml:space="preserve"> </w:t>
+      </w:r>
+      <w:r>
+        <w:t xml:space="preserve">— הנותרים ממוינים לפי שלושה קריטריונים לפי סדר עדיפות:</w:t>
       </w:r>
     </w:p>
     <w:p>
@@ -3631,13 +4304,13 @@
           <w:b/>
           <w:bCs/>
         </w:rPr>
-        <w:t xml:space="preserve">׳׳™׳׳•׳¥ ׳–׳׳™׳ ׳•׳×</w:t>
-      </w:r>
-      <w:r>
-        <w:t xml:space="preserve"> </w:t>
-      </w:r>
-      <w:r>
-        <w:t xml:space="preserve">ג€” ׳¢׳•׳‘׳“ ׳׳׳ ׳׳™׳׳•׳¥ "׳׳ ׳–׳׳™׳" (</w:t>
+        <w:t xml:space="preserve">אילוץ זמינות</w:t>
+      </w:r>
+      <w:r>
+        <w:t xml:space="preserve"> </w:t>
+      </w:r>
+      <w:r>
+        <w:t xml:space="preserve">— עובד ללא אילוץ "לא זמין" (</w:t>
       </w:r>
       <w:r>
         <w:rPr>
@@ -3646,7 +4319,7 @@
         <w:t xml:space="preserve">unavailable</w:t>
       </w:r>
       <w:r>
-        <w:t xml:space="preserve">) ׳§׳•׳“׳ ׳׳¢׳•׳‘׳“ ׳¢׳ ׳׳™׳׳•׳¥.</w:t>
+        <w:t xml:space="preserve">) קודם לעובד עם אילוץ.</w:t>
       </w:r>
     </w:p>
     <w:p>
@@ -3662,13 +4335,13 @@
           <w:b/>
           <w:bCs/>
         </w:rPr>
-        <w:t xml:space="preserve">׳¢׳•׳׳¡ ׳©׳™׳‘׳•׳¥</w:t>
-      </w:r>
-      <w:r>
-        <w:t xml:space="preserve"> </w:t>
-      </w:r>
-      <w:r>
-        <w:t xml:space="preserve">ג€” ׳¢׳•׳‘׳“ ׳¢׳ ׳₪׳—׳•׳× ׳©׳™׳‘׳•׳¦׳™׳ ׳”׳©׳‘׳•׳¢ ׳§׳•׳“׳ (׳׳™׳–׳•׳ ׳¢׳•׳׳¡).</w:t>
+        <w:t xml:space="preserve">עומס שיבוץ</w:t>
+      </w:r>
+      <w:r>
+        <w:t xml:space="preserve"> </w:t>
+      </w:r>
+      <w:r>
+        <w:t xml:space="preserve">— עובד עם פחות שיבוצים השבוע קודם (איזון עומס).</w:t>
       </w:r>
     </w:p>
     <w:p>
@@ -3684,13 +4357,13 @@
           <w:b/>
           <w:bCs/>
         </w:rPr>
-        <w:t xml:space="preserve">׳’׳™׳•׳•׳</w:t>
-      </w:r>
-      <w:r>
-        <w:t xml:space="preserve"> </w:t>
-      </w:r>
-      <w:r>
-        <w:t xml:space="preserve">ג€” ׳¢׳•׳‘׳“ ׳©׳׳ ׳©׳•׳‘׳¥ ׳׳׳•׳×׳” ׳׳©׳׳¨׳×/׳×׳׳¨׳™׳ ׳‘׳©׳‘׳•׳¢ ׳©׳¢׳‘׳¨ ׳§׳•׳“׳ (׳׳ ׳™׳¢׳× ׳©׳’׳¨׳”).</w:t>
+        <w:t xml:space="preserve">גיוון</w:t>
+      </w:r>
+      <w:r>
+        <w:t xml:space="preserve"> </w:t>
+      </w:r>
+      <w:r>
+        <w:t xml:space="preserve">— עובד שלא שובץ לאותה משמרת/תאריך בשבוע שעבר קודם (מניעת שגרה).</w:t>
       </w:r>
     </w:p>
     <w:p>
@@ -3702,7 +4375,7 @@
           <w:b/>
           <w:bCs/>
         </w:rPr>
-        <w:t xml:space="preserve">׳×׳¨׳©׳™׳ 5 ג€” ׳׳•׳’׳™׳§׳× ׳“׳™׳¨׳•׳’ ׳”׳׳•׳¢׳׳“׳™׳:</w:t>
+        <w:t xml:space="preserve">תרשים 5 — לוגיקת דירוג המועמדים:</w:t>
       </w:r>
     </w:p>
     <w:p>
@@ -3714,18 +4387,18 @@
           <wp:inline>
             <wp:extent cx="5334000" cy="8211910"/>
             <wp:effectExtent b="0" l="0" r="0" t="0"/>
-            <wp:docPr descr="" title="" id="38" name="Picture"/>
+            <wp:docPr descr="" title="" id="42" name="Picture"/>
             <a:graphic>
               <a:graphicData uri="http://schemas.openxmlformats.org/drawingml/2006/picture">
                 <pic:pic>
                   <pic:nvPicPr>
-                    <pic:cNvPr descr="build/diagram5.png" id="39" name="Picture"/>
+                    <pic:cNvPr descr="build/diagram5.png" id="43" name="Picture"/>
                     <pic:cNvPicPr>
                       <a:picLocks noChangeArrowheads="1" noChangeAspect="1"/>
                     </pic:cNvPicPr>
                   </pic:nvPicPr>
                   <pic:blipFill>
-                    <a:blip r:embed="rId37"/>
+                    <a:blip r:embed="rId41"/>
                     <a:stretch>
                       <a:fillRect/>
                     </a:stretch>
@@ -3760,20 +4433,38 @@
         <w:pStyle w:val="BodyText"/>
       </w:pPr>
       <w:r>
-        <w:t xml:space="preserve">׳—׳©׳•׳‘ ׳׳”׳“׳’׳™׳©: ׳”׳׳׳’׳•׳¨׳™׳×׳ ׳׳™׳™׳¦׳¨</w:t>
-      </w:r>
-      <w:r>
-        <w:t xml:space="preserve"> </w:t>
-      </w:r>
-      <w:r>
-        <w:rPr>
-          <w:b/>
-          <w:bCs/>
-        </w:rPr>
-        <w:t xml:space="preserve">׳”׳¦׳¢׳” ׳‘׳׳‘׳“</w:t>
-      </w:r>
-      <w:r>
-        <w:t xml:space="preserve">. ׳”׳׳ ׳”׳ ׳¦׳•׳₪׳” ׳‘׳×׳¦׳•׳’׳” ׳׳§׳“׳™׳׳” (Preview), ׳¨׳©׳׳™ ׳׳”׳—׳׳™׳£ ׳›׳ ׳©׳™׳‘׳•׳¥ ׳׳•׳¦׳¢, ׳•׳¨׳§ ׳׳׳—׳¨ ׳׳™׳©׳•׳¨ ׳׳₪׳•׳¨׳© ׳”׳©׳™׳‘׳•׳¥ ׳ ׳©׳׳¨. ׳’׳™׳©׳” ׳–׳• ׳׳©׳׳‘׳× ׳™׳¢׳™׳׳•׳× ׳׳•׳˜׳•׳׳˜׳™׳× ׳¢׳ ׳©׳׳™׳˜׳” ׳׳ ׳•׳©׳™׳× ׳׳׳׳”.</w:t>
+        <w:t xml:space="preserve">חשוב להדגיש: האלגוריתם מייצר</w:t>
+      </w:r>
+      <w:r>
+        <w:t xml:space="preserve"> </w:t>
+      </w:r>
+      <w:r>
+        <w:rPr>
+          <w:b/>
+          <w:bCs/>
+        </w:rPr>
+        <w:t xml:space="preserve">הצעה בלבד</w:t>
+      </w:r>
+      <w:r>
+        <w:t xml:space="preserve">. המנהל צופה בתצוגה מקדימה (Preview), רשאי להחליף כל שיבוץ מוצע, ורק לאחר אישור מפורש השיבוץ נשמר. גישה זו משלבת יעילות אוטומטית עם שליטה אנושית מלאה.</w:t>
+      </w:r>
+    </w:p>
+    <w:p>
+      <w:pPr>
+        <w:pStyle w:val="BodyText"/>
+      </w:pPr>
+      <w:r>
+        <w:rPr>
+          <w:b/>
+          <w:bCs/>
+        </w:rPr>
+        <w:t xml:space="preserve">אנליטיקות:</w:t>
+      </w:r>
+      <w:r>
+        <w:t xml:space="preserve"> </w:t>
+      </w:r>
+      <w:r>
+        <w:t xml:space="preserve">המערכת אוספת נתוני עובדים, משמרות ושיבוצים מתוך מסד הנתונים ומציגה בדשבורד סטטיסטיקות כגון מספר משמרות לעובד, חלוקה למשמרות יום/לילה, עומס עבודה שבועי, ומשמרות מלאות/חסרות עובדים — לסיוע בקבלת החלטות בשיבוץ הידני.</w:t>
       </w:r>
     </w:p>
     <w:p>
@@ -3783,24 +4474,24 @@
         </w:pict>
       </w:r>
     </w:p>
-    <w:bookmarkEnd w:id="40"/>
-    <w:bookmarkEnd w:id="41"/>
-    <w:bookmarkStart w:id="51" w:name="X937295fccfa8ecb8c437fb8827ade8469dc23d2"/>
+    <w:bookmarkEnd w:id="44"/>
+    <w:bookmarkEnd w:id="45"/>
+    <w:bookmarkStart w:id="56" w:name="Xc07cbc2dc4b4b7abfcdca36e673b0c8a25b7fca"/>
     <w:p>
       <w:pPr>
         <w:pStyle w:val="Heading2"/>
       </w:pPr>
       <w:r>
-        <w:t xml:space="preserve">8.3 ׳×׳™׳׳•׳¨ ׳”׳¢׳‘׳•׳“׳” ׳¢׳ ׳₪׳¨׳•׳™׳§׳˜ ׳”׳’׳׳¨</w:t>
-      </w:r>
-    </w:p>
-    <w:bookmarkStart w:id="42" w:name="Xa774fbdf2fc2e8565b199d9584e45c4e3d00c57"/>
+        <w:t xml:space="preserve">8.3 תיאור העבודה על פרויקט הגמר</w:t>
+      </w:r>
+    </w:p>
+    <w:bookmarkStart w:id="46" w:name="Xf043c93ce589e20d2d18430d355247d0ec04c28"/>
     <w:p>
       <w:pPr>
         <w:pStyle w:val="Heading3"/>
       </w:pPr>
       <w:r>
-        <w:t xml:space="preserve">8.3.1 ׳׳‘׳ ׳” ׳”׳₪׳¨׳•׳™׳§׳˜ (׳×׳™׳§׳™׳•׳× ׳•׳©׳›׳‘׳•׳×)</w:t>
+        <w:t xml:space="preserve">8.3.1 מבנה הפרויקט (תיקיות ושכבות)</w:t>
       </w:r>
     </w:p>
     <w:p>
@@ -3820,7 +4511,7 @@
         <w:rPr>
           <w:rStyle w:val="VerbatimChar"/>
         </w:rPr>
-        <w:t xml:space="preserve">  (auth)/         # ׳׳¡׳›׳™ ׳”׳×׳—׳‘׳¨׳•׳× ׳•׳”׳¨׳©׳׳”</w:t>
+        <w:t xml:space="preserve">  (auth)/         # מסכי התחברות והרשמה</w:t>
       </w:r>
       <w:r>
         <w:br/>
@@ -3829,7 +4520,7 @@
         <w:rPr>
           <w:rStyle w:val="VerbatimChar"/>
         </w:rPr>
-        <w:t xml:space="preserve">  (dashboard)/    # ׳׳¡׳›׳™ ׳”׳׳¢׳¨׳›׳× ׳”׳׳•׳’׳ ׳™׳</w:t>
+        <w:t xml:space="preserve">  (dashboard)/    # מסכי המערכת המוגנים</w:t>
       </w:r>
       <w:r>
         <w:br/>
@@ -3838,7 +4529,7 @@
         <w:rPr>
           <w:rStyle w:val="VerbatimChar"/>
         </w:rPr>
-        <w:t xml:space="preserve">  api/            # ׳ ׳×׳™׳‘׳™ API (׳¨׳–׳™׳)</w:t>
+        <w:t xml:space="preserve">  api/            # נתיבי API (רזים)</w:t>
       </w:r>
       <w:r>
         <w:br/>
@@ -3847,7 +4538,7 @@
         <w:rPr>
           <w:rStyle w:val="VerbatimChar"/>
         </w:rPr>
-        <w:t xml:space="preserve">features/         # ׳׳•׳’׳™׳§׳” ׳¢׳¡׳§׳™׳× ׳׳₪׳™ ׳×׳—׳•׳</w:t>
+        <w:t xml:space="preserve">features/         # לוגיקה עסקית לפי תחום</w:t>
       </w:r>
       <w:r>
         <w:br/>
@@ -3874,7 +4565,7 @@
         <w:rPr>
           <w:rStyle w:val="VerbatimChar"/>
         </w:rPr>
-        <w:t xml:space="preserve">  api/apiFetch.ts        # ׳¢׳•׳˜׳£ ׳‘׳§׳©׳•׳× ׳׳§׳•׳— (׳׳¦׳¨׳£ JWT)</w:t>
+        <w:t xml:space="preserve">  api/apiFetch.ts        # עוטף בקשות לקוח (מצרף JWT)</w:t>
       </w:r>
       <w:r>
         <w:br/>
@@ -3892,7 +4583,7 @@
         <w:rPr>
           <w:rStyle w:val="VerbatimChar"/>
         </w:rPr>
-        <w:t xml:space="preserve">  db/                    # ׳׳§׳•׳—׳•׳× Supabase (server/browser/admin)</w:t>
+        <w:t xml:space="preserve">  db/                    # לקוחות Supabase (server/browser/admin)</w:t>
       </w:r>
       <w:r>
         <w:br/>
@@ -3901,7 +4592,7 @@
         <w:rPr>
           <w:rStyle w:val="VerbatimChar"/>
         </w:rPr>
-        <w:t xml:space="preserve">  assignments/autofill.ts# ׳׳׳’׳•׳¨׳™׳×׳ ׳”׳©׳™׳‘׳•׳¥</w:t>
+        <w:t xml:space="preserve">  assignments/autofill.ts# אלגוריתם השיבוץ</w:t>
       </w:r>
       <w:r>
         <w:br/>
@@ -3919,7 +4610,7 @@
         <w:rPr>
           <w:rStyle w:val="VerbatimChar"/>
         </w:rPr>
-        <w:t xml:space="preserve">supabase/migrations/     # ׳§׳‘׳¦׳™ ׳׳™׳’׳¨׳¦׳™׳” ׳©׳ ׳¡׳›׳׳× ׳‘׳¡׳™׳¡ ׳”׳ ׳×׳•׳ ׳™׳</w:t>
+        <w:t xml:space="preserve">supabase/migrations/     # קבצי מיגרציה של סכמת בסיס הנתונים</w:t>
       </w:r>
       <w:r>
         <w:br/>
@@ -3928,17 +4619,17 @@
         <w:rPr>
           <w:rStyle w:val="VerbatimChar"/>
         </w:rPr>
-        <w:t xml:space="preserve">components/               # ׳¨׳›׳™׳‘׳™ UI ׳›׳׳׳™׳™׳</w:t>
-      </w:r>
-    </w:p>
-    <w:bookmarkEnd w:id="42"/>
-    <w:bookmarkStart w:id="43" w:name="Xd6475aa9b1c8dafe8d2a0283445ea074c8d4bc4"/>
+        <w:t xml:space="preserve">components/               # רכיבי UI כלליים</w:t>
+      </w:r>
+    </w:p>
+    <w:bookmarkEnd w:id="46"/>
+    <w:bookmarkStart w:id="47" w:name="Xceed099d89c86c00817f64879dac7de8315b12a"/>
     <w:p>
       <w:pPr>
         <w:pStyle w:val="Heading3"/>
       </w:pPr>
       <w:r>
-        <w:t xml:space="preserve">8.3.2 ׳©׳›׳‘׳× ׳”-API</w:t>
+        <w:t xml:space="preserve">8.3.2 שכבת ה-API</w:t>
       </w:r>
     </w:p>
     <w:p>
@@ -3946,7 +4637,7 @@
         <w:pStyle w:val="FirstParagraph"/>
       </w:pPr>
       <w:r>
-        <w:t xml:space="preserve">׳ ׳§׳•׳“׳•׳× ׳”׳§׳¦׳” ׳׳¨׳•׳›׳–׳•׳× ׳×׳—׳×</w:t>
+        <w:t xml:space="preserve">נקודות הקצה מרוכזות תחת</w:t>
       </w:r>
       <w:r>
         <w:t xml:space="preserve"> </w:t>
@@ -3958,7 +4649,7 @@
         <w:t xml:space="preserve">app/api/</w:t>
       </w:r>
       <w:r>
-        <w:t xml:space="preserve">. ׳›׳ ׳ ׳×׳™׳‘ ׳׳׳׳× ׳”׳¨׳©׳׳”, ׳׳‘׳¦׳¢ ׳•׳׳™׳“׳¦׳™׳” ׳¢׳ Zod, ׳•׳§׳•׳¨׳ ׳׳©׳™׳¨׳•׳× ׳”׳׳×׳׳™׳.</w:t>
+        <w:t xml:space="preserve">. כל נתיב מאמת הרשאה, מבצע ולידציה עם Zod, וקורא לשירות המתאים.</w:t>
       </w:r>
     </w:p>
     <w:p>
@@ -3970,7 +4661,7 @@
           <w:b/>
           <w:bCs/>
         </w:rPr>
-        <w:t xml:space="preserve">׳˜׳‘׳׳” 3 ג€” ׳ ׳§׳•׳“׳•׳× ׳”׳§׳¦׳” ׳”׳׳¨׳›׳–׳™׳•׳× (׳‘׳—׳™׳¨׳”):</w:t>
+        <w:t xml:space="preserve">טבלה 3 — נקודות הקצה המרכזיות (בחירה):</w:t>
       </w:r>
     </w:p>
     <w:tbl>
@@ -4018,18 +4709,18 @@
               <w:pStyle w:val="Compact"/>
             </w:pPr>
             <w:r>
-              <w:t xml:space="preserve">׳”׳¨׳©׳׳”</w:t>
-            </w:r>
-          </w:p>
-        </w:tc>
-        <w:tc>
-          <w:tcPr/>
-          <w:p>
-            <w:pPr>
-              <w:pStyle w:val="Compact"/>
-            </w:pPr>
-            <w:r>
-              <w:t xml:space="preserve">׳×׳™׳׳•׳¨</w:t>
+              <w:t xml:space="preserve">הרשאה</w:t>
+            </w:r>
+          </w:p>
+        </w:tc>
+        <w:tc>
+          <w:tcPr/>
+          <w:p>
+            <w:pPr>
+              <w:pStyle w:val="Compact"/>
+            </w:pPr>
+            <w:r>
+              <w:t xml:space="preserve">תיאור</w:t>
             </w:r>
           </w:p>
         </w:tc>
@@ -4067,18 +4758,18 @@
               <w:pStyle w:val="Compact"/>
             </w:pPr>
             <w:r>
-              <w:t xml:space="preserve">׳׳©׳×׳׳©</w:t>
-            </w:r>
-          </w:p>
-        </w:tc>
-        <w:tc>
-          <w:tcPr/>
-          <w:p>
-            <w:pPr>
-              <w:pStyle w:val="Compact"/>
-            </w:pPr>
-            <w:r>
-              <w:t xml:space="preserve">׳¡׳§׳™׳¨׳× ׳©׳™׳‘׳•׳¦׳™׳ ׳׳׳׳” (׳׳©׳׳¨׳•׳×, ׳©׳™׳‘׳•׳¦׳™׳, ׳¢׳•׳‘׳“׳™׳, ׳׳™׳׳•׳¦׳™׳, ׳׳•׳—׳•׳×)</w:t>
+              <w:t xml:space="preserve">משתמש</w:t>
+            </w:r>
+          </w:p>
+        </w:tc>
+        <w:tc>
+          <w:tcPr/>
+          <w:p>
+            <w:pPr>
+              <w:pStyle w:val="Compact"/>
+            </w:pPr>
+            <w:r>
+              <w:t xml:space="preserve">סקירת שיבוצים מלאה (משמרות, שיבוצים, עובדים, אילוצים, לוחות)</w:t>
             </w:r>
           </w:p>
         </w:tc>
@@ -4116,18 +4807,18 @@
               <w:pStyle w:val="Compact"/>
             </w:pPr>
             <w:r>
-              <w:t xml:space="preserve">׳׳ ׳”׳</w:t>
-            </w:r>
-          </w:p>
-        </w:tc>
-        <w:tc>
-          <w:tcPr/>
-          <w:p>
-            <w:pPr>
-              <w:pStyle w:val="Compact"/>
-            </w:pPr>
-            <w:r>
-              <w:t xml:space="preserve">׳©׳™׳‘׳•׳¥ ׳¢׳•׳‘׳“ ׳׳׳©׳׳¨׳×</w:t>
+              <w:t xml:space="preserve">מנהל</w:t>
+            </w:r>
+          </w:p>
+        </w:tc>
+        <w:tc>
+          <w:tcPr/>
+          <w:p>
+            <w:pPr>
+              <w:pStyle w:val="Compact"/>
+            </w:pPr>
+            <w:r>
+              <w:t xml:space="preserve">שיבוץ עובד למשמרת</w:t>
             </w:r>
           </w:p>
         </w:tc>
@@ -4165,18 +4856,18 @@
               <w:pStyle w:val="Compact"/>
             </w:pPr>
             <w:r>
-              <w:t xml:space="preserve">׳׳ ׳”׳</w:t>
-            </w:r>
-          </w:p>
-        </w:tc>
-        <w:tc>
-          <w:tcPr/>
-          <w:p>
-            <w:pPr>
-              <w:pStyle w:val="Compact"/>
-            </w:pPr>
-            <w:r>
-              <w:t xml:space="preserve">׳”׳¡׳¨׳× ׳©׳™׳‘׳•׳¥</w:t>
+              <w:t xml:space="preserve">מנהל</w:t>
+            </w:r>
+          </w:p>
+        </w:tc>
+        <w:tc>
+          <w:tcPr/>
+          <w:p>
+            <w:pPr>
+              <w:pStyle w:val="Compact"/>
+            </w:pPr>
+            <w:r>
+              <w:t xml:space="preserve">הסרת שיבוץ</w:t>
             </w:r>
           </w:p>
         </w:tc>
@@ -4214,18 +4905,18 @@
               <w:pStyle w:val="Compact"/>
             </w:pPr>
             <w:r>
-              <w:t xml:space="preserve">׳׳ ׳”׳</w:t>
-            </w:r>
-          </w:p>
-        </w:tc>
-        <w:tc>
-          <w:tcPr/>
-          <w:p>
-            <w:pPr>
-              <w:pStyle w:val="Compact"/>
-            </w:pPr>
-            <w:r>
-              <w:t xml:space="preserve">׳×׳¦׳•׳’׳” ׳׳§׳“׳™׳׳” ׳©׳ ׳©׳™׳‘׳•׳¥ ׳׳•׳˜׳•׳׳˜׳™</w:t>
+              <w:t xml:space="preserve">מנהל</w:t>
+            </w:r>
+          </w:p>
+        </w:tc>
+        <w:tc>
+          <w:tcPr/>
+          <w:p>
+            <w:pPr>
+              <w:pStyle w:val="Compact"/>
+            </w:pPr>
+            <w:r>
+              <w:t xml:space="preserve">תצוגה מקדימה של שיבוץ אוטומטי</w:t>
             </w:r>
           </w:p>
         </w:tc>
@@ -4263,18 +4954,18 @@
               <w:pStyle w:val="Compact"/>
             </w:pPr>
             <w:r>
-              <w:t xml:space="preserve">׳׳ ׳”׳</w:t>
-            </w:r>
-          </w:p>
-        </w:tc>
-        <w:tc>
-          <w:tcPr/>
-          <w:p>
-            <w:pPr>
-              <w:pStyle w:val="Compact"/>
-            </w:pPr>
-            <w:r>
-              <w:t xml:space="preserve">׳”׳—׳׳× ׳©׳™׳‘׳•׳¥ ׳׳•׳˜׳•׳׳˜׳™ (׳”׳•׳¡׳₪׳•׳×/׳”׳¡׳¨׳•׳×)</w:t>
+              <w:t xml:space="preserve">מנהל</w:t>
+            </w:r>
+          </w:p>
+        </w:tc>
+        <w:tc>
+          <w:tcPr/>
+          <w:p>
+            <w:pPr>
+              <w:pStyle w:val="Compact"/>
+            </w:pPr>
+            <w:r>
+              <w:t xml:space="preserve">החלת שיבוץ אוטומטי (הוספות/הסרות)</w:t>
             </w:r>
           </w:p>
         </w:tc>
@@ -4312,18 +5003,18 @@
               <w:pStyle w:val="Compact"/>
             </w:pPr>
             <w:r>
-              <w:t xml:space="preserve">׳׳©׳×׳׳© / ׳׳ ׳”׳</w:t>
-            </w:r>
-          </w:p>
-        </w:tc>
-        <w:tc>
-          <w:tcPr/>
-          <w:p>
-            <w:pPr>
-              <w:pStyle w:val="Compact"/>
-            </w:pPr>
-            <w:r>
-              <w:t xml:space="preserve">׳¦׳₪׳™׳™׳” / ׳™׳¦׳™׳¨׳× ׳׳©׳׳¨׳×</w:t>
+              <w:t xml:space="preserve">משתמש / מנהל</w:t>
+            </w:r>
+          </w:p>
+        </w:tc>
+        <w:tc>
+          <w:tcPr/>
+          <w:p>
+            <w:pPr>
+              <w:pStyle w:val="Compact"/>
+            </w:pPr>
+            <w:r>
+              <w:t xml:space="preserve">צפייה / יצירת משמרת</w:t>
             </w:r>
           </w:p>
         </w:tc>
@@ -4361,18 +5052,18 @@
               <w:pStyle w:val="Compact"/>
             </w:pPr>
             <w:r>
-              <w:t xml:space="preserve">׳׳ ׳”׳</w:t>
-            </w:r>
-          </w:p>
-        </w:tc>
-        <w:tc>
-          <w:tcPr/>
-          <w:p>
-            <w:pPr>
-              <w:pStyle w:val="Compact"/>
-            </w:pPr>
-            <w:r>
-              <w:t xml:space="preserve">׳¢׳“׳›׳•׳ / ׳׳—׳™׳§׳× ׳׳©׳׳¨׳×</w:t>
+              <w:t xml:space="preserve">מנהל</w:t>
+            </w:r>
+          </w:p>
+        </w:tc>
+        <w:tc>
+          <w:tcPr/>
+          <w:p>
+            <w:pPr>
+              <w:pStyle w:val="Compact"/>
+            </w:pPr>
+            <w:r>
+              <w:t xml:space="preserve">עדכון / מחיקת משמרת</w:t>
             </w:r>
           </w:p>
         </w:tc>
@@ -4410,18 +5101,18 @@
               <w:pStyle w:val="Compact"/>
             </w:pPr>
             <w:r>
-              <w:t xml:space="preserve">׳׳©׳×׳׳©</w:t>
-            </w:r>
-          </w:p>
-        </w:tc>
-        <w:tc>
-          <w:tcPr/>
-          <w:p>
-            <w:pPr>
-              <w:pStyle w:val="Compact"/>
-            </w:pPr>
-            <w:r>
-              <w:t xml:space="preserve">׳¦׳₪׳™׳™׳” / ׳™׳¦׳™׳¨׳× ׳׳™׳׳•׳¥ (׳—׳“-׳₪׳¢׳׳™/׳׳—׳–׳•׳¨׳™/׳˜׳•׳•׳—)</w:t>
+              <w:t xml:space="preserve">משתמש</w:t>
+            </w:r>
+          </w:p>
+        </w:tc>
+        <w:tc>
+          <w:tcPr/>
+          <w:p>
+            <w:pPr>
+              <w:pStyle w:val="Compact"/>
+            </w:pPr>
+            <w:r>
+              <w:t xml:space="preserve">צפייה / יצירת אילוץ (חד-פעמי/מחזורי/טווח)</w:t>
             </w:r>
           </w:p>
         </w:tc>
@@ -4459,18 +5150,18 @@
               <w:pStyle w:val="Compact"/>
             </w:pPr>
             <w:r>
-              <w:t xml:space="preserve">׳׳©׳×׳׳©</w:t>
-            </w:r>
-          </w:p>
-        </w:tc>
-        <w:tc>
-          <w:tcPr/>
-          <w:p>
-            <w:pPr>
-              <w:pStyle w:val="Compact"/>
-            </w:pPr>
-            <w:r>
-              <w:t xml:space="preserve">׳¢׳“׳›׳•׳ / ׳׳—׳™׳§׳× ׳׳™׳׳•׳¥ (׳‘׳•׳“׳“ ׳׳• ׳¡׳“׳¨׳”)</w:t>
+              <w:t xml:space="preserve">משתמש</w:t>
+            </w:r>
+          </w:p>
+        </w:tc>
+        <w:tc>
+          <w:tcPr/>
+          <w:p>
+            <w:pPr>
+              <w:pStyle w:val="Compact"/>
+            </w:pPr>
+            <w:r>
+              <w:t xml:space="preserve">עדכון / מחיקת אילוץ (בודד או סדרה)</w:t>
             </w:r>
           </w:p>
         </w:tc>
@@ -4508,18 +5199,18 @@
               <w:pStyle w:val="Compact"/>
             </w:pPr>
             <w:r>
-              <w:t xml:space="preserve">׳׳©׳×׳׳© / ׳׳ ׳”׳</w:t>
-            </w:r>
-          </w:p>
-        </w:tc>
-        <w:tc>
-          <w:tcPr/>
-          <w:p>
-            <w:pPr>
-              <w:pStyle w:val="Compact"/>
-            </w:pPr>
-            <w:r>
-              <w:t xml:space="preserve">׳¦׳₪׳™׳™׳” / ׳™׳¦׳™׳¨׳× ׳׳•׳—</w:t>
+              <w:t xml:space="preserve">משתמש / מנהל</w:t>
+            </w:r>
+          </w:p>
+        </w:tc>
+        <w:tc>
+          <w:tcPr/>
+          <w:p>
+            <w:pPr>
+              <w:pStyle w:val="Compact"/>
+            </w:pPr>
+            <w:r>
+              <w:t xml:space="preserve">צפייה / יצירת לוח</w:t>
             </w:r>
           </w:p>
         </w:tc>
@@ -4557,18 +5248,18 @@
               <w:pStyle w:val="Compact"/>
             </w:pPr>
             <w:r>
-              <w:t xml:space="preserve">׳׳ ׳”׳</w:t>
-            </w:r>
-          </w:p>
-        </w:tc>
-        <w:tc>
-          <w:tcPr/>
-          <w:p>
-            <w:pPr>
-              <w:pStyle w:val="Compact"/>
-            </w:pPr>
-            <w:r>
-              <w:t xml:space="preserve">׳ ׳™׳”׳•׳ ׳׳׳’׳¨ ׳”׳¢׳•׳‘׳“׳™׳</w:t>
+              <w:t xml:space="preserve">מנהל</w:t>
+            </w:r>
+          </w:p>
+        </w:tc>
+        <w:tc>
+          <w:tcPr/>
+          <w:p>
+            <w:pPr>
+              <w:pStyle w:val="Compact"/>
+            </w:pPr>
+            <w:r>
+              <w:t xml:space="preserve">ניהול מאגר העובדים</w:t>
             </w:r>
           </w:p>
         </w:tc>
@@ -4606,18 +5297,18 @@
               <w:pStyle w:val="Compact"/>
             </w:pPr>
             <w:r>
-              <w:t xml:space="preserve">׳׳ ׳”׳</w:t>
-            </w:r>
-          </w:p>
-        </w:tc>
-        <w:tc>
-          <w:tcPr/>
-          <w:p>
-            <w:pPr>
-              <w:pStyle w:val="Compact"/>
-            </w:pPr>
-            <w:r>
-              <w:t xml:space="preserve">׳¨׳©׳™׳׳× ׳”׳׳©׳×׳׳©׳™׳ ׳‘׳׳¨׳’׳•׳</w:t>
+              <w:t xml:space="preserve">מנהל</w:t>
+            </w:r>
+          </w:p>
+        </w:tc>
+        <w:tc>
+          <w:tcPr/>
+          <w:p>
+            <w:pPr>
+              <w:pStyle w:val="Compact"/>
+            </w:pPr>
+            <w:r>
+              <w:t xml:space="preserve">רשימת המשתמשים ביחידה</w:t>
             </w:r>
           </w:p>
         </w:tc>
@@ -4655,18 +5346,18 @@
               <w:pStyle w:val="Compact"/>
             </w:pPr>
             <w:r>
-              <w:t xml:space="preserve">׳׳ ׳”׳</w:t>
-            </w:r>
-          </w:p>
-        </w:tc>
-        <w:tc>
-          <w:tcPr/>
-          <w:p>
-            <w:pPr>
-              <w:pStyle w:val="Compact"/>
-            </w:pPr>
-            <w:r>
-              <w:t xml:space="preserve">׳§׳™׳“׳•׳ ׳¢׳•׳‘׳“ ׳׳×׳₪׳§׳™׳“ ׳ ׳™׳”׳•׳׳™</w:t>
+              <w:t xml:space="preserve">מנהל</w:t>
+            </w:r>
+          </w:p>
+        </w:tc>
+        <w:tc>
+          <w:tcPr/>
+          <w:p>
+            <w:pPr>
+              <w:pStyle w:val="Compact"/>
+            </w:pPr>
+            <w:r>
+              <w:t xml:space="preserve">קידום עובד לתפקיד ניהולי</w:t>
             </w:r>
           </w:p>
         </w:tc>
@@ -4704,18 +5395,18 @@
               <w:pStyle w:val="Compact"/>
             </w:pPr>
             <w:r>
-              <w:t xml:space="preserve">׳¦׳™׳‘׳•׳¨׳™ / ׳׳ ׳”׳</w:t>
-            </w:r>
-          </w:p>
-        </w:tc>
-        <w:tc>
-          <w:tcPr/>
-          <w:p>
-            <w:pPr>
-              <w:pStyle w:val="Compact"/>
-            </w:pPr>
-            <w:r>
-              <w:t xml:space="preserve">׳¨׳©׳™׳׳× ׳׳¨׳’׳•׳ ׳™׳ / ׳™׳¦׳™׳¨׳× ׳׳¨׳’׳•׳</w:t>
+              <w:t xml:space="preserve">ציבורי / מנהל</w:t>
+            </w:r>
+          </w:p>
+        </w:tc>
+        <w:tc>
+          <w:tcPr/>
+          <w:p>
+            <w:pPr>
+              <w:pStyle w:val="Compact"/>
+            </w:pPr>
+            <w:r>
+              <w:t xml:space="preserve">רשימת יחידות / יצירת יחידה</w:t>
             </w:r>
           </w:p>
         </w:tc>
@@ -4753,31 +5444,31 @@
               <w:pStyle w:val="Compact"/>
             </w:pPr>
             <w:r>
-              <w:t xml:space="preserve">׳¦׳™׳‘׳•׳¨׳™</w:t>
-            </w:r>
-          </w:p>
-        </w:tc>
-        <w:tc>
-          <w:tcPr/>
-          <w:p>
-            <w:pPr>
-              <w:pStyle w:val="Compact"/>
-            </w:pPr>
-            <w:r>
-              <w:t xml:space="preserve">׳”׳¨׳©׳׳× ׳׳©׳×׳׳© ׳—׳“׳©</w:t>
+              <w:t xml:space="preserve">ציבורי</w:t>
+            </w:r>
+          </w:p>
+        </w:tc>
+        <w:tc>
+          <w:tcPr/>
+          <w:p>
+            <w:pPr>
+              <w:pStyle w:val="Compact"/>
+            </w:pPr>
+            <w:r>
+              <w:t xml:space="preserve">הרשמת משתמש חדש</w:t>
             </w:r>
           </w:p>
         </w:tc>
       </w:tr>
     </w:tbl>
-    <w:bookmarkEnd w:id="43"/>
-    <w:bookmarkStart w:id="44" w:name="Xc6436a2ec245674af20b89548151ab892be1a3e"/>
+    <w:bookmarkEnd w:id="47"/>
+    <w:bookmarkStart w:id="48" w:name="X54dd985e0b14c69756372f4ce2de90979f54592"/>
     <w:p>
       <w:pPr>
         <w:pStyle w:val="Heading3"/>
       </w:pPr>
       <w:r>
-        <w:t xml:space="preserve">8.3.3 ׳©׳›׳‘׳× ׳”׳©׳™׳¨׳•׳×׳™׳ (Business Logic)</w:t>
+        <w:t xml:space="preserve">8.3.3 שכבת השירותים (Business Logic)</w:t>
       </w:r>
     </w:p>
     <w:p>
@@ -4785,7 +5476,7 @@
         <w:pStyle w:val="FirstParagraph"/>
       </w:pPr>
       <w:r>
-        <w:t xml:space="preserve">׳”׳׳•׳’׳™׳§׳” ׳”׳¢׳¡׳§׳™׳× ׳׳¨׳•׳›׳–׳× ׳‘-</w:t>
+        <w:t xml:space="preserve">הלוגיקה העסקית מרוכזת ב-</w:t>
       </w:r>
       <w:r>
         <w:rPr>
@@ -4794,7 +5485,7 @@
         <w:t xml:space="preserve">features/*/server/*.service.ts</w:t>
       </w:r>
       <w:r>
-        <w:t xml:space="preserve">. ׳“׳•׳’׳׳׳•׳× ׳׳¨׳›׳–׳™׳•׳×:</w:t>
+        <w:t xml:space="preserve">. דוגמאות מרכזיות:</w:t>
       </w:r>
     </w:p>
     <w:p>
@@ -4817,7 +5508,7 @@
         <w:t xml:space="preserve"> </w:t>
       </w:r>
       <w:r>
-        <w:t xml:space="preserve">ג€”</w:t>
+        <w:t xml:space="preserve">—</w:t>
       </w:r>
       <w:r>
         <w:t xml:space="preserve"> </w:t>
@@ -4832,23 +5523,23 @@
         <w:t xml:space="preserve"> </w:t>
       </w:r>
       <w:r>
-        <w:t xml:space="preserve">׳©׳•׳׳£ ׳‘׳׳§׳‘׳™׳ (׳‘׳©׳׳•׳©׳” ׳©׳׳‘׳™׳) ׳׳× ׳›׳ ׳”׳ ׳×׳•׳ ׳™׳ ׳׳׳¡׳ ׳”׳¨׳׳©׳™, ׳›׳•׳׳</w:t>
-      </w:r>
-      <w:r>
-        <w:t xml:space="preserve"> </w:t>
-      </w:r>
-      <w:r>
-        <w:rPr>
-          <w:b/>
-          <w:bCs/>
-        </w:rPr>
-        <w:t xml:space="preserve">׳¡׳ ׳›׳¨׳•׳ ׳¢׳•׳‘׳“׳™׳</w:t>
-      </w:r>
-      <w:r>
-        <w:t xml:space="preserve"> </w:t>
-      </w:r>
-      <w:r>
-        <w:t xml:space="preserve">׳׳•׳˜׳•׳׳˜׳™: ׳™׳¦׳™׳¨׳× ׳¨׳©׳•׳׳×</w:t>
+        <w:t xml:space="preserve">שולף במקביל את כל הנתונים למסך הראשי, כולל</w:t>
+      </w:r>
+      <w:r>
+        <w:t xml:space="preserve"> </w:t>
+      </w:r>
+      <w:r>
+        <w:rPr>
+          <w:b/>
+          <w:bCs/>
+        </w:rPr>
+        <w:t xml:space="preserve">סנכרון עובדים</w:t>
+      </w:r>
+      <w:r>
+        <w:t xml:space="preserve"> </w:t>
+      </w:r>
+      <w:r>
+        <w:t xml:space="preserve">אוטומטי: יצירת רשומת</w:t>
       </w:r>
       <w:r>
         <w:t xml:space="preserve"> </w:t>
@@ -4863,7 +5554,7 @@
         <w:t xml:space="preserve"> </w:t>
       </w:r>
       <w:r>
-        <w:t xml:space="preserve">׳׳›׳ ׳₪׳¨׳•׳₪׳™׳ ׳—׳“׳© ׳‘׳¢׳ ׳×׳₪׳§׳™׳“ ׳¢׳•׳‘׳“/׳׳ ׳”׳, ׳•׳¡׳™׳ ׳•׳ ׳׳•׳¨׳—׳™׳. ׳›׳:</w:t>
+        <w:t xml:space="preserve">לכל פרופיל חדש בעל תפקיד עובד/מנהל, וסינון אורחים. כן:</w:t>
       </w:r>
       <w:r>
         <w:t xml:space="preserve"> </w:t>
@@ -4878,7 +5569,7 @@
         <w:t xml:space="preserve"> </w:t>
       </w:r>
       <w:r>
-        <w:t xml:space="preserve">׳•-</w:t>
+        <w:t xml:space="preserve">ו-</w:t>
       </w:r>
       <w:r>
         <w:rPr>
@@ -4890,7 +5581,7 @@
         <w:t xml:space="preserve"> </w:t>
       </w:r>
       <w:r>
-        <w:t xml:space="preserve">׳”׳›׳•׳׳׳•׳× ׳‘׳“׳™׳§׳× ׳‘׳¢׳׳•׳× ׳׳¨׳’׳•׳ ׳™׳×.</w:t>
+        <w:t xml:space="preserve">הכוללות בדיקת בעלות.</w:t>
       </w:r>
     </w:p>
     <w:p>
@@ -4913,7 +5604,7 @@
         <w:t xml:space="preserve"> </w:t>
       </w:r>
       <w:r>
-        <w:t xml:space="preserve">ג€”</w:t>
+        <w:t xml:space="preserve">—</w:t>
       </w:r>
       <w:r>
         <w:t xml:space="preserve"> </w:t>
@@ -4928,7 +5619,7 @@
         <w:t xml:space="preserve"> </w:t>
       </w:r>
       <w:r>
-        <w:t xml:space="preserve">׳׳—׳©׳‘ ׳”׳¦׳¢׳•׳× (׳׳׳ ׳©׳׳™׳¨׳”), ׳•-</w:t>
+        <w:t xml:space="preserve">מחשב הצעות (ללא שמירה), ו-</w:t>
       </w:r>
       <w:r>
         <w:rPr>
@@ -4940,7 +5631,7 @@
         <w:t xml:space="preserve"> </w:t>
       </w:r>
       <w:r>
-        <w:t xml:space="preserve">׳׳‘׳¦׳¢ ׳׳× ׳”׳©׳׳™׳¨׳”: ׳™׳•׳¦׳¨ ׳׳©׳׳¨׳•׳× ׳—׳¡׳¨׳•׳× ׳׳₪׳™ ׳”׳’׳“׳¨׳× ׳”׳׳•׳—, ׳׳•׳—׳§ ׳”׳¡׳¨׳•׳× ׳•׳׳›׳ ׳™׳¡ ׳”׳•׳¡׳₪׳•׳×, ׳‘׳׳•׳₪׳ ׳׳˜׳•׳׳™.</w:t>
+        <w:t xml:space="preserve">מבצע את השמירה: יוצר משמרות חסרות לפי הגדרת הלוח, מוחק הסרות ומכניס הוספות.</w:t>
       </w:r>
     </w:p>
     <w:p>
@@ -4963,7 +5654,7 @@
         <w:t xml:space="preserve"> </w:t>
       </w:r>
       <w:r>
-        <w:t xml:space="preserve">ג€”</w:t>
+        <w:t xml:space="preserve">—</w:t>
       </w:r>
       <w:r>
         <w:t xml:space="preserve"> </w:t>
@@ -4978,7 +5669,7 @@
         <w:t xml:space="preserve"> </w:t>
       </w:r>
       <w:r>
-        <w:t xml:space="preserve">׳”׳׳₪׳¦׳ ׳׳©׳׳•׳©׳” ׳¡׳•׳’׳™׳: ׳‘׳•׳“׳“, ׳׳—׳–׳•׳¨׳™ (׳™׳•׳ ׳§׳‘׳•׳¢ ׳׳׳•׳¨׳ ׳©׳ ׳”), ׳•׳˜׳•׳•׳— ׳×׳׳¨׳™׳›׳™׳ (׳¢׳</w:t>
+        <w:t xml:space="preserve">המפצל לשלושה סוגים: בודד, מחזורי (יום קבוע לאורך שנה), וטווח תאריכים (עם</w:t>
       </w:r>
       <w:r>
         <w:t xml:space="preserve"> </w:t>
@@ -4993,7 +5684,7 @@
         <w:t xml:space="preserve"> </w:t>
       </w:r>
       <w:r>
-        <w:t xml:space="preserve">׳׳©׳•׳×׳£).</w:t>
+        <w:t xml:space="preserve">משותף).</w:t>
       </w:r>
     </w:p>
     <w:p>
@@ -5016,7 +5707,7 @@
         <w:t xml:space="preserve"> </w:t>
       </w:r>
       <w:r>
-        <w:t xml:space="preserve">ג€”</w:t>
+        <w:t xml:space="preserve">—</w:t>
       </w:r>
       <w:r>
         <w:t xml:space="preserve"> </w:t>
@@ -5031,7 +5722,7 @@
         <w:t xml:space="preserve"> </w:t>
       </w:r>
       <w:r>
-        <w:t xml:space="preserve">׳™׳•׳¦׳¨/׳׳¡׳ ׳›׳¨׳ ׳₪׳¨׳•׳₪׳™׳ ׳׳׳—׳¨ ׳”׳×׳—׳‘׳¨׳•׳×, ׳›׳•׳׳ ׳׳•׳’׳™׳§׳× ׳§׳‘׳™׳¢׳× ׳×׳₪׳§׳™׳“ (׳”׳׳©׳×׳׳© ׳”׳¨׳׳©׳•׳ ׳‘׳׳¨׳’׳•׳ ׳”׳•׳₪׳ ׳׳׳ ׳”׳) ׳•׳§׳™׳©׳•׳¨ ׳”׳¢׳•׳‘׳“.</w:t>
+        <w:t xml:space="preserve">יוצר/מסנכרן פרופיל לאחר התחברות, כולל לוגיקת קביעת תפקיד (המשתמש הראשון ביחידה הופך למנהל) וקישור העובד.</w:t>
       </w:r>
     </w:p>
     <w:p>
@@ -5054,17 +5745,17 @@
         <w:t xml:space="preserve"> </w:t>
       </w:r>
       <w:r>
-        <w:t xml:space="preserve">ג€” ׳ ׳™׳”׳•׳ ׳׳׳’׳¨ ׳”׳¢׳•׳‘׳“׳™׳, ׳›׳•׳׳ ׳׳ ׳™׳¢׳× ׳׳—׳™׳§׳× ׳¢׳•׳‘׳“ ׳”׳׳§׳•׳©׳¨ ׳׳׳©׳×׳׳© ׳¨׳©׳•׳.</w:t>
-      </w:r>
-    </w:p>
-    <w:bookmarkEnd w:id="44"/>
-    <w:bookmarkStart w:id="45" w:name="X4cca5b967986de8190a23006a11abf45b8c7b35"/>
+        <w:t xml:space="preserve">— ניהול מאגר העובדים, כולל מניעת מחיקת עובד המקושר למשתמש רשום.</w:t>
+      </w:r>
+    </w:p>
+    <w:bookmarkEnd w:id="48"/>
+    <w:bookmarkStart w:id="49" w:name="X9e75e5de63153317a19a63c3ebfc596ee93bb46"/>
     <w:p>
       <w:pPr>
         <w:pStyle w:val="Heading3"/>
       </w:pPr>
       <w:r>
-        <w:t xml:space="preserve">8.3.4 ׳©׳›׳‘׳× ׳”׳׳§׳•׳— (Frontend)</w:t>
+        <w:t xml:space="preserve">8.3.4 שכבת הלקוח (Frontend)</w:t>
       </w:r>
     </w:p>
     <w:p>
@@ -5072,7 +5763,7 @@
         <w:pStyle w:val="FirstParagraph"/>
       </w:pPr>
       <w:r>
-        <w:t xml:space="preserve">׳ ׳™׳”׳•׳ ׳”׳׳¦׳‘ ׳‘׳¦׳“ ׳”׳׳§׳•׳— ׳׳‘׳•׳¡׳¡ ׳¢׳</w:t>
+        <w:t xml:space="preserve">ניהול המצב בצד הלקוח מבוסס על</w:t>
       </w:r>
       <w:r>
         <w:t xml:space="preserve"> </w:t>
@@ -5088,7 +5779,7 @@
         <w:t xml:space="preserve"> </w:t>
       </w:r>
       <w:r>
-        <w:t xml:space="preserve">׳¢׳ ׳׳˜׳׳•׳ ׳‘׳¨׳׳× ׳”׳׳•׳“׳•׳ (module-level cache) ׳”׳©׳•׳¨׳“ ׳ ׳™׳•׳•׳˜ ׳‘׳™׳ ׳׳¡׳›׳™׳:</w:t>
+        <w:t xml:space="preserve">עם מטמון ברמת המודול השורד ניווט בין מסכים:</w:t>
       </w:r>
     </w:p>
     <w:p>
@@ -5111,7 +5802,7 @@
         <w:t xml:space="preserve"> </w:t>
       </w:r>
       <w:r>
-        <w:t xml:space="preserve">ג€” ׳׳—׳–׳™׳§ ׳׳× ׳₪׳¨׳•׳₪׳™׳ ׳”׳׳©׳×׳׳© ׳”׳ ׳•׳›׳—׳™ ׳’׳׳•׳‘׳׳™׳×, ׳•׳׳׳–׳™׳ ׳׳©׳™׳ ׳•׳™׳™ ׳׳™׳׳•׳× (׳”׳×׳ ׳×׳§׳•׳× / ׳¨׳¢׳ ׳•׳ ׳˜׳•׳§׳).</w:t>
+        <w:t xml:space="preserve">— מחזיק את פרופיל המשתמש הנוכחי גלובלית, ומאזין לשינויי אימות (התנתקות / רענון טוקן).</w:t>
       </w:r>
     </w:p>
     <w:p>
@@ -5134,7 +5825,7 @@
         <w:t xml:space="preserve"> </w:t>
       </w:r>
       <w:r>
-        <w:t xml:space="preserve">ג€” ׳˜׳•׳¢׳ ׳•׳׳׳˜׳׳ ׳׳× ׳¡׳§׳™׳¨׳× ׳”׳©׳™׳‘׳•׳¦׳™׳, ׳¢׳ ׳¢׳“׳›׳•׳ ׳™׳ ׳׳•׳₪׳˜׳™׳׳™׳™׳ (Optimistic updates) ׳׳׳—׳¨ ׳©׳™׳‘׳•׳¥.</w:t>
+        <w:t xml:space="preserve">— טוען וממטמן את סקירת השיבוצים, עם עדכונים אופטימיים (Optimistic updates) לאחר שיבוץ.</w:t>
       </w:r>
     </w:p>
     <w:p>
@@ -5157,7 +5848,7 @@
         <w:t xml:space="preserve"> </w:t>
       </w:r>
       <w:r>
-        <w:t xml:space="preserve">ג€” ׳׳ ׳”׳ ׳׳× ׳¨׳©׳™׳׳× ׳”׳׳™׳׳•׳¦׳™׳ ׳•׳׳× ׳—׳‘׳¨׳™ ׳”׳׳¨׳’׳•׳ (׳׳׳ ׳”׳).</w:t>
+        <w:t xml:space="preserve">— מנהל את רשימת האילוצים ואת חברי היחידה (למנהל).</w:t>
       </w:r>
     </w:p>
     <w:p>
@@ -5165,7 +5856,7 @@
         <w:pStyle w:val="FirstParagraph"/>
       </w:pPr>
       <w:r>
-        <w:t xml:space="preserve">׳›׳ ׳§׳¨׳™׳׳•׳× ׳”-API ׳׳”׳׳§׳•׳— ׳¢׳•׳‘׳¨׳•׳× ׳“׳¨׳</w:t>
+        <w:t xml:space="preserve">כל קריאות ה-API מהלקוח עוברות דרך</w:t>
       </w:r>
       <w:r>
         <w:t xml:space="preserve"> </w:t>
@@ -5177,7 +5868,7 @@
         <w:t xml:space="preserve">lib/api/apiFetch.ts</w:t>
       </w:r>
       <w:r>
-        <w:t xml:space="preserve">, ׳”׳¢׳•׳˜׳£</w:t>
+        <w:t xml:space="preserve">, העוטף</w:t>
       </w:r>
       <w:r>
         <w:t xml:space="preserve"> </w:t>
@@ -5192,17 +5883,17 @@
         <w:t xml:space="preserve"> </w:t>
       </w:r>
       <w:r>
-        <w:t xml:space="preserve">׳•׳׳¦׳¨׳£ ׳׳•׳˜׳•׳׳˜׳™׳× ׳׳× ׳”-JWT.</w:t>
-      </w:r>
-    </w:p>
-    <w:bookmarkEnd w:id="45"/>
-    <w:bookmarkStart w:id="46" w:name="Xbf25652a165bbb18bfc4c0009a700683c05f366"/>
+        <w:t xml:space="preserve">ומצרף אוטומטית את ה-JWT. הממשק (GUI) מבוסס Web עם תמיכת RTL, מצב כהה (Dark Mode) והתאמה למובייל ולדסקטופ.</w:t>
+      </w:r>
+    </w:p>
+    <w:bookmarkEnd w:id="49"/>
+    <w:bookmarkStart w:id="50" w:name="Xbadef35fe81186d97363d0631623009751f0548"/>
     <w:p>
       <w:pPr>
         <w:pStyle w:val="Heading3"/>
       </w:pPr>
       <w:r>
-        <w:t xml:space="preserve">8.3.5 ׳׳¡׳›׳™ ׳”׳׳¢׳¨׳›׳×</w:t>
+        <w:t xml:space="preserve">8.3.5 מסכי המערכת</w:t>
       </w:r>
     </w:p>
     <w:p>
@@ -5214,13 +5905,13 @@
           <w:b/>
           <w:bCs/>
         </w:rPr>
-        <w:t xml:space="preserve">׳”׳¢׳¨׳”:</w:t>
-      </w:r>
-      <w:r>
-        <w:t xml:space="preserve"> </w:t>
-      </w:r>
-      <w:r>
-        <w:t xml:space="preserve">׳׳”׳•׳¡׳™׳£ ׳›׳׳ ׳¦׳™׳׳•׳ ׳׳¡׳ ׳׳›׳ ׳׳¡׳ (׳×׳׳•׳ ׳” 1ג€“5).</w:t>
+        <w:t xml:space="preserve">הערה:</w:t>
+      </w:r>
+      <w:r>
+        <w:t xml:space="preserve"> </w:t>
+      </w:r>
+      <w:r>
+        <w:t xml:space="preserve">להוסיף כאן צילום מסך לכל מסך (תמונה 1–5).</w:t>
       </w:r>
     </w:p>
     <w:p>
@@ -5236,7 +5927,7 @@
           <w:b/>
           <w:bCs/>
         </w:rPr>
-        <w:t xml:space="preserve">׳׳¡׳ ׳”׳×׳—׳‘׳¨׳•׳× / ׳”׳¨׳©׳׳”</w:t>
+        <w:t xml:space="preserve">מסך התחברות / הרשמה</w:t>
       </w:r>
       <w:r>
         <w:t xml:space="preserve"> </w:t>
@@ -5263,7 +5954,7 @@
         <w:t xml:space="preserve">/signup</w:t>
       </w:r>
       <w:r>
-        <w:t xml:space="preserve">) ג€” ׳‘׳”׳¨׳©׳׳” ׳‘׳•׳—׳¨ ׳”׳׳©׳×׳׳© ׳׳¨׳’׳•׳ ׳•׳¡׳•׳’ ׳׳©׳×׳׳© (׳›׳•׳ ׳ ׳¨׳’׳™׳ / ׳›׳•׳ ׳ ׳‘׳׳™׳׳•׳׳™׳ / ׳׳•׳¨׳—).</w:t>
+        <w:t xml:space="preserve">) — בהרשמה בוחר המשתמש יחידה וסוג משתמש (כונן רגיל / כונן במילואים / אורח).</w:t>
       </w:r>
     </w:p>
     <w:p>
@@ -5279,7 +5970,7 @@
           <w:b/>
           <w:bCs/>
         </w:rPr>
-        <w:t xml:space="preserve">׳׳•׳— ׳”׳׳—׳•׳•׳ ׳™׳ (Dashboard)</w:t>
+        <w:t xml:space="preserve">לוח המחוונים (Dashboard)</w:t>
       </w:r>
       <w:r>
         <w:t xml:space="preserve"> </w:t>
@@ -5294,7 +5985,7 @@
         <w:t xml:space="preserve">/dashboard</w:t>
       </w:r>
       <w:r>
-        <w:t xml:space="preserve">) ג€” ׳×׳¦׳•׳’׳” ׳©׳‘׳•׳¢׳™׳× ׳©׳ ׳”׳׳©׳׳¨׳•׳× (׳™׳•׳/׳׳™׳׳”), ׳¡׳˜׳˜׳™׳¡׳˜׳™׳§׳•׳× ׳׳™׳©׳™׳•׳×, ׳ ׳™׳•׳•׳˜ ׳‘׳™׳ ׳©׳‘׳•׳¢׳•׳×, ׳•׳¡׳™׳׳•׳ ׳¡׳˜׳˜׳•׳¡ ׳׳™׳׳•׳™ ׳‘׳¦׳‘׳¢׳™׳ (׳™׳¨׳•׳§=׳׳׳, ׳›׳×׳•׳=׳—׳׳§׳™, ׳׳“׳•׳=׳¨׳™׳§).</w:t>
+        <w:t xml:space="preserve">) — תצוגה שבועית של המשמרות (יום/לילה), סטטיסטיקות אישיות, ניווט בין שבועות, וסימון סטטוס מילוי בצבעים (ירוק=מלא, כתום=חלקי, אדום=ריק).</w:t>
       </w:r>
     </w:p>
     <w:p>
@@ -5310,7 +6001,7 @@
           <w:b/>
           <w:bCs/>
         </w:rPr>
-        <w:t xml:space="preserve">׳׳¡׳ ׳”׳©׳™׳‘׳•׳¦׳™׳</w:t>
+        <w:t xml:space="preserve">מסך השיבוצים</w:t>
       </w:r>
       <w:r>
         <w:t xml:space="preserve"> </w:t>
@@ -5325,7 +6016,7 @@
         <w:t xml:space="preserve">/assignments</w:t>
       </w:r>
       <w:r>
-        <w:t xml:space="preserve">) ג€” ׳׳¡׳ ׳”׳ ׳™׳”׳•׳ ׳”׳׳¨׳›׳–׳™: ׳×׳¦׳•׳’׳× ׳׳•׳— ׳©׳‘׳•׳¢׳™ ׳׳• ׳¨׳©׳™׳׳”, ׳©׳™׳‘׳•׳¥ ׳¢׳•׳‘׳“׳™׳ ׳‘׳׳—׳™׳¦׳”, ׳™׳¦׳™׳¨׳× ׳׳©׳׳¨׳•׳× ׳•׳׳•׳—׳•׳×, ׳•׳›׳₪׳×׳•׳¨ ׳”׳©׳™׳‘׳•׳¥ ׳”׳׳•׳˜׳•׳׳˜׳™ ׳”׳₪׳•׳×׳— ׳—׳׳•׳ ׳×׳¦׳•׳’׳” ׳׳§׳“׳™׳׳”.</w:t>
+        <w:t xml:space="preserve">) — מסך הניהול המרכזי: תצוגת לוח שבועי או רשימה, שיבוץ עובדים בלחיצה, יצירת משמרות ולוחות, וכפתור השיבוץ האוטומטי הפותח חלון תצוגה מקדימה.</w:t>
       </w:r>
     </w:p>
     <w:p>
@@ -5341,7 +6032,7 @@
           <w:b/>
           <w:bCs/>
         </w:rPr>
-        <w:t xml:space="preserve">׳׳¡׳ ׳”׳׳™׳׳•׳¦׳™׳</w:t>
+        <w:t xml:space="preserve">מסך האילוצים</w:t>
       </w:r>
       <w:r>
         <w:t xml:space="preserve"> </w:t>
@@ -5356,7 +6047,7 @@
         <w:t xml:space="preserve">/constraints</w:t>
       </w:r>
       <w:r>
-        <w:t xml:space="preserve">) ג€” ׳™׳¦׳™׳¨׳× ׳׳™׳׳•׳¦׳™׳ (׳‘׳•׳“׳“/׳׳—׳–׳•׳¨׳™/׳˜׳•׳•׳—), ׳¡׳™׳ ׳•׳ ׳׳₪׳™ ׳×׳׳¨׳™׳ ׳•׳¢׳•׳‘׳“, ׳•׳׳—׳™׳§׳× ׳¡׳“׳¨׳” ׳©׳׳׳”.</w:t>
+        <w:t xml:space="preserve">) — יצירת אילוצים (בודד/מחזורי/טווח), סינון לפי תאריך ועובד, ומחיקת סדרה שלמה.</w:t>
       </w:r>
     </w:p>
     <w:p>
@@ -5372,7 +6063,7 @@
           <w:b/>
           <w:bCs/>
         </w:rPr>
-        <w:t xml:space="preserve">׳׳¡׳ ׳”׳’׳“׳¨׳•׳×</w:t>
+        <w:t xml:space="preserve">מסך הגדרות</w:t>
       </w:r>
       <w:r>
         <w:t xml:space="preserve"> </w:t>
@@ -5390,14 +6081,14 @@
         <w:t xml:space="preserve">).</w:t>
       </w:r>
     </w:p>
-    <w:bookmarkEnd w:id="46"/>
-    <w:bookmarkStart w:id="50" w:name="Xbcde6c601ae25df0233246447dadbaa18c91b95"/>
+    <w:bookmarkEnd w:id="50"/>
+    <w:bookmarkStart w:id="54" w:name="Xa28f8959a08cbbc2bf2ad685024601f39beb984"/>
     <w:p>
       <w:pPr>
         <w:pStyle w:val="Heading3"/>
       </w:pPr>
       <w:r>
-        <w:t xml:space="preserve">8.3.6 ׳×׳¨׳—׳™׳©׳™ ׳©׳™׳׳•׳© ׳׳¨׳›׳–׳™׳™׳</w:t>
+        <w:t xml:space="preserve">8.3.6 תרחיש מרכזי — זרימת שיבוץ אוטומטי</w:t>
       </w:r>
     </w:p>
     <w:p>
@@ -5409,7 +6100,7 @@
           <w:b/>
           <w:bCs/>
         </w:rPr>
-        <w:t xml:space="preserve">׳×׳¨׳©׳™׳ 4 ג€” ׳–׳¨׳™׳׳× ׳©׳™׳‘׳•׳¥ ׳׳•׳˜׳•׳׳˜׳™:</w:t>
+        <w:t xml:space="preserve">תרשים 6 — זרימת שיבוץ אוטומטי:</w:t>
       </w:r>
     </w:p>
     <w:p>
@@ -5421,18 +6112,18 @@
           <wp:inline>
             <wp:extent cx="5334000" cy="2707821"/>
             <wp:effectExtent b="0" l="0" r="0" t="0"/>
-            <wp:docPr descr="" title="" id="48" name="Picture"/>
+            <wp:docPr descr="" title="" id="52" name="Picture"/>
             <a:graphic>
               <a:graphicData uri="http://schemas.openxmlformats.org/drawingml/2006/picture">
                 <pic:pic>
                   <pic:nvPicPr>
-                    <pic:cNvPr descr="build/diagram4.png" id="49" name="Picture"/>
+                    <pic:cNvPr descr="build/diagram4.png" id="53" name="Picture"/>
                     <pic:cNvPicPr>
                       <a:picLocks noChangeArrowheads="1" noChangeAspect="1"/>
                     </pic:cNvPicPr>
                   </pic:nvPicPr>
                   <pic:blipFill>
-                    <a:blip r:embed="rId47"/>
+                    <a:blip r:embed="rId51"/>
                     <a:stretch>
                       <a:fillRect/>
                     </a:stretch>
@@ -5462,22 +6153,14 @@
         <w:t xml:space="preserve">{ width=72% }</w:t>
       </w:r>
     </w:p>
-    <w:p>
-      <w:r>
-        <w:pict>
-          <v:rect style="width:0;height:1.5pt" o:hralign="center" o:hrstd="t" o:hr="t"/>
-        </w:pict>
-      </w:r>
-    </w:p>
-    <w:bookmarkEnd w:id="50"/>
-    <w:bookmarkEnd w:id="51"/>
-    <w:bookmarkStart w:id="52" w:name="Xc1aed52efc2e1d48681b4d8dd72cc1bb1abff99"/>
-    <w:p>
-      <w:pPr>
-        <w:pStyle w:val="Heading2"/>
-      </w:pPr>
-      <w:r>
-        <w:t xml:space="preserve">8.4 ׳׳“׳™׳“׳•׳×, ׳—׳™׳©׳•׳‘׳™׳ ׳•׳×׳•׳¦׳׳•׳×</w:t>
+    <w:bookmarkEnd w:id="54"/>
+    <w:bookmarkStart w:id="55" w:name="X89081874ee71e5851f7392de83de5d4a5a61023"/>
+    <w:p>
+      <w:pPr>
+        <w:pStyle w:val="Heading3"/>
+      </w:pPr>
+      <w:r>
+        <w:t xml:space="preserve">8.3.7 בעיות שהתעוררו בפיתוח ופתרונן</w:t>
       </w:r>
     </w:p>
     <w:p>
@@ -5485,35 +6168,7 @@
         <w:pStyle w:val="FirstParagraph"/>
       </w:pPr>
       <w:r>
-        <w:t xml:space="preserve">׳׳׳—׳¨ ׳©׳׳“׳•׳‘׳¨ ׳‘׳׳¢׳¨׳›׳× ׳×׳•׳›׳ ׳” (׳•׳׳ ׳‘׳₪׳¨׳•׳™׳§׳˜ ׳׳“׳™׳“׳” ׳₪׳™׳–׳™), ׳”"׳׳“׳™׳“׳•׳×" ׳”׳ ׳‘׳¢׳™׳§׳¨</w:t>
-      </w:r>
-      <w:r>
-        <w:t xml:space="preserve"> </w:t>
-      </w:r>
-      <w:r>
-        <w:rPr>
-          <w:b/>
-          <w:bCs/>
-        </w:rPr>
-        <w:t xml:space="preserve">׳‘׳“׳™׳§׳•׳× ׳₪׳•׳ ׳§׳¦׳™׳•׳ ׳׳™׳•׳×</w:t>
-      </w:r>
-      <w:r>
-        <w:t xml:space="preserve"> </w:t>
-      </w:r>
-      <w:r>
-        <w:t xml:space="preserve">׳•׳׳™׳׳•׳× ׳¢׳׳™׳“׳” ׳‘׳“׳¨׳™׳©׳•׳×. ׳׳”׳׳ ׳˜׳‘׳׳× ׳×׳¨׳—׳™׳©׳™ ׳‘׳“׳™׳§׳” ׳©׳‘׳•׳¦׳¢׳• ׳™׳“׳ ׳™׳×:</w:t>
-      </w:r>
-    </w:p>
-    <w:p>
-      <w:pPr>
-        <w:pStyle w:val="BodyText"/>
-      </w:pPr>
-      <w:r>
-        <w:rPr>
-          <w:b/>
-          <w:bCs/>
-        </w:rPr>
-        <w:t xml:space="preserve">׳˜׳‘׳׳” 4 ג€” ׳×׳¨׳—׳™׳©׳™ ׳‘׳“׳™׳§׳” ׳•׳×׳•׳¦׳׳•׳×:</w:t>
+        <w:t xml:space="preserve">בהתאם לבעיות שנצפו בהצעת הפרויקט, להלן ההתמודדות בפועל:</w:t>
       </w:r>
     </w:p>
     <w:tbl>
@@ -5523,11 +6178,8 @@
         <w:tblLook w:firstRow="1" w:lastRow="0" w:firstColumn="0" w:lastColumn="0" w:noHBand="0" w:noVBand="0" w:val="0020"/>
       </w:tblPr>
       <w:tblGrid>
-        <w:gridCol w:w="1584"/>
-        <w:gridCol w:w="1584"/>
-        <w:gridCol w:w="1584"/>
-        <w:gridCol w:w="1584"/>
-        <w:gridCol w:w="1584"/>
+        <w:gridCol w:w="3960"/>
+        <w:gridCol w:w="3960"/>
       </w:tblGrid>
       <w:tr>
         <w:trPr>
@@ -5540,51 +6192,18 @@
               <w:pStyle w:val="Compact"/>
             </w:pPr>
             <w:r>
-              <w:t xml:space="preserve">#</w:t>
-            </w:r>
-          </w:p>
-        </w:tc>
-        <w:tc>
-          <w:tcPr/>
-          <w:p>
-            <w:pPr>
-              <w:pStyle w:val="Compact"/>
-            </w:pPr>
-            <w:r>
-              <w:t xml:space="preserve">׳×׳¨׳—׳™׳©</w:t>
-            </w:r>
-          </w:p>
-        </w:tc>
-        <w:tc>
-          <w:tcPr/>
-          <w:p>
-            <w:pPr>
-              <w:pStyle w:val="Compact"/>
-            </w:pPr>
-            <w:r>
-              <w:t xml:space="preserve">׳§׳׳˜</w:t>
-            </w:r>
-          </w:p>
-        </w:tc>
-        <w:tc>
-          <w:tcPr/>
-          <w:p>
-            <w:pPr>
-              <w:pStyle w:val="Compact"/>
-            </w:pPr>
-            <w:r>
-              <w:t xml:space="preserve">׳×׳•׳¦׳׳” ׳׳¦׳•׳₪׳”</w:t>
-            </w:r>
-          </w:p>
-        </w:tc>
-        <w:tc>
-          <w:tcPr/>
-          <w:p>
-            <w:pPr>
-              <w:pStyle w:val="Compact"/>
-            </w:pPr>
-            <w:r>
-              <w:t xml:space="preserve">׳×׳•׳¦׳׳” ׳‘׳₪׳•׳¢׳</w:t>
+              <w:t xml:space="preserve">בעיה צפויה</w:t>
+            </w:r>
+          </w:p>
+        </w:tc>
+        <w:tc>
+          <w:tcPr/>
+          <w:p>
+            <w:pPr>
+              <w:pStyle w:val="Compact"/>
+            </w:pPr>
+            <w:r>
+              <w:t xml:space="preserve">פתרון שיושם / מתוכנן</w:t>
             </w:r>
           </w:p>
         </w:tc>
@@ -5597,51 +6216,18 @@
               <w:pStyle w:val="Compact"/>
             </w:pPr>
             <w:r>
-              <w:t xml:space="preserve">1</w:t>
-            </w:r>
-          </w:p>
-        </w:tc>
-        <w:tc>
-          <w:tcPr/>
-          <w:p>
-            <w:pPr>
-              <w:pStyle w:val="Compact"/>
-            </w:pPr>
-            <w:r>
-              <w:t xml:space="preserve">׳”׳¨׳©׳׳× ׳׳©׳×׳׳© ׳¨׳׳©׳•׳ ׳‘׳׳¨׳’׳•׳</w:t>
-            </w:r>
-          </w:p>
-        </w:tc>
-        <w:tc>
-          <w:tcPr/>
-          <w:p>
-            <w:pPr>
-              <w:pStyle w:val="Compact"/>
-            </w:pPr>
-            <w:r>
-              <w:t xml:space="preserve">׳”׳¨׳©׳׳” ׳—׳“׳©׳”</w:t>
-            </w:r>
-          </w:p>
-        </w:tc>
-        <w:tc>
-          <w:tcPr/>
-          <w:p>
-            <w:pPr>
-              <w:pStyle w:val="Compact"/>
-            </w:pPr>
-            <w:r>
-              <w:t xml:space="preserve">׳׳§׳‘׳ ׳×׳₪׳§׳™׳“ "׳׳ ׳”׳"</w:t>
-            </w:r>
-          </w:p>
-        </w:tc>
-        <w:tc>
-          <w:tcPr/>
-          <w:p>
-            <w:pPr>
-              <w:pStyle w:val="Compact"/>
-            </w:pPr>
-            <w:r>
-              <w:t xml:space="preserve">ג”</w:t>
+              <w:t xml:space="preserve">עומסים גבוהים (ריבוי שיבוצים ועדכונים במקביל)</w:t>
+            </w:r>
+          </w:p>
+        </w:tc>
+        <w:tc>
+          <w:tcPr/>
+          <w:p>
+            <w:pPr>
+              <w:pStyle w:val="Compact"/>
+            </w:pPr>
+            <w:r>
+              <w:t xml:space="preserve">פריסה בענן (Vercel) הניתנת להרחבה + הגבלת קצב על נקודות רגישות</w:t>
             </w:r>
           </w:p>
         </w:tc>
@@ -5654,51 +6240,51 @@
               <w:pStyle w:val="Compact"/>
             </w:pPr>
             <w:r>
-              <w:t xml:space="preserve">2</w:t>
-            </w:r>
-          </w:p>
-        </w:tc>
-        <w:tc>
-          <w:tcPr/>
-          <w:p>
-            <w:pPr>
-              <w:pStyle w:val="Compact"/>
-            </w:pPr>
-            <w:r>
-              <w:t xml:space="preserve">׳©׳™׳‘׳•׳¥ ׳¢׳•׳‘׳“ ׳׳׳©׳׳¨׳× ׳₪׳ ׳•׳™׳”</w:t>
-            </w:r>
-          </w:p>
-        </w:tc>
-        <w:tc>
-          <w:tcPr/>
-          <w:p>
-            <w:pPr>
-              <w:pStyle w:val="Compact"/>
-            </w:pPr>
-            <w:r>
-              <w:t xml:space="preserve">׳‘׳—׳™׳¨׳× ׳¢׳•׳‘׳“</w:t>
-            </w:r>
-          </w:p>
-        </w:tc>
-        <w:tc>
-          <w:tcPr/>
-          <w:p>
-            <w:pPr>
-              <w:pStyle w:val="Compact"/>
-            </w:pPr>
-            <w:r>
-              <w:t xml:space="preserve">׳”׳©׳™׳‘׳•׳¥ ׳ ׳©׳׳¨, ׳”׳׳©׳׳¨׳× ׳׳×׳¢׳“׳›׳ ׳×</w:t>
-            </w:r>
-          </w:p>
-        </w:tc>
-        <w:tc>
-          <w:tcPr/>
-          <w:p>
-            <w:pPr>
-              <w:pStyle w:val="Compact"/>
-            </w:pPr>
-            <w:r>
-              <w:t xml:space="preserve">ג”</w:t>
+              <w:t xml:space="preserve">ניהול מידע לאורך זמן (היסטוריית שיבוצים גדולה)</w:t>
+            </w:r>
+          </w:p>
+        </w:tc>
+        <w:tc>
+          <w:tcPr/>
+          <w:p>
+            <w:pPr>
+              <w:pStyle w:val="Compact"/>
+            </w:pPr>
+            <w:r>
+              <w:t xml:space="preserve">אינדקסים על עמודות מפתח (</w:t>
+            </w:r>
+            <w:r>
+              <w:rPr>
+                <w:rStyle w:val="VerbatimChar"/>
+              </w:rPr>
+              <w:t xml:space="preserve">date</w:t>
+            </w:r>
+            <w:r>
+              <w:t xml:space="preserve">,</w:t>
+            </w:r>
+            <w:r>
+              <w:t xml:space="preserve"> </w:t>
+            </w:r>
+            <w:r>
+              <w:rPr>
+                <w:rStyle w:val="VerbatimChar"/>
+              </w:rPr>
+              <w:t xml:space="preserve">worker_id</w:t>
+            </w:r>
+            <w:r>
+              <w:t xml:space="preserve">,</w:t>
+            </w:r>
+            <w:r>
+              <w:t xml:space="preserve"> </w:t>
+            </w:r>
+            <w:r>
+              <w:rPr>
+                <w:rStyle w:val="VerbatimChar"/>
+              </w:rPr>
+              <w:t xml:space="preserve">shift_id</w:t>
+            </w:r>
+            <w:r>
+              <w:t xml:space="preserve">) + מטמון בצד הלקוח</w:t>
             </w:r>
           </w:p>
         </w:tc>
@@ -5711,450 +6297,33 @@
               <w:pStyle w:val="Compact"/>
             </w:pPr>
             <w:r>
-              <w:t xml:space="preserve">3</w:t>
-            </w:r>
-          </w:p>
-        </w:tc>
-        <w:tc>
-          <w:tcPr/>
-          <w:p>
-            <w:pPr>
-              <w:pStyle w:val="Compact"/>
-            </w:pPr>
-            <w:r>
-              <w:t xml:space="preserve">׳©׳™׳‘׳•׳¥ ׳¢׳•׳‘׳“ ׳¢׳ ׳׳™׳׳•׳¥</w:t>
-            </w:r>
-          </w:p>
-        </w:tc>
-        <w:tc>
-          <w:tcPr/>
-          <w:p>
-            <w:pPr>
-              <w:pStyle w:val="Compact"/>
-            </w:pPr>
-            <w:r>
-              <w:t xml:space="preserve">׳¢׳•׳‘׳“ ׳׳-׳–׳׳™׳</w:t>
-            </w:r>
-          </w:p>
-        </w:tc>
-        <w:tc>
-          <w:tcPr/>
-          <w:p>
-            <w:pPr>
-              <w:pStyle w:val="Compact"/>
-            </w:pPr>
-            <w:r>
-              <w:t xml:space="preserve">׳׳•׳¦׳’׳× ׳׳–׳”׳¨׳× ׳׳™׳׳•׳¥ ׳׳₪׳ ׳™ ׳©׳׳™׳¨׳”</w:t>
-            </w:r>
-          </w:p>
-        </w:tc>
-        <w:tc>
-          <w:tcPr/>
-          <w:p>
-            <w:pPr>
-              <w:pStyle w:val="Compact"/>
-            </w:pPr>
-            <w:r>
-              <w:t xml:space="preserve">ג”</w:t>
-            </w:r>
-          </w:p>
-        </w:tc>
-      </w:tr>
-      <w:tr>
-        <w:tc>
-          <w:tcPr/>
-          <w:p>
-            <w:pPr>
-              <w:pStyle w:val="Compact"/>
-            </w:pPr>
-            <w:r>
-              <w:t xml:space="preserve">4</w:t>
-            </w:r>
-          </w:p>
-        </w:tc>
-        <w:tc>
-          <w:tcPr/>
-          <w:p>
-            <w:pPr>
-              <w:pStyle w:val="Compact"/>
-            </w:pPr>
-            <w:r>
-              <w:t xml:space="preserve">׳׳ ׳™׳¢׳× ׳©׳™׳‘׳•׳¥ ׳›׳₪׳•׳</w:t>
-            </w:r>
-          </w:p>
-        </w:tc>
-        <w:tc>
-          <w:tcPr/>
-          <w:p>
-            <w:pPr>
-              <w:pStyle w:val="Compact"/>
-            </w:pPr>
-            <w:r>
-              <w:t xml:space="preserve">׳¢׳•׳‘׳“ ׳©׳›׳‘׳¨ ׳©׳•׳‘׳¥ ׳‘׳™׳•׳</w:t>
-            </w:r>
-          </w:p>
-        </w:tc>
-        <w:tc>
-          <w:tcPr/>
-          <w:p>
-            <w:pPr>
-              <w:pStyle w:val="Compact"/>
-            </w:pPr>
-            <w:r>
-              <w:t xml:space="preserve">׳׳ ׳ ׳™׳×׳ ׳׳©׳‘׳¦׳• ׳©׳•׳‘ ׳‘׳׳•׳×׳• ׳™׳•׳</w:t>
-            </w:r>
-          </w:p>
-        </w:tc>
-        <w:tc>
-          <w:tcPr/>
-          <w:p>
-            <w:pPr>
-              <w:pStyle w:val="Compact"/>
-            </w:pPr>
-            <w:r>
-              <w:t xml:space="preserve">ג”</w:t>
-            </w:r>
-          </w:p>
-        </w:tc>
-      </w:tr>
-      <w:tr>
-        <w:tc>
-          <w:tcPr/>
-          <w:p>
-            <w:pPr>
-              <w:pStyle w:val="Compact"/>
-            </w:pPr>
-            <w:r>
-              <w:t xml:space="preserve">5</w:t>
-            </w:r>
-          </w:p>
-        </w:tc>
-        <w:tc>
-          <w:tcPr/>
-          <w:p>
-            <w:pPr>
-              <w:pStyle w:val="Compact"/>
-            </w:pPr>
-            <w:r>
-              <w:t xml:space="preserve">׳©׳™׳‘׳•׳¥ ׳׳•׳˜׳•׳׳˜׳™</w:t>
-            </w:r>
-          </w:p>
-        </w:tc>
-        <w:tc>
-          <w:tcPr/>
-          <w:p>
-            <w:pPr>
-              <w:pStyle w:val="Compact"/>
-            </w:pPr>
-            <w:r>
-              <w:t xml:space="preserve">׳˜׳•׳•׳— ׳©׳‘׳•׳¢</w:t>
-            </w:r>
-          </w:p>
-        </w:tc>
-        <w:tc>
-          <w:tcPr/>
-          <w:p>
-            <w:pPr>
-              <w:pStyle w:val="Compact"/>
-            </w:pPr>
-            <w:r>
-              <w:t xml:space="preserve">׳”׳¦׳¢׳•׳× ׳׳“׳•׳¨׳’׳•׳× ׳׳₪׳™ ׳–׳׳™׳ ׳•׳×/׳¢׳•׳׳¡/׳’׳™׳•׳•׳</w:t>
-            </w:r>
-          </w:p>
-        </w:tc>
-        <w:tc>
-          <w:tcPr/>
-          <w:p>
-            <w:pPr>
-              <w:pStyle w:val="Compact"/>
-            </w:pPr>
-            <w:r>
-              <w:t xml:space="preserve">ג”</w:t>
-            </w:r>
-          </w:p>
-        </w:tc>
-      </w:tr>
-      <w:tr>
-        <w:tc>
-          <w:tcPr/>
-          <w:p>
-            <w:pPr>
-              <w:pStyle w:val="Compact"/>
-            </w:pPr>
-            <w:r>
-              <w:t xml:space="preserve">6</w:t>
-            </w:r>
-          </w:p>
-        </w:tc>
-        <w:tc>
-          <w:tcPr/>
-          <w:p>
-            <w:pPr>
-              <w:pStyle w:val="Compact"/>
-            </w:pPr>
-            <w:r>
-              <w:t xml:space="preserve">׳׳™׳׳•׳¥ ׳׳—׳–׳•׳¨׳™</w:t>
-            </w:r>
-          </w:p>
-        </w:tc>
-        <w:tc>
-          <w:tcPr/>
-          <w:p>
-            <w:pPr>
-              <w:pStyle w:val="Compact"/>
-            </w:pPr>
-            <w:r>
-              <w:t xml:space="preserve">׳™׳•׳ ׳§׳‘׳•׳¢ ׳‘׳©׳‘׳•׳¢</w:t>
-            </w:r>
-          </w:p>
-        </w:tc>
-        <w:tc>
-          <w:tcPr/>
-          <w:p>
-            <w:pPr>
-              <w:pStyle w:val="Compact"/>
-            </w:pPr>
-            <w:r>
-              <w:t xml:space="preserve">׳ ׳•׳¦׳¨׳× ׳¡׳“׳¨׳× ׳׳™׳׳•׳¦׳™׳ ׳¢׳ group_id</w:t>
-            </w:r>
-          </w:p>
-        </w:tc>
-        <w:tc>
-          <w:tcPr/>
-          <w:p>
-            <w:pPr>
-              <w:pStyle w:val="Compact"/>
-            </w:pPr>
-            <w:r>
-              <w:t xml:space="preserve">ג”</w:t>
-            </w:r>
-          </w:p>
-        </w:tc>
-      </w:tr>
-      <w:tr>
-        <w:tc>
-          <w:tcPr/>
-          <w:p>
-            <w:pPr>
-              <w:pStyle w:val="Compact"/>
-            </w:pPr>
-            <w:r>
-              <w:t xml:space="preserve">7</w:t>
-            </w:r>
-          </w:p>
-        </w:tc>
-        <w:tc>
-          <w:tcPr/>
-          <w:p>
-            <w:pPr>
-              <w:pStyle w:val="Compact"/>
-            </w:pPr>
-            <w:r>
-              <w:t xml:space="preserve">׳׳—׳™׳§׳× ׳¡׳“׳¨׳× ׳׳™׳׳•׳¦׳™׳</w:t>
-            </w:r>
-          </w:p>
-        </w:tc>
-        <w:tc>
-          <w:tcPr/>
-          <w:p>
-            <w:pPr>
-              <w:pStyle w:val="Compact"/>
-            </w:pPr>
-            <w:r>
-              <w:t xml:space="preserve">series=1</w:t>
-            </w:r>
-          </w:p>
-        </w:tc>
-        <w:tc>
-          <w:tcPr/>
-          <w:p>
-            <w:pPr>
-              <w:pStyle w:val="Compact"/>
-            </w:pPr>
-            <w:r>
-              <w:t xml:space="preserve">׳›׳ ׳”׳׳™׳׳•׳¦׳™׳ ׳‘׳¡׳“׳¨׳” ׳ ׳׳—׳§׳™׳</w:t>
-            </w:r>
-          </w:p>
-        </w:tc>
-        <w:tc>
-          <w:tcPr/>
-          <w:p>
-            <w:pPr>
-              <w:pStyle w:val="Compact"/>
-            </w:pPr>
-            <w:r>
-              <w:t xml:space="preserve">ג”</w:t>
-            </w:r>
-          </w:p>
-        </w:tc>
-      </w:tr>
-      <w:tr>
-        <w:tc>
-          <w:tcPr/>
-          <w:p>
-            <w:pPr>
-              <w:pStyle w:val="Compact"/>
-            </w:pPr>
-            <w:r>
-              <w:t xml:space="preserve">8</w:t>
-            </w:r>
-          </w:p>
-        </w:tc>
-        <w:tc>
-          <w:tcPr/>
-          <w:p>
-            <w:pPr>
-              <w:pStyle w:val="Compact"/>
-            </w:pPr>
-            <w:r>
-              <w:t xml:space="preserve">׳”׳¨׳©׳׳” ג€” ׳¢׳•׳‘׳“ ׳׳ ׳¡׳” ׳׳©׳‘׳¥</w:t>
-            </w:r>
-          </w:p>
-        </w:tc>
-        <w:tc>
-          <w:tcPr/>
-          <w:p>
-            <w:pPr>
-              <w:pStyle w:val="Compact"/>
-            </w:pPr>
-            <w:r>
-              <w:t xml:space="preserve">׳‘׳§׳©׳× POST</w:t>
-            </w:r>
-          </w:p>
-        </w:tc>
-        <w:tc>
-          <w:tcPr/>
-          <w:p>
-            <w:pPr>
-              <w:pStyle w:val="Compact"/>
-            </w:pPr>
-            <w:r>
-              <w:t xml:space="preserve">׳ ׳“׳—׳” (403)</w:t>
-            </w:r>
-          </w:p>
-        </w:tc>
-        <w:tc>
-          <w:tcPr/>
-          <w:p>
-            <w:pPr>
-              <w:pStyle w:val="Compact"/>
-            </w:pPr>
-            <w:r>
-              <w:t xml:space="preserve">ג”</w:t>
-            </w:r>
-          </w:p>
-        </w:tc>
-      </w:tr>
-      <w:tr>
-        <w:tc>
-          <w:tcPr/>
-          <w:p>
-            <w:pPr>
-              <w:pStyle w:val="Compact"/>
-            </w:pPr>
-            <w:r>
-              <w:t xml:space="preserve">9</w:t>
-            </w:r>
-          </w:p>
-        </w:tc>
-        <w:tc>
-          <w:tcPr/>
-          <w:p>
-            <w:pPr>
-              <w:pStyle w:val="Compact"/>
-            </w:pPr>
-            <w:r>
-              <w:t xml:space="preserve">׳‘׳™׳“׳•׳“ ׳׳¨׳’׳•׳ ׳™</w:t>
-            </w:r>
-          </w:p>
-        </w:tc>
-        <w:tc>
-          <w:tcPr/>
-          <w:p>
-            <w:pPr>
-              <w:pStyle w:val="Compact"/>
-            </w:pPr>
-            <w:r>
-              <w:t xml:space="preserve">׳׳ ׳”׳ ׳‘׳׳¨׳’׳•׳ ׳׳—׳¨</w:t>
-            </w:r>
-          </w:p>
-        </w:tc>
-        <w:tc>
-          <w:tcPr/>
-          <w:p>
-            <w:pPr>
-              <w:pStyle w:val="Compact"/>
-            </w:pPr>
-            <w:r>
-              <w:t xml:space="preserve">׳׳™׳ ׳• ׳¨׳•׳׳” ׳׳•׳—׳•׳× ׳©׳ ׳׳¨׳’׳•׳ ׳׳—׳¨</w:t>
-            </w:r>
-          </w:p>
-        </w:tc>
-        <w:tc>
-          <w:tcPr/>
-          <w:p>
-            <w:pPr>
-              <w:pStyle w:val="Compact"/>
-            </w:pPr>
-            <w:r>
-              <w:t xml:space="preserve">ג”</w:t>
-            </w:r>
-          </w:p>
-        </w:tc>
-      </w:tr>
-      <w:tr>
-        <w:tc>
-          <w:tcPr/>
-          <w:p>
-            <w:pPr>
-              <w:pStyle w:val="Compact"/>
-            </w:pPr>
-            <w:r>
-              <w:t xml:space="preserve">10</w:t>
-            </w:r>
-          </w:p>
-        </w:tc>
-        <w:tc>
-          <w:tcPr/>
-          <w:p>
-            <w:pPr>
-              <w:pStyle w:val="Compact"/>
-            </w:pPr>
-            <w:r>
-              <w:t xml:space="preserve">׳”׳’׳‘׳׳× ׳§׳¦׳‘</w:t>
-            </w:r>
-          </w:p>
-        </w:tc>
-        <w:tc>
-          <w:tcPr/>
-          <w:p>
-            <w:pPr>
-              <w:pStyle w:val="Compact"/>
-            </w:pPr>
-            <w:r>
-              <w:t xml:space="preserve">6 ׳‘׳§׳©׳•׳× ׳”׳¨׳©׳׳”/׳“׳§׳”</w:t>
-            </w:r>
-          </w:p>
-        </w:tc>
-        <w:tc>
-          <w:tcPr/>
-          <w:p>
-            <w:pPr>
-              <w:pStyle w:val="Compact"/>
-            </w:pPr>
-            <w:r>
-              <w:t xml:space="preserve">׳”׳‘׳§׳©׳” ׳”׳©׳™׳©׳™׳× ׳ ׳“׳—׳™׳× (429)</w:t>
-            </w:r>
-          </w:p>
-        </w:tc>
-        <w:tc>
-          <w:tcPr/>
-          <w:p>
-            <w:pPr>
-              <w:pStyle w:val="Compact"/>
-            </w:pPr>
-            <w:r>
-              <w:t xml:space="preserve">ג”</w:t>
+              <w:t xml:space="preserve">התנגשויות בעדכונים (שינויים במקביל)</w:t>
+            </w:r>
+          </w:p>
+        </w:tc>
+        <w:tc>
+          <w:tcPr/>
+          <w:p>
+            <w:pPr>
+              <w:pStyle w:val="Compact"/>
+            </w:pPr>
+            <w:r>
+              <w:t xml:space="preserve">אילוץ ייחודיות</w:t>
+            </w:r>
+            <w:r>
+              <w:t xml:space="preserve"> </w:t>
+            </w:r>
+            <w:r>
+              <w:rPr>
+                <w:rStyle w:val="VerbatimChar"/>
+              </w:rPr>
+              <w:t xml:space="preserve">UNIQUE(shift_id, worker_id)</w:t>
+            </w:r>
+            <w:r>
+              <w:t xml:space="preserve"> </w:t>
+            </w:r>
+            <w:r>
+              <w:t xml:space="preserve">במסד + בדיקות בעלות לפני עדכון</w:t>
             </w:r>
           </w:p>
         </w:tc>
@@ -6169,71 +6338,13 @@
           <w:b/>
           <w:bCs/>
         </w:rPr>
-        <w:t xml:space="preserve">׳—׳™׳©׳•׳‘ ׳׳•׳¨׳›׳‘׳•׳× ׳׳׳’׳•׳¨׳™׳×׳ ׳”׳©׳™׳‘׳•׳¥:</w:t>
-      </w:r>
-      <w:r>
-        <w:t xml:space="preserve"> </w:t>
-      </w:r>
-      <w:r>
-        <w:t xml:space="preserve">׳¢׳‘׳•׳¨</w:t>
-      </w:r>
-      <w:r>
-        <w:t xml:space="preserve"> </w:t>
-      </w:r>
-      <w:r>
-        <w:rPr>
-          <w:i/>
-          <w:iCs/>
-        </w:rPr>
-        <w:t xml:space="preserve">S</w:t>
-      </w:r>
-      <w:r>
-        <w:t xml:space="preserve"> </w:t>
-      </w:r>
-      <w:r>
-        <w:t xml:space="preserve">׳׳©׳׳¨׳•׳×,</w:t>
-      </w:r>
-      <w:r>
-        <w:t xml:space="preserve"> </w:t>
-      </w:r>
-      <w:r>
-        <w:rPr>
-          <w:i/>
-          <w:iCs/>
-        </w:rPr>
-        <w:t xml:space="preserve">W</w:t>
-      </w:r>
-      <w:r>
-        <w:t xml:space="preserve"> </w:t>
-      </w:r>
-      <w:r>
-        <w:t xml:space="preserve">׳¢׳•׳‘׳“׳™׳ ׳•-</w:t>
-      </w:r>
-      <w:r>
-        <w:rPr>
-          <w:i/>
-          <w:iCs/>
-        </w:rPr>
-        <w:t xml:space="preserve">R</w:t>
-      </w:r>
-      <w:r>
-        <w:t xml:space="preserve"> </w:t>
-      </w:r>
-      <w:r>
-        <w:t xml:space="preserve">׳¢׳•׳‘׳“׳™׳ ׳ ׳“׳¨׳©׳™׳ ׳׳›׳ ׳׳©׳׳¨׳×, ׳”׳׳•׳¨׳›׳‘׳•׳× ׳”׳™׳ ׳›-</w:t>
-      </w:r>
-      <w:r>
-        <w:rPr>
-          <w:i/>
-          <w:iCs/>
-        </w:rPr>
-        <w:t xml:space="preserve">O(S ֲ· R ֲ· W log W)</w:t>
-      </w:r>
-      <w:r>
-        <w:t xml:space="preserve"> </w:t>
-      </w:r>
-      <w:r>
-        <w:t xml:space="preserve">ג€” ׳׳›׳ ׳׳§׳•׳ ׳₪׳ ׳•׳™ ׳׳×׳‘׳¦׳¢ ׳׳™׳•׳ ׳©׳ ׳”׳׳•׳¢׳׳“׳™׳. ׳¢׳‘׳•׳¨ ׳׳׳“׳™׳ ׳¨׳™׳׳׳™׳¡׳˜׳™׳™׳ (׳¢׳©׳¨׳•׳× ׳¢׳•׳‘׳“׳™׳, ׳¢׳©׳¨׳•׳× ׳׳©׳׳¨׳•׳× ׳‘׳©׳‘׳•׳¢) ׳–׳׳ ׳”׳—׳™׳©׳•׳‘ ׳–׳ ׳™׳— (׳׳™׳׳™-׳©׳ ׳™׳•׳× ׳‘׳•׳“׳“׳•׳×).</w:t>
+        <w:t xml:space="preserve">מגבלה ידועה:</w:t>
+      </w:r>
+      <w:r>
+        <w:t xml:space="preserve"> </w:t>
+      </w:r>
+      <w:r>
+        <w:t xml:space="preserve">פעולות בודדות במסד הנתונים אטומיות, אך פעולות מורכבות מרובות-שלבים אינן עטופות עדיין בטרנזקציה מלאה — ולכן במקרה קריסה נדיר ייתכנו שינויים חלקיים. עטיפה בטרנזקציה מלאה נכללת בהמלצות להמשך.</w:t>
       </w:r>
     </w:p>
     <w:p>
@@ -6243,23 +6354,15 @@
         </w:pict>
       </w:r>
     </w:p>
-    <w:bookmarkEnd w:id="52"/>
-    <w:bookmarkEnd w:id="53"/>
-    <w:bookmarkStart w:id="56" w:name="X615f6bec23fea4e0883311e241245a2fb759c43"/>
-    <w:p>
-      <w:pPr>
-        <w:pStyle w:val="Heading1"/>
-      </w:pPr>
-      <w:r>
-        <w:t xml:space="preserve">9. ׳¡׳™׳›׳•׳, ׳׳¡׳§׳ ׳•׳× ׳•׳”׳׳׳¦׳•׳×</w:t>
-      </w:r>
-    </w:p>
+    <w:bookmarkEnd w:id="55"/>
+    <w:bookmarkEnd w:id="56"/>
+    <w:bookmarkStart w:id="57" w:name="Xb52b987d7b328b2894d564b6beadcf6bdd40080"/>
     <w:p>
       <w:pPr>
         <w:pStyle w:val="Heading2"/>
       </w:pPr>
       <w:r>
-        <w:t xml:space="preserve">׳¡׳™׳›׳•׳</w:t>
+        <w:t xml:space="preserve">8.4 מדידות, בדיקות ותוצאות</w:t>
       </w:r>
     </w:p>
     <w:p>
@@ -6267,283 +6370,765 @@
         <w:pStyle w:val="FirstParagraph"/>
       </w:pPr>
       <w:r>
-        <w:t xml:space="preserve">׳”׳₪׳¨׳•׳™׳§׳˜ ׳”׳©׳™׳’ ׳׳× ׳׳˜׳¨׳•׳×׳™׳•: ׳ ׳‘׳ ׳×׳” ׳׳¢׳¨׳›׳× ׳•׳•׳‘ ׳׳׳׳” ׳׳§׳¦׳”-׳׳§׳¦׳” ׳׳ ׳™׳”׳•׳ ׳•׳©׳™׳‘׳•׳¥ ׳׳©׳׳¨׳•׳×. ׳”׳׳¢׳¨׳›׳× ׳׳׳₪׳©׳¨׳× ׳ ׳™׳”׳•׳ ׳׳•׳—׳•׳× ׳•׳׳©׳׳¨׳•׳×, ׳׳™׳¡׳•׳£ ׳׳™׳׳•׳¦׳™ ׳–׳׳™׳ ׳•׳× ׳׳’׳•׳•׳ ׳™׳ (׳—׳“-׳₪׳¢׳׳™ / ׳׳—׳–׳•׳¨׳™ / ׳˜׳•׳•׳—), ׳•׳©׳™׳‘׳•׳¥ ׳׳•׳˜׳•׳׳˜׳™ ׳—׳›׳ ׳”׳׳×׳—׳©׳‘ ׳‘׳•-׳–׳׳ ׳™׳× ׳‘׳–׳׳™׳ ׳•׳×, ׳‘׳¢׳•׳׳¡ ׳•׳‘׳’׳™׳•׳•׳ ג€” ׳›׳©׳”׳׳ ׳”׳ ׳©׳•׳׳¨ ׳¢׳ ׳©׳׳™׳˜׳” ׳׳׳׳” ׳‘׳׳׳¦׳¢׳•׳× ׳׳™׳©׳•׳¨ ׳”׳”׳¦׳¢׳•׳×. ׳”׳׳¢׳¨׳›׳× ׳ ׳©׳¢׳ ׳× ׳¢׳ ׳׳¨׳›׳™׳˜׳§׳˜׳•׳¨׳” ׳©׳›׳‘׳×׳™׳× ׳ ׳§׳™׳™׳”, ׳׳•׳“׳ ׳”׳¨׳©׳׳•׳× ׳׳‘׳•׳¡׳¡-׳×׳₪׳§׳™׳“׳™׳, ׳•׳׳‘׳˜׳—׳× ׳׳™׳“׳¢ ׳‘׳©׳׳•׳© ׳©׳›׳‘׳•׳× (Middleware, ׳§׳•׳“, RLS).</w:t>
-      </w:r>
-    </w:p>
-    <w:bookmarkStart w:id="54" w:name="Xbc15c8aae3e4124dd409035f32ea2fd6835efc9"/>
-    <w:p>
-      <w:pPr>
-        <w:pStyle w:val="Heading2"/>
-      </w:pPr>
-      <w:r>
-        <w:t xml:space="preserve">׳׳¡׳§׳ ׳•׳×</w:t>
-      </w:r>
-    </w:p>
-    <w:p>
-      <w:pPr>
-        <w:pStyle w:val="Compact"/>
-        <w:numPr>
-          <w:ilvl w:val="0"/>
-          <w:numId w:val="1017"/>
-        </w:numPr>
-      </w:pPr>
-      <w:r>
-        <w:rPr>
-          <w:b/>
-          <w:bCs/>
-        </w:rPr>
-        <w:t xml:space="preserve">׳”׳₪׳¨׳“׳× ׳©׳›׳‘׳•׳× ׳׳©׳×׳׳׳×</w:t>
-      </w:r>
-      <w:r>
-        <w:t xml:space="preserve"> </w:t>
-      </w:r>
-      <w:r>
-        <w:t xml:space="preserve">ג€” ׳”׳₪׳¨׳“׳× ׳”-API ׳”׳¨׳–׳” ׳׳©׳›׳‘׳× ׳”׳©׳™׳¨׳•׳×׳™׳ ׳”׳§׳׳” ׳¢׳ ׳₪׳™׳×׳•׳—, ׳׳™׳×׳•׳¨ ׳×׳§׳׳•׳× ׳•׳”׳¨׳—׳‘׳”.</w:t>
-      </w:r>
-    </w:p>
-    <w:p>
-      <w:pPr>
-        <w:pStyle w:val="Compact"/>
-        <w:numPr>
-          <w:ilvl w:val="0"/>
-          <w:numId w:val="1017"/>
-        </w:numPr>
-      </w:pPr>
-      <w:r>
-        <w:rPr>
-          <w:b/>
-          <w:bCs/>
-        </w:rPr>
-        <w:t xml:space="preserve">RLS ׳›׳©׳›׳‘׳× ׳”׳’׳ ׳” ׳©׳ ׳™׳™׳”</w:t>
-      </w:r>
-      <w:r>
-        <w:t xml:space="preserve"> </w:t>
-      </w:r>
-      <w:r>
-        <w:t xml:space="preserve">ג€” ׳׳›׳™׳₪׳× ׳”׳¨׳©׳׳•׳× ׳‘׳‘׳¡׳™׳¡ ׳”׳ ׳×׳•׳ ׳™׳ ׳¢׳¦׳׳• ׳׳¡׳₪׳§׳× ׳‘׳™׳˜׳—׳•׳ ׳’׳ ׳׳ ׳©׳›׳‘׳× ׳”׳§׳•׳“ ׳×׳™׳›׳©׳.</w:t>
-      </w:r>
-    </w:p>
-    <w:p>
-      <w:pPr>
-        <w:pStyle w:val="Compact"/>
-        <w:numPr>
-          <w:ilvl w:val="0"/>
-          <w:numId w:val="1017"/>
-        </w:numPr>
-      </w:pPr>
-      <w:r>
-        <w:rPr>
-          <w:b/>
-          <w:bCs/>
-        </w:rPr>
-        <w:t xml:space="preserve">׳׳׳’׳•׳¨׳™׳×׳ ׳©׳§׳•׳£ ׳¢׳“׳™׳£ ׳¢׳ "׳§׳•׳₪׳¡׳” ׳©׳—׳•׳¨׳”"</w:t>
-      </w:r>
-      <w:r>
-        <w:t xml:space="preserve"> </w:t>
-      </w:r>
-      <w:r>
-        <w:t xml:space="preserve">ג€” ׳׳•׳“׳ "׳”׳¦׳¢׳” ׳•׳׳™׳©׳•׳¨" ׳׳™׳™׳¦׳¨ ׳׳׳•׳: ׳”׳׳ ׳”׳ ׳׳§׳‘׳ ׳׳× ׳™׳¢׳™׳׳•׳× ׳”׳׳•׳˜׳•׳׳¦׳™׳” ׳׳‘׳׳™ ׳׳•׳•׳×׳¨ ׳¢׳ ׳©׳™׳§׳•׳ ׳”׳“׳¢׳× ׳”׳׳ ׳•׳©׳™.</w:t>
-      </w:r>
-    </w:p>
-    <w:p>
-      <w:pPr>
-        <w:pStyle w:val="Compact"/>
-        <w:numPr>
-          <w:ilvl w:val="0"/>
-          <w:numId w:val="1017"/>
-        </w:numPr>
-      </w:pPr>
-      <w:r>
-        <w:rPr>
-          <w:b/>
-          <w:bCs/>
-        </w:rPr>
-        <w:t xml:space="preserve">׳”׳”׳₪׳¨׳“׳” ׳‘׳™׳</w:t>
-      </w:r>
-      <w:r>
-        <w:rPr>
-          <w:b/>
-          <w:bCs/>
-        </w:rPr>
-        <w:t xml:space="preserve"> </w:t>
-      </w:r>
-      <w:r>
-        <w:rPr>
-          <w:rStyle w:val="VerbatimChar"/>
-          <w:b/>
-          <w:bCs/>
-        </w:rPr>
-        <w:t xml:space="preserve">worker</w:t>
-      </w:r>
-      <w:r>
-        <w:rPr>
-          <w:b/>
-          <w:bCs/>
-        </w:rPr>
-        <w:t xml:space="preserve"> </w:t>
-      </w:r>
-      <w:r>
-        <w:rPr>
-          <w:b/>
-          <w:bCs/>
-        </w:rPr>
-        <w:t xml:space="preserve">׳-</w:t>
-      </w:r>
-      <w:r>
-        <w:rPr>
-          <w:rStyle w:val="VerbatimChar"/>
-          <w:b/>
-          <w:bCs/>
-        </w:rPr>
-        <w:t xml:space="preserve">profile</w:t>
-      </w:r>
-      <w:r>
-        <w:t xml:space="preserve"> </w:t>
-      </w:r>
-      <w:r>
-        <w:t xml:space="preserve">׳”׳×׳’׳׳×׳” ׳›׳”׳—׳׳˜׳× ׳×׳›׳ ׳•׳ ׳—׳©׳•׳‘׳”, ׳”׳׳׳₪׳©׳¨׳× ׳©׳™׳‘׳•׳¥ ׳¢׳•׳‘׳“׳™׳ ׳¢׳•׳“ ׳׳₪׳ ׳™ ׳”׳¨׳©׳׳×׳.</w:t>
-      </w:r>
-    </w:p>
-    <w:bookmarkEnd w:id="54"/>
-    <w:bookmarkStart w:id="55" w:name="X6a9fc04320a924f46c7c737432bb0389d9dd095"/>
-    <w:p>
-      <w:pPr>
-        <w:pStyle w:val="Heading2"/>
-      </w:pPr>
-      <w:r>
-        <w:t xml:space="preserve">׳”׳׳׳¦׳•׳× ׳׳”׳׳©׳ ׳₪׳™׳×׳•׳—</w:t>
-      </w:r>
-    </w:p>
-    <w:p>
-      <w:pPr>
-        <w:pStyle w:val="Compact"/>
-        <w:numPr>
-          <w:ilvl w:val="0"/>
-          <w:numId w:val="1018"/>
-        </w:numPr>
-      </w:pPr>
-      <w:r>
-        <w:rPr>
-          <w:b/>
-          <w:bCs/>
-        </w:rPr>
-        <w:t xml:space="preserve">׳¢׳“׳›׳•׳ ׳™׳ ׳‘׳–׳׳ ׳׳׳×</w:t>
-      </w:r>
-      <w:r>
-        <w:t xml:space="preserve"> </w:t>
-      </w:r>
-      <w:r>
-        <w:t xml:space="preserve">׳‘׳׳׳¦׳¢׳•׳× Supabase Realtime (WebSocket) ׳׳¢׳“׳›׳•׳ ׳׳¡׳›׳™׳ ׳׳¨׳•׳‘׳™-׳׳©׳×׳׳©׳™׳.</w:t>
-      </w:r>
-    </w:p>
-    <w:p>
-      <w:pPr>
-        <w:pStyle w:val="Compact"/>
-        <w:numPr>
-          <w:ilvl w:val="0"/>
-          <w:numId w:val="1018"/>
-        </w:numPr>
-      </w:pPr>
-      <w:r>
-        <w:rPr>
-          <w:b/>
-          <w:bCs/>
-        </w:rPr>
-        <w:t xml:space="preserve">׳”׳×׳¨׳׳•׳×</w:t>
-      </w:r>
-      <w:r>
-        <w:t xml:space="preserve"> </w:t>
-      </w:r>
-      <w:r>
-        <w:t xml:space="preserve">(׳“׳•׳"׳ / ׳”׳•׳“׳¢׳•׳×) ׳¢׳ ׳©׳™׳‘׳•׳¥ ׳—׳“׳© ׳׳• ׳”׳×׳ ׳’׳©׳•׳× ׳׳™׳׳•׳¦׳™׳.</w:t>
-      </w:r>
-    </w:p>
-    <w:p>
-      <w:pPr>
-        <w:pStyle w:val="Compact"/>
-        <w:numPr>
-          <w:ilvl w:val="0"/>
-          <w:numId w:val="1018"/>
-        </w:numPr>
-      </w:pPr>
-      <w:r>
-        <w:rPr>
-          <w:b/>
-          <w:bCs/>
-        </w:rPr>
-        <w:t xml:space="preserve">׳©׳™׳₪׳•׳¨ ׳”׳׳׳’׳•׳¨׳™׳×׳</w:t>
-      </w:r>
-      <w:r>
-        <w:t xml:space="preserve"> </w:t>
-      </w:r>
-      <w:r>
-        <w:t xml:space="preserve">ג€” ׳©׳§׳™׳׳× ׳׳™׳׳•׳¦׳™׳ "׳—׳׳§׳™׳™׳" (partial) ׳‘׳¦׳•׳¨׳” ׳׳“׳•׳¨׳’׳×, ׳•׳”׳•׳¡׳₪׳× ׳׳©׳§׳׳™׳ ׳׳×׳›׳•׳•׳ ׳ ׳™׳ ׳׳§׳¨׳™׳˜׳¨׳™׳•׳ ׳™׳.</w:t>
-      </w:r>
-    </w:p>
-    <w:p>
-      <w:pPr>
-        <w:pStyle w:val="Compact"/>
-        <w:numPr>
-          <w:ilvl w:val="0"/>
-          <w:numId w:val="1018"/>
-        </w:numPr>
-      </w:pPr>
-      <w:r>
-        <w:rPr>
-          <w:b/>
-          <w:bCs/>
-        </w:rPr>
-        <w:t xml:space="preserve">׳‘׳“׳™׳§׳•׳× ׳׳•׳˜׳•׳׳˜׳™׳•׳×</w:t>
-      </w:r>
-      <w:r>
-        <w:t xml:space="preserve"> </w:t>
-      </w:r>
-      <w:r>
-        <w:t xml:space="preserve">ג€” ׳”׳•׳¡׳₪׳× ׳׳¢׳¨׳ ׳‘׳“׳™׳§׳•׳× ׳™׳—׳™׳“׳” (Vitest) ׳׳©׳›׳‘׳× ׳”׳©׳™׳¨׳•׳×׳™׳ ׳•׳׳׳׳’׳•׳¨׳™׳×׳ ׳”׳©׳™׳‘׳•׳¥.</w:t>
-      </w:r>
-    </w:p>
-    <w:p>
-      <w:pPr>
-        <w:pStyle w:val="Compact"/>
-        <w:numPr>
-          <w:ilvl w:val="0"/>
-          <w:numId w:val="1018"/>
-        </w:numPr>
-      </w:pPr>
-      <w:r>
-        <w:rPr>
-          <w:b/>
-          <w:bCs/>
-        </w:rPr>
-        <w:t xml:space="preserve">׳™׳™׳¦׳•׳ ׳•׳׳™׳ ׳˜׳’׳¨׳¦׳™׳”</w:t>
-      </w:r>
-      <w:r>
-        <w:t xml:space="preserve"> </w:t>
-      </w:r>
-      <w:r>
-        <w:t xml:space="preserve">ג€” ׳™׳™׳¦׳•׳ ׳׳׳•׳— ׳©׳ ׳” (iCal) ׳•׳—׳™׳‘׳•׳¨ ׳׳׳¢׳¨׳›׳•׳× ׳©׳›׳¨/׳ ׳•׳›׳—׳•׳×.</w:t>
-      </w:r>
-    </w:p>
-    <w:p>
-      <w:pPr>
-        <w:pStyle w:val="Compact"/>
-        <w:numPr>
-          <w:ilvl w:val="0"/>
-          <w:numId w:val="1018"/>
-        </w:numPr>
-      </w:pPr>
-      <w:r>
-        <w:rPr>
-          <w:b/>
-          <w:bCs/>
-        </w:rPr>
-        <w:t xml:space="preserve">׳“׳•׳—׳•׳× ׳•׳ ׳™׳×׳•׳—</w:t>
-      </w:r>
-      <w:r>
-        <w:t xml:space="preserve"> </w:t>
-      </w:r>
-      <w:r>
-        <w:t xml:space="preserve">ג€” ׳׳•׳— ׳׳—׳•׳•׳ ׳™׳ ׳׳ ׳׳™׳˜׳™ (׳ ׳™׳¦׳•׳׳× ׳¢׳•׳‘׳“׳™׳, ׳₪׳¢׳¨׳™ ׳›׳™׳¡׳•׳™).</w:t>
+        <w:t xml:space="preserve">מאחר שמדובר במערכת תוכנה, ה"מדידות" הן בעיקר</w:t>
+      </w:r>
+      <w:r>
+        <w:t xml:space="preserve"> </w:t>
+      </w:r>
+      <w:r>
+        <w:rPr>
+          <w:b/>
+          <w:bCs/>
+        </w:rPr>
+        <w:t xml:space="preserve">בדיקות פונקציונליות</w:t>
+      </w:r>
+      <w:r>
+        <w:t xml:space="preserve"> </w:t>
+      </w:r>
+      <w:r>
+        <w:t xml:space="preserve">ואימות עמידה בדרישות. תוכנית הבדיקות (מתוך ההצעה) כללה בדיקות תהליכיות (Full Flow) ובדיקות יחידה (Unit Tests).</w:t>
+      </w:r>
+    </w:p>
+    <w:p>
+      <w:pPr>
+        <w:pStyle w:val="BodyText"/>
+      </w:pPr>
+      <w:r>
+        <w:rPr>
+          <w:b/>
+          <w:bCs/>
+        </w:rPr>
+        <w:t xml:space="preserve">טבלה 4 — בדיקות תהליכיות (Full Flow) שבוצעו ידנית:</w:t>
+      </w:r>
+    </w:p>
+    <w:tbl>
+      <w:tblPr>
+        <w:tblStyle w:val="Table"/>
+        <w:tblW w:type="auto" w:w="0"/>
+        <w:tblLook w:firstRow="1" w:lastRow="0" w:firstColumn="0" w:lastColumn="0" w:noHBand="0" w:noVBand="0" w:val="0020"/>
+      </w:tblPr>
+      <w:tblGrid>
+        <w:gridCol w:w="1980"/>
+        <w:gridCol w:w="1980"/>
+        <w:gridCol w:w="1980"/>
+        <w:gridCol w:w="1980"/>
+      </w:tblGrid>
+      <w:tr>
+        <w:trPr>
+          <w:tblHeader w:val="on"/>
+        </w:trPr>
+        <w:tc>
+          <w:tcPr/>
+          <w:p>
+            <w:pPr>
+              <w:pStyle w:val="Compact"/>
+            </w:pPr>
+            <w:r>
+              <w:t xml:space="preserve">#</w:t>
+            </w:r>
+          </w:p>
+        </w:tc>
+        <w:tc>
+          <w:tcPr/>
+          <w:p>
+            <w:pPr>
+              <w:pStyle w:val="Compact"/>
+            </w:pPr>
+            <w:r>
+              <w:t xml:space="preserve">תרחיש</w:t>
+            </w:r>
+          </w:p>
+        </w:tc>
+        <w:tc>
+          <w:tcPr/>
+          <w:p>
+            <w:pPr>
+              <w:pStyle w:val="Compact"/>
+            </w:pPr>
+            <w:r>
+              <w:t xml:space="preserve">תוצאה מצופה</w:t>
+            </w:r>
+          </w:p>
+        </w:tc>
+        <w:tc>
+          <w:tcPr/>
+          <w:p>
+            <w:pPr>
+              <w:pStyle w:val="Compact"/>
+            </w:pPr>
+            <w:r>
+              <w:t xml:space="preserve">תוצאה בפועל</w:t>
+            </w:r>
+          </w:p>
+        </w:tc>
+      </w:tr>
+      <w:tr>
+        <w:tc>
+          <w:tcPr/>
+          <w:p>
+            <w:pPr>
+              <w:pStyle w:val="Compact"/>
+            </w:pPr>
+            <w:r>
+              <w:t xml:space="preserve">1</w:t>
+            </w:r>
+          </w:p>
+        </w:tc>
+        <w:tc>
+          <w:tcPr/>
+          <w:p>
+            <w:pPr>
+              <w:pStyle w:val="Compact"/>
+            </w:pPr>
+            <w:r>
+              <w:t xml:space="preserve">הרשמה והתחברות משתמש</w:t>
+            </w:r>
+          </w:p>
+        </w:tc>
+        <w:tc>
+          <w:tcPr/>
+          <w:p>
+            <w:pPr>
+              <w:pStyle w:val="Compact"/>
+            </w:pPr>
+            <w:r>
+              <w:t xml:space="preserve">משתמש ראשון ביחידה מקבל תפקיד "מנהל"</w:t>
+            </w:r>
+          </w:p>
+        </w:tc>
+        <w:tc>
+          <w:tcPr/>
+          <w:p>
+            <w:pPr>
+              <w:pStyle w:val="Compact"/>
+            </w:pPr>
+            <w:r>
+              <w:t xml:space="preserve">✔</w:t>
+            </w:r>
+          </w:p>
+        </w:tc>
+      </w:tr>
+      <w:tr>
+        <w:tc>
+          <w:tcPr/>
+          <w:p>
+            <w:pPr>
+              <w:pStyle w:val="Compact"/>
+            </w:pPr>
+            <w:r>
+              <w:t xml:space="preserve">2</w:t>
+            </w:r>
+          </w:p>
+        </w:tc>
+        <w:tc>
+          <w:tcPr/>
+          <w:p>
+            <w:pPr>
+              <w:pStyle w:val="Compact"/>
+            </w:pPr>
+            <w:r>
+              <w:t xml:space="preserve">יצירת עובד חדש על ידי מנהל</w:t>
+            </w:r>
+          </w:p>
+        </w:tc>
+        <w:tc>
+          <w:tcPr/>
+          <w:p>
+            <w:pPr>
+              <w:pStyle w:val="Compact"/>
+            </w:pPr>
+            <w:r>
+              <w:t xml:space="preserve">העובד נוסף למאגר (ללא חשבון)</w:t>
+            </w:r>
+          </w:p>
+        </w:tc>
+        <w:tc>
+          <w:tcPr/>
+          <w:p>
+            <w:pPr>
+              <w:pStyle w:val="Compact"/>
+            </w:pPr>
+            <w:r>
+              <w:t xml:space="preserve">✔</w:t>
+            </w:r>
+          </w:p>
+        </w:tc>
+      </w:tr>
+      <w:tr>
+        <w:tc>
+          <w:tcPr/>
+          <w:p>
+            <w:pPr>
+              <w:pStyle w:val="Compact"/>
+            </w:pPr>
+            <w:r>
+              <w:t xml:space="preserve">3</w:t>
+            </w:r>
+          </w:p>
+        </w:tc>
+        <w:tc>
+          <w:tcPr/>
+          <w:p>
+            <w:pPr>
+              <w:pStyle w:val="Compact"/>
+            </w:pPr>
+            <w:r>
+              <w:t xml:space="preserve">יצירת אילוצי זמינות לעובד</w:t>
+            </w:r>
+          </w:p>
+        </w:tc>
+        <w:tc>
+          <w:tcPr/>
+          <w:p>
+            <w:pPr>
+              <w:pStyle w:val="Compact"/>
+            </w:pPr>
+            <w:r>
+              <w:t xml:space="preserve">האילוץ נשמר ומשויך למשתמש</w:t>
+            </w:r>
+          </w:p>
+        </w:tc>
+        <w:tc>
+          <w:tcPr/>
+          <w:p>
+            <w:pPr>
+              <w:pStyle w:val="Compact"/>
+            </w:pPr>
+            <w:r>
+              <w:t xml:space="preserve">✔</w:t>
+            </w:r>
+          </w:p>
+        </w:tc>
+      </w:tr>
+      <w:tr>
+        <w:tc>
+          <w:tcPr/>
+          <w:p>
+            <w:pPr>
+              <w:pStyle w:val="Compact"/>
+            </w:pPr>
+            <w:r>
+              <w:t xml:space="preserve">4</w:t>
+            </w:r>
+          </w:p>
+        </w:tc>
+        <w:tc>
+          <w:tcPr/>
+          <w:p>
+            <w:pPr>
+              <w:pStyle w:val="Compact"/>
+            </w:pPr>
+            <w:r>
+              <w:t xml:space="preserve">יצירת משמרות ושיבוץ ידני</w:t>
+            </w:r>
+          </w:p>
+        </w:tc>
+        <w:tc>
+          <w:tcPr/>
+          <w:p>
+            <w:pPr>
+              <w:pStyle w:val="Compact"/>
+            </w:pPr>
+            <w:r>
+              <w:t xml:space="preserve">השיבוץ נשמר, המשמרת מתעדכנת</w:t>
+            </w:r>
+          </w:p>
+        </w:tc>
+        <w:tc>
+          <w:tcPr/>
+          <w:p>
+            <w:pPr>
+              <w:pStyle w:val="Compact"/>
+            </w:pPr>
+            <w:r>
+              <w:t xml:space="preserve">✔</w:t>
+            </w:r>
+          </w:p>
+        </w:tc>
+      </w:tr>
+      <w:tr>
+        <w:tc>
+          <w:tcPr/>
+          <w:p>
+            <w:pPr>
+              <w:pStyle w:val="Compact"/>
+            </w:pPr>
+            <w:r>
+              <w:t xml:space="preserve">5</w:t>
+            </w:r>
+          </w:p>
+        </w:tc>
+        <w:tc>
+          <w:tcPr/>
+          <w:p>
+            <w:pPr>
+              <w:pStyle w:val="Compact"/>
+            </w:pPr>
+            <w:r>
+              <w:t xml:space="preserve">שיבוץ עובד עם אילוץ</w:t>
+            </w:r>
+          </w:p>
+        </w:tc>
+        <w:tc>
+          <w:tcPr/>
+          <w:p>
+            <w:pPr>
+              <w:pStyle w:val="Compact"/>
+            </w:pPr>
+            <w:r>
+              <w:t xml:space="preserve">מוצגת אזהרת אילוץ לפני שמירה</w:t>
+            </w:r>
+          </w:p>
+        </w:tc>
+        <w:tc>
+          <w:tcPr/>
+          <w:p>
+            <w:pPr>
+              <w:pStyle w:val="Compact"/>
+            </w:pPr>
+            <w:r>
+              <w:t xml:space="preserve">✔</w:t>
+            </w:r>
+          </w:p>
+        </w:tc>
+      </w:tr>
+      <w:tr>
+        <w:tc>
+          <w:tcPr/>
+          <w:p>
+            <w:pPr>
+              <w:pStyle w:val="Compact"/>
+            </w:pPr>
+            <w:r>
+              <w:t xml:space="preserve">6</w:t>
+            </w:r>
+          </w:p>
+        </w:tc>
+        <w:tc>
+          <w:tcPr/>
+          <w:p>
+            <w:pPr>
+              <w:pStyle w:val="Compact"/>
+            </w:pPr>
+            <w:r>
+              <w:t xml:space="preserve">מניעת שיבוץ כפול באותו יום</w:t>
+            </w:r>
+          </w:p>
+        </w:tc>
+        <w:tc>
+          <w:tcPr/>
+          <w:p>
+            <w:pPr>
+              <w:pStyle w:val="Compact"/>
+            </w:pPr>
+            <w:r>
+              <w:t xml:space="preserve">לא ניתן לשבץ עובד פעמיים ביום</w:t>
+            </w:r>
+          </w:p>
+        </w:tc>
+        <w:tc>
+          <w:tcPr/>
+          <w:p>
+            <w:pPr>
+              <w:pStyle w:val="Compact"/>
+            </w:pPr>
+            <w:r>
+              <w:t xml:space="preserve">✔</w:t>
+            </w:r>
+          </w:p>
+        </w:tc>
+      </w:tr>
+      <w:tr>
+        <w:tc>
+          <w:tcPr/>
+          <w:p>
+            <w:pPr>
+              <w:pStyle w:val="Compact"/>
+            </w:pPr>
+            <w:r>
+              <w:t xml:space="preserve">7</w:t>
+            </w:r>
+          </w:p>
+        </w:tc>
+        <w:tc>
+          <w:tcPr/>
+          <w:p>
+            <w:pPr>
+              <w:pStyle w:val="Compact"/>
+            </w:pPr>
+            <w:r>
+              <w:t xml:space="preserve">ביצוע שיבוץ אוטומטי</w:t>
+            </w:r>
+          </w:p>
+        </w:tc>
+        <w:tc>
+          <w:tcPr/>
+          <w:p>
+            <w:pPr>
+              <w:pStyle w:val="Compact"/>
+            </w:pPr>
+            <w:r>
+              <w:t xml:space="preserve">הצעות מדורגות לפי זמינות/עומס/גיוון</w:t>
+            </w:r>
+          </w:p>
+        </w:tc>
+        <w:tc>
+          <w:tcPr/>
+          <w:p>
+            <w:pPr>
+              <w:pStyle w:val="Compact"/>
+            </w:pPr>
+            <w:r>
+              <w:t xml:space="preserve">✔</w:t>
+            </w:r>
+          </w:p>
+        </w:tc>
+      </w:tr>
+      <w:tr>
+        <w:tc>
+          <w:tcPr/>
+          <w:p>
+            <w:pPr>
+              <w:pStyle w:val="Compact"/>
+            </w:pPr>
+            <w:r>
+              <w:t xml:space="preserve">8</w:t>
+            </w:r>
+          </w:p>
+        </w:tc>
+        <w:tc>
+          <w:tcPr/>
+          <w:p>
+            <w:pPr>
+              <w:pStyle w:val="Compact"/>
+            </w:pPr>
+            <w:r>
+              <w:t xml:space="preserve">אילוץ מחזורי + מחיקת סדרה</w:t>
+            </w:r>
+          </w:p>
+        </w:tc>
+        <w:tc>
+          <w:tcPr/>
+          <w:p>
+            <w:pPr>
+              <w:pStyle w:val="Compact"/>
+            </w:pPr>
+            <w:r>
+              <w:t xml:space="preserve">נוצרת/נמחקת סדרה עם</w:t>
+            </w:r>
+            <w:r>
+              <w:t xml:space="preserve"> </w:t>
+            </w:r>
+            <w:r>
+              <w:rPr>
+                <w:rStyle w:val="VerbatimChar"/>
+              </w:rPr>
+              <w:t xml:space="preserve">recurring_group_id</w:t>
+            </w:r>
+          </w:p>
+        </w:tc>
+        <w:tc>
+          <w:tcPr/>
+          <w:p>
+            <w:pPr>
+              <w:pStyle w:val="Compact"/>
+            </w:pPr>
+            <w:r>
+              <w:t xml:space="preserve">✔</w:t>
+            </w:r>
+          </w:p>
+        </w:tc>
+      </w:tr>
+      <w:tr>
+        <w:tc>
+          <w:tcPr/>
+          <w:p>
+            <w:pPr>
+              <w:pStyle w:val="Compact"/>
+            </w:pPr>
+            <w:r>
+              <w:t xml:space="preserve">9</w:t>
+            </w:r>
+          </w:p>
+        </w:tc>
+        <w:tc>
+          <w:tcPr/>
+          <w:p>
+            <w:pPr>
+              <w:pStyle w:val="Compact"/>
+            </w:pPr>
+            <w:r>
+              <w:t xml:space="preserve">מעבר בין שבועות ולוחות</w:t>
+            </w:r>
+          </w:p>
+        </w:tc>
+        <w:tc>
+          <w:tcPr/>
+          <w:p>
+            <w:pPr>
+              <w:pStyle w:val="Compact"/>
+            </w:pPr>
+            <w:r>
+              <w:t xml:space="preserve">התצוגה מתעדכנת נכון</w:t>
+            </w:r>
+          </w:p>
+        </w:tc>
+        <w:tc>
+          <w:tcPr/>
+          <w:p>
+            <w:pPr>
+              <w:pStyle w:val="Compact"/>
+            </w:pPr>
+            <w:r>
+              <w:t xml:space="preserve">✔</w:t>
+            </w:r>
+          </w:p>
+        </w:tc>
+      </w:tr>
+      <w:tr>
+        <w:tc>
+          <w:tcPr/>
+          <w:p>
+            <w:pPr>
+              <w:pStyle w:val="Compact"/>
+            </w:pPr>
+            <w:r>
+              <w:t xml:space="preserve">10</w:t>
+            </w:r>
+          </w:p>
+        </w:tc>
+        <w:tc>
+          <w:tcPr/>
+          <w:p>
+            <w:pPr>
+              <w:pStyle w:val="Compact"/>
+            </w:pPr>
+            <w:r>
+              <w:t xml:space="preserve">הרשאות — כונן מנסה לשבץ</w:t>
+            </w:r>
+          </w:p>
+        </w:tc>
+        <w:tc>
+          <w:tcPr/>
+          <w:p>
+            <w:pPr>
+              <w:pStyle w:val="Compact"/>
+            </w:pPr>
+            <w:r>
+              <w:t xml:space="preserve">נדחה (403)</w:t>
+            </w:r>
+          </w:p>
+        </w:tc>
+        <w:tc>
+          <w:tcPr/>
+          <w:p>
+            <w:pPr>
+              <w:pStyle w:val="Compact"/>
+            </w:pPr>
+            <w:r>
+              <w:t xml:space="preserve">✔</w:t>
+            </w:r>
+          </w:p>
+        </w:tc>
+      </w:tr>
+      <w:tr>
+        <w:tc>
+          <w:tcPr/>
+          <w:p>
+            <w:pPr>
+              <w:pStyle w:val="Compact"/>
+            </w:pPr>
+            <w:r>
+              <w:t xml:space="preserve">11</w:t>
+            </w:r>
+          </w:p>
+        </w:tc>
+        <w:tc>
+          <w:tcPr/>
+          <w:p>
+            <w:pPr>
+              <w:pStyle w:val="Compact"/>
+            </w:pPr>
+            <w:r>
+              <w:t xml:space="preserve">בידוד בין יחידות</w:t>
+            </w:r>
+          </w:p>
+        </w:tc>
+        <w:tc>
+          <w:tcPr/>
+          <w:p>
+            <w:pPr>
+              <w:pStyle w:val="Compact"/>
+            </w:pPr>
+            <w:r>
+              <w:t xml:space="preserve">מנהל אינו רואה לוחות של יחידה אחרת</w:t>
+            </w:r>
+          </w:p>
+        </w:tc>
+        <w:tc>
+          <w:tcPr/>
+          <w:p>
+            <w:pPr>
+              <w:pStyle w:val="Compact"/>
+            </w:pPr>
+            <w:r>
+              <w:t xml:space="preserve">✔</w:t>
+            </w:r>
+          </w:p>
+        </w:tc>
+      </w:tr>
+      <w:tr>
+        <w:tc>
+          <w:tcPr/>
+          <w:p>
+            <w:pPr>
+              <w:pStyle w:val="Compact"/>
+            </w:pPr>
+            <w:r>
+              <w:t xml:space="preserve">12</w:t>
+            </w:r>
+          </w:p>
+        </w:tc>
+        <w:tc>
+          <w:tcPr/>
+          <w:p>
+            <w:pPr>
+              <w:pStyle w:val="Compact"/>
+            </w:pPr>
+            <w:r>
+              <w:t xml:space="preserve">הגבלת קצב</w:t>
+            </w:r>
+          </w:p>
+        </w:tc>
+        <w:tc>
+          <w:tcPr/>
+          <w:p>
+            <w:pPr>
+              <w:pStyle w:val="Compact"/>
+            </w:pPr>
+            <w:r>
+              <w:t xml:space="preserve">בקשת הרשמה מעבר למכסה נדחית (429)</w:t>
+            </w:r>
+          </w:p>
+        </w:tc>
+        <w:tc>
+          <w:tcPr/>
+          <w:p>
+            <w:pPr>
+              <w:pStyle w:val="Compact"/>
+            </w:pPr>
+            <w:r>
+              <w:t xml:space="preserve">✔</w:t>
+            </w:r>
+          </w:p>
+        </w:tc>
+      </w:tr>
+    </w:tbl>
+    <w:p>
+      <w:pPr>
+        <w:pStyle w:val="BodyText"/>
+      </w:pPr>
+      <w:r>
+        <w:rPr>
+          <w:b/>
+          <w:bCs/>
+        </w:rPr>
+        <w:t xml:space="preserve">בדיקות יחידה (Unit Tests):</w:t>
+      </w:r>
+      <w:r>
+        <w:t xml:space="preserve"> </w:t>
+      </w:r>
+      <w:r>
+        <w:t xml:space="preserve">בהתאם להצעה תוכננו בדיקות יחידה לאלגוריתם השיבוץ (מניעת כפילות, התחשבות באילוצים, איזון עומס), לאימות ולהרשאות. מסגרת הבדיקות המומלצת היא</w:t>
+      </w:r>
+      <w:r>
+        <w:t xml:space="preserve"> </w:t>
+      </w:r>
+      <w:r>
+        <w:rPr>
+          <w:b/>
+          <w:bCs/>
+        </w:rPr>
+        <w:t xml:space="preserve">Vitest</w:t>
+      </w:r>
+      <w:r>
+        <w:t xml:space="preserve">, עם Mock ל-Supabase כך שהבדיקות אינן תלויות במסד נתונים אמיתי. מימוש מלא של מערך הבדיקות האוטומטי נכלל בהמלצות להמשך.</w:t>
+      </w:r>
+    </w:p>
+    <w:p>
+      <w:pPr>
+        <w:pStyle w:val="BodyText"/>
+      </w:pPr>
+      <w:r>
+        <w:rPr>
+          <w:b/>
+          <w:bCs/>
+        </w:rPr>
+        <w:t xml:space="preserve">חישוב מורכבות אלגוריתם השיבוץ:</w:t>
+      </w:r>
+      <w:r>
+        <w:t xml:space="preserve"> </w:t>
+      </w:r>
+      <w:r>
+        <w:t xml:space="preserve">עבור</w:t>
+      </w:r>
+      <w:r>
+        <w:t xml:space="preserve"> </w:t>
+      </w:r>
+      <w:r>
+        <w:rPr>
+          <w:i/>
+          <w:iCs/>
+        </w:rPr>
+        <w:t xml:space="preserve">S</w:t>
+      </w:r>
+      <w:r>
+        <w:t xml:space="preserve"> </w:t>
+      </w:r>
+      <w:r>
+        <w:t xml:space="preserve">משמרות,</w:t>
+      </w:r>
+      <w:r>
+        <w:t xml:space="preserve"> </w:t>
+      </w:r>
+      <w:r>
+        <w:rPr>
+          <w:i/>
+          <w:iCs/>
+        </w:rPr>
+        <w:t xml:space="preserve">W</w:t>
+      </w:r>
+      <w:r>
+        <w:t xml:space="preserve"> </w:t>
+      </w:r>
+      <w:r>
+        <w:t xml:space="preserve">עובדים ו-</w:t>
+      </w:r>
+      <w:r>
+        <w:rPr>
+          <w:i/>
+          <w:iCs/>
+        </w:rPr>
+        <w:t xml:space="preserve">R</w:t>
+      </w:r>
+      <w:r>
+        <w:t xml:space="preserve"> </w:t>
+      </w:r>
+      <w:r>
+        <w:t xml:space="preserve">עובדים נדרשים לכל משמרת, המורכבות היא כ-</w:t>
+      </w:r>
+      <w:r>
+        <w:rPr>
+          <w:i/>
+          <w:iCs/>
+        </w:rPr>
+        <w:t xml:space="preserve">O(S · R · W log W)</w:t>
+      </w:r>
+      <w:r>
+        <w:t xml:space="preserve"> </w:t>
+      </w:r>
+      <w:r>
+        <w:t xml:space="preserve">— לכל מקום פנוי מתבצע מיון של המועמדים. עבור ממדים ריאליסטיים (עשרות עובדים ומשמרות בשבוע) זמן החישוב זניח (מילי-שניות בודדות).</w:t>
       </w:r>
     </w:p>
     <w:p>
@@ -6553,15 +7138,42 @@
         </w:pict>
       </w:r>
     </w:p>
-    <w:bookmarkEnd w:id="55"/>
-    <w:bookmarkEnd w:id="56"/>
-    <w:bookmarkStart w:id="57" w:name="Xbd5c31e07be4edaf5c8d8d3ad58ee439cdb808b"/>
+    <w:bookmarkEnd w:id="57"/>
+    <w:bookmarkEnd w:id="58"/>
+    <w:bookmarkStart w:id="62" w:name="Xafda2e0cc658d2eeff95f351e73d993cda34fae"/>
     <w:p>
       <w:pPr>
         <w:pStyle w:val="Heading1"/>
       </w:pPr>
       <w:r>
-        <w:t xml:space="preserve">10. ׳©׳•׳ ׳•׳×</w:t>
+        <w:t xml:space="preserve">9. סיכום, מסקנות והמלצות</w:t>
+      </w:r>
+    </w:p>
+    <w:bookmarkStart w:id="59" w:name="סיכום"/>
+    <w:p>
+      <w:pPr>
+        <w:pStyle w:val="Heading2"/>
+      </w:pPr>
+      <w:r>
+        <w:t xml:space="preserve">סיכום</w:t>
+      </w:r>
+    </w:p>
+    <w:p>
+      <w:pPr>
+        <w:pStyle w:val="FirstParagraph"/>
+      </w:pPr>
+      <w:r>
+        <w:t xml:space="preserve">הפרויקט השיג את מטרותיו כפי שנקבעו בהצעה: נבנתה מערכת ווב מלאה מקצה-לקצה לניהול ושיבוץ כוננויות ומשמרות, המחליפה את הניהול הידני ב-WhatsApp. המערכת מאפשרת ניהול לוחות ומשמרות, איסוף אילוצי זמינות מגוונים (חד-פעמי / מחזורי / טווח), ושיבוץ אוטומטי חכם המתחשב בו-זמנית בזמינות, בעומס ובגיוון — כשהמנהל שומר על שליטה מלאה באמצעות אישור ההצעות. המערכת נשענת על ארכיטקטורה שכבתית נקייה, מודל הרשאות מבוסס-תפקידים, ואבטחת מידע בשלוש שכבות (Middleware, קוד, RLS).</w:t>
+      </w:r>
+    </w:p>
+    <w:bookmarkEnd w:id="59"/>
+    <w:bookmarkStart w:id="60" w:name="מסקנות"/>
+    <w:p>
+      <w:pPr>
+        <w:pStyle w:val="Heading2"/>
+      </w:pPr>
+      <w:r>
+        <w:t xml:space="preserve">מסקנות</w:t>
       </w:r>
     </w:p>
     <w:p>
@@ -6569,21 +7181,21 @@
         <w:pStyle w:val="Compact"/>
         <w:numPr>
           <w:ilvl w:val="0"/>
-          <w:numId w:val="1019"/>
-        </w:numPr>
-      </w:pPr>
-      <w:r>
-        <w:rPr>
-          <w:b/>
-          <w:bCs/>
-        </w:rPr>
-        <w:t xml:space="preserve">׳¡׳‘׳™׳‘׳× ׳₪׳™׳×׳•׳—:</w:t>
-      </w:r>
-      <w:r>
-        <w:t xml:space="preserve"> </w:t>
-      </w:r>
-      <w:r>
-        <w:t xml:space="preserve">׳”׳₪׳¨׳•׳™׳§׳˜ ׳ ׳›׳×׳‘ ׳‘-Windows, ׳¢׳ ׳׳ ׳”׳ ׳—׳‘׳™׳׳•׳× Yarn, ׳•׳§׳•׳“ ׳׳ ׳•׳”׳ ׳‘-Git.</w:t>
+          <w:numId w:val="1017"/>
+        </w:numPr>
+      </w:pPr>
+      <w:r>
+        <w:rPr>
+          <w:b/>
+          <w:bCs/>
+        </w:rPr>
+        <w:t xml:space="preserve">הפרדת שכבות משתלמת</w:t>
+      </w:r>
+      <w:r>
+        <w:t xml:space="preserve"> </w:t>
+      </w:r>
+      <w:r>
+        <w:t xml:space="preserve">— הפרדת ה-API הרזה משכבת השירותים הקלה על פיתוח, איתור תקלות והרחבה.</w:t>
       </w:r>
     </w:p>
     <w:p>
@@ -6591,75 +7203,112 @@
         <w:pStyle w:val="Compact"/>
         <w:numPr>
           <w:ilvl w:val="0"/>
-          <w:numId w:val="1019"/>
-        </w:numPr>
-      </w:pPr>
-      <w:r>
-        <w:rPr>
-          <w:b/>
-          <w:bCs/>
-        </w:rPr>
-        <w:t xml:space="preserve">׳₪׳§׳•׳“׳•׳× ׳”׳¨׳¦׳”:</w:t>
-      </w:r>
-      <w:r>
+          <w:numId w:val="1017"/>
+        </w:numPr>
+      </w:pPr>
+      <w:r>
+        <w:rPr>
+          <w:b/>
+          <w:bCs/>
+        </w:rPr>
+        <w:t xml:space="preserve">RLS כשכבת הגנה שנייה</w:t>
+      </w:r>
+      <w:r>
+        <w:t xml:space="preserve"> </w:t>
+      </w:r>
+      <w:r>
+        <w:t xml:space="preserve">— אכיפת הרשאות בבסיס הנתונים עצמו מספקת ביטחון גם אם שכבת הקוד תיכשל.</w:t>
+      </w:r>
+    </w:p>
+    <w:p>
+      <w:pPr>
+        <w:pStyle w:val="Compact"/>
+        <w:numPr>
+          <w:ilvl w:val="0"/>
+          <w:numId w:val="1017"/>
+        </w:numPr>
+      </w:pPr>
+      <w:r>
+        <w:rPr>
+          <w:b/>
+          <w:bCs/>
+        </w:rPr>
+        <w:t xml:space="preserve">אלגוריתם שקוף עדיף על "קופסה שחורה"</w:t>
+      </w:r>
+      <w:r>
+        <w:t xml:space="preserve"> </w:t>
+      </w:r>
+      <w:r>
+        <w:t xml:space="preserve">— מודל "הצעה ואישור" מייצר אמון: המנהל מקבל את יעילות האוטומציה מבלי לוותר על שיקול הדעת האנושי.</w:t>
+      </w:r>
+    </w:p>
+    <w:p>
+      <w:pPr>
+        <w:pStyle w:val="Compact"/>
+        <w:numPr>
+          <w:ilvl w:val="0"/>
+          <w:numId w:val="1017"/>
+        </w:numPr>
+      </w:pPr>
+      <w:r>
+        <w:rPr>
+          <w:b/>
+          <w:bCs/>
+        </w:rPr>
+        <w:t xml:space="preserve">ההפרדה בין</w:t>
+      </w:r>
+      <w:r>
+        <w:rPr>
+          <w:b/>
+          <w:bCs/>
+        </w:rPr>
         <w:t xml:space="preserve"> </w:t>
       </w:r>
       <w:r>
         <w:rPr>
           <w:rStyle w:val="VerbatimChar"/>
-        </w:rPr>
-        <w:t xml:space="preserve">yarn dev</w:t>
-      </w:r>
-      <w:r>
-        <w:t xml:space="preserve"> </w:t>
-      </w:r>
-      <w:r>
-        <w:t xml:space="preserve">(׳₪׳™׳×׳•׳—),</w:t>
-      </w:r>
-      <w:r>
-        <w:t xml:space="preserve"> </w:t>
+          <w:b/>
+          <w:bCs/>
+        </w:rPr>
+        <w:t xml:space="preserve">worker</w:t>
+      </w:r>
+      <w:r>
+        <w:rPr>
+          <w:b/>
+          <w:bCs/>
+        </w:rPr>
+        <w:t xml:space="preserve"> </w:t>
+      </w:r>
+      <w:r>
+        <w:rPr>
+          <w:b/>
+          <w:bCs/>
+        </w:rPr>
+        <w:t xml:space="preserve">ל-</w:t>
       </w:r>
       <w:r>
         <w:rPr>
           <w:rStyle w:val="VerbatimChar"/>
-        </w:rPr>
-        <w:t xml:space="preserve">yarn build</w:t>
-      </w:r>
-      <w:r>
-        <w:t xml:space="preserve"> </w:t>
-      </w:r>
-      <w:r>
-        <w:t xml:space="preserve">(׳‘׳ ׳™׳™׳”),</w:t>
-      </w:r>
-      <w:r>
-        <w:t xml:space="preserve"> </w:t>
-      </w:r>
-      <w:r>
-        <w:rPr>
-          <w:rStyle w:val="VerbatimChar"/>
-        </w:rPr>
-        <w:t xml:space="preserve">yarn start</w:t>
-      </w:r>
-      <w:r>
-        <w:t xml:space="preserve"> </w:t>
-      </w:r>
-      <w:r>
-        <w:t xml:space="preserve">(׳”׳¨׳¦׳”),</w:t>
-      </w:r>
-      <w:r>
-        <w:t xml:space="preserve"> </w:t>
-      </w:r>
-      <w:r>
-        <w:rPr>
-          <w:rStyle w:val="VerbatimChar"/>
-        </w:rPr>
-        <w:t xml:space="preserve">yarn lint</w:t>
-      </w:r>
-      <w:r>
-        <w:t xml:space="preserve"> </w:t>
-      </w:r>
-      <w:r>
-        <w:t xml:space="preserve">(׳‘׳“׳™׳§׳× ׳§׳•׳“).</w:t>
+          <w:b/>
+          <w:bCs/>
+        </w:rPr>
+        <w:t xml:space="preserve">profile</w:t>
+      </w:r>
+      <w:r>
+        <w:t xml:space="preserve"> </w:t>
+      </w:r>
+      <w:r>
+        <w:t xml:space="preserve">התגלתה כהחלטת תכנון חשובה, המאפשרת שיבוץ כוננים עוד לפני הרשמתם.</w:t>
+      </w:r>
+    </w:p>
+    <w:bookmarkEnd w:id="60"/>
+    <w:bookmarkStart w:id="61" w:name="המלצות-להמשך-פיתוח"/>
+    <w:p>
+      <w:pPr>
+        <w:pStyle w:val="Heading2"/>
+      </w:pPr>
+      <w:r>
+        <w:t xml:space="preserve">המלצות להמשך פיתוח</w:t>
       </w:r>
     </w:p>
     <w:p>
@@ -6667,51 +7316,21 @@
         <w:pStyle w:val="Compact"/>
         <w:numPr>
           <w:ilvl w:val="0"/>
-          <w:numId w:val="1019"/>
-        </w:numPr>
-      </w:pPr>
-      <w:r>
-        <w:rPr>
-          <w:b/>
-          <w:bCs/>
-        </w:rPr>
-        <w:t xml:space="preserve">׳׳©׳×׳ ׳™ ׳¡׳‘׳™׳‘׳” ׳ ׳“׳¨׳©׳™׳:</w:t>
-      </w:r>
-      <w:r>
-        <w:t xml:space="preserve"> </w:t>
-      </w:r>
-      <w:r>
-        <w:rPr>
-          <w:rStyle w:val="VerbatimChar"/>
-        </w:rPr>
-        <w:t xml:space="preserve">NEXT_PUBLIC_SUPABASE_URL</w:t>
-      </w:r>
-      <w:r>
-        <w:t xml:space="preserve">,</w:t>
-      </w:r>
-      <w:r>
-        <w:t xml:space="preserve"> </w:t>
-      </w:r>
-      <w:r>
-        <w:rPr>
-          <w:rStyle w:val="VerbatimChar"/>
-        </w:rPr>
-        <w:t xml:space="preserve">NEXT_PUBLIC_SUPABASE_ANON_KEY</w:t>
-      </w:r>
-      <w:r>
-        <w:t xml:space="preserve">, ׳•׳׳•׳₪׳¦׳™׳•׳ ׳׳™</w:t>
-      </w:r>
-      <w:r>
-        <w:t xml:space="preserve"> </w:t>
-      </w:r>
-      <w:r>
-        <w:rPr>
-          <w:rStyle w:val="VerbatimChar"/>
-        </w:rPr>
-        <w:t xml:space="preserve">SUPABASE_SERVICE_ROLE_KEY</w:t>
-      </w:r>
-      <w:r>
-        <w:t xml:space="preserve">.</w:t>
+          <w:numId w:val="1018"/>
+        </w:numPr>
+      </w:pPr>
+      <w:r>
+        <w:rPr>
+          <w:b/>
+          <w:bCs/>
+        </w:rPr>
+        <w:t xml:space="preserve">התראות (Notifications)</w:t>
+      </w:r>
+      <w:r>
+        <w:t xml:space="preserve"> </w:t>
+      </w:r>
+      <w:r>
+        <w:t xml:space="preserve">— התראות דוא"ל/הודעות על שיבוץ חדש או שינוי, כפי שהוגדר בהצעה כדרישה עתידית.</w:t>
       </w:r>
     </w:p>
     <w:p>
@@ -6719,45 +7338,109 @@
         <w:pStyle w:val="Compact"/>
         <w:numPr>
           <w:ilvl w:val="0"/>
-          <w:numId w:val="1019"/>
-        </w:numPr>
-      </w:pPr>
-      <w:r>
-        <w:rPr>
-          <w:b/>
-          <w:bCs/>
-        </w:rPr>
-        <w:t xml:space="preserve">׳ ׳™׳”׳•׳ ׳’׳¨׳¡׳׳•׳×:</w:t>
-      </w:r>
-      <w:r>
-        <w:t xml:space="preserve"> </w:t>
-      </w:r>
-      <w:r>
-        <w:t xml:space="preserve">׳”׳§׳•׳“ ׳׳ ׳•׳”׳ ׳‘-Git ׳¢׳ ׳¢׳ ׳₪׳™</w:t>
-      </w:r>
-      <w:r>
-        <w:t xml:space="preserve"> </w:t>
-      </w:r>
-      <w:r>
-        <w:rPr>
-          <w:rStyle w:val="VerbatimChar"/>
-        </w:rPr>
-        <w:t xml:space="preserve">main</w:t>
-      </w:r>
-      <w:r>
-        <w:t xml:space="preserve"> </w:t>
-      </w:r>
-      <w:r>
-        <w:t xml:space="preserve">׳•-</w:t>
-      </w:r>
-      <w:r>
-        <w:rPr>
-          <w:rStyle w:val="VerbatimChar"/>
-        </w:rPr>
-        <w:t xml:space="preserve">develop</w:t>
-      </w:r>
-      <w:r>
-        <w:t xml:space="preserve">.</w:t>
+          <w:numId w:val="1018"/>
+        </w:numPr>
+      </w:pPr>
+      <w:r>
+        <w:rPr>
+          <w:b/>
+          <w:bCs/>
+        </w:rPr>
+        <w:t xml:space="preserve">עדכונים בזמן אמת</w:t>
+      </w:r>
+      <w:r>
+        <w:t xml:space="preserve"> </w:t>
+      </w:r>
+      <w:r>
+        <w:t xml:space="preserve">באמצעות Supabase Realtime (WebSocket) לעדכון מסכים מרובי-משתמשים.</w:t>
+      </w:r>
+    </w:p>
+    <w:p>
+      <w:pPr>
+        <w:pStyle w:val="Compact"/>
+        <w:numPr>
+          <w:ilvl w:val="0"/>
+          <w:numId w:val="1018"/>
+        </w:numPr>
+      </w:pPr>
+      <w:r>
+        <w:rPr>
+          <w:b/>
+          <w:bCs/>
+        </w:rPr>
+        <w:t xml:space="preserve">טרנזקציות מלאות</w:t>
+      </w:r>
+      <w:r>
+        <w:t xml:space="preserve"> </w:t>
+      </w:r>
+      <w:r>
+        <w:t xml:space="preserve">— עטיפת פעולות מרובות-שלבים בטרנזקציה למניעת שינויים חלקיים בקריסה.</w:t>
+      </w:r>
+    </w:p>
+    <w:p>
+      <w:pPr>
+        <w:pStyle w:val="Compact"/>
+        <w:numPr>
+          <w:ilvl w:val="0"/>
+          <w:numId w:val="1018"/>
+        </w:numPr>
+      </w:pPr>
+      <w:r>
+        <w:rPr>
+          <w:b/>
+          <w:bCs/>
+        </w:rPr>
+        <w:t xml:space="preserve">הרחבת האנליטיקות</w:t>
+      </w:r>
+      <w:r>
+        <w:t xml:space="preserve"> </w:t>
+      </w:r>
+      <w:r>
+        <w:t xml:space="preserve">— דשבורד מתקדם (ניצולת כוננים, פערי כיסוי, מגמות).</w:t>
+      </w:r>
+    </w:p>
+    <w:p>
+      <w:pPr>
+        <w:pStyle w:val="Compact"/>
+        <w:numPr>
+          <w:ilvl w:val="0"/>
+          <w:numId w:val="1018"/>
+        </w:numPr>
+      </w:pPr>
+      <w:r>
+        <w:rPr>
+          <w:b/>
+          <w:bCs/>
+        </w:rPr>
+        <w:t xml:space="preserve">מערך בדיקות אוטומטי</w:t>
+      </w:r>
+      <w:r>
+        <w:t xml:space="preserve"> </w:t>
+      </w:r>
+      <w:r>
+        <w:t xml:space="preserve">(Vitest) לשכבת השירותים ולאלגוריתם.</w:t>
+      </w:r>
+    </w:p>
+    <w:p>
+      <w:pPr>
+        <w:pStyle w:val="Compact"/>
+        <w:numPr>
+          <w:ilvl w:val="0"/>
+          <w:numId w:val="1018"/>
+        </w:numPr>
+      </w:pPr>
+      <w:r>
+        <w:rPr>
+          <w:b/>
+          <w:bCs/>
+        </w:rPr>
+        <w:t xml:space="preserve">שקילת אילוצים "חלקיים" (partial)</w:t>
+      </w:r>
+      <w:r>
+        <w:t xml:space="preserve"> </w:t>
+      </w:r>
+      <w:r>
+        <w:t xml:space="preserve">בצורה מדורגת ומשקלים מתכווננים לקריטריונים.</w:t>
       </w:r>
     </w:p>
     <w:p>
@@ -6767,23 +7450,276 @@
         </w:pict>
       </w:r>
     </w:p>
-    <w:bookmarkEnd w:id="57"/>
-    <w:bookmarkStart w:id="70" w:name="Xff93fa1e86647b7e65cace98ac5992e63fd6086"/>
+    <w:bookmarkEnd w:id="61"/>
+    <w:bookmarkEnd w:id="62"/>
+    <w:bookmarkStart w:id="66" w:name="Xa499068a84a97c9a20377c17023e459279ab88b"/>
     <w:p>
       <w:pPr>
         <w:pStyle w:val="Heading1"/>
       </w:pPr>
       <w:r>
-        <w:t xml:space="preserve">11. ׳‘׳™׳‘׳׳™׳•׳’׳¨׳₪׳™׳”</w:t>
-      </w:r>
-    </w:p>
-    <w:bookmarkStart w:id="61" w:name="X56ae58e7088b20acc0cedc12c598b6485242f96"/>
+        <w:t xml:space="preserve">10. שונות</w:t>
+      </w:r>
+    </w:p>
+    <w:bookmarkStart w:id="63" w:name="X5237e3098d1e7ca01f496d9e61e9a8c4e98c240"/>
     <w:p>
       <w:pPr>
         <w:pStyle w:val="Heading2"/>
       </w:pPr>
       <w:r>
-        <w:t xml:space="preserve">׳׳§׳•׳¨׳•׳× ׳‘׳¢׳‘׳¨׳™׳× / ׳›׳׳׳™׳™׳</w:t>
+        <w:t xml:space="preserve">10.1 משאבים וחלוקת תפקידים</w:t>
+      </w:r>
+    </w:p>
+    <w:p>
+      <w:pPr>
+        <w:pStyle w:val="FirstParagraph"/>
+      </w:pPr>
+      <w:r>
+        <w:t xml:space="preserve">היקף הפרויקט הוערך בכ-</w:t>
+      </w:r>
+      <w:r>
+        <w:rPr>
+          <w:b/>
+          <w:bCs/>
+        </w:rPr>
+        <w:t xml:space="preserve">120–180 שעות עבודה</w:t>
+      </w:r>
+      <w:r>
+        <w:t xml:space="preserve">, בביצוע צוות של שני חברים.</w:t>
+      </w:r>
+    </w:p>
+    <w:p>
+      <w:pPr>
+        <w:pStyle w:val="BodyText"/>
+      </w:pPr>
+      <w:r>
+        <w:rPr>
+          <w:b/>
+          <w:bCs/>
+        </w:rPr>
+        <w:t xml:space="preserve">טבלה 5 — חלוקת תפקידים:</w:t>
+      </w:r>
+    </w:p>
+    <w:tbl>
+      <w:tblPr>
+        <w:tblStyle w:val="Table"/>
+        <w:tblW w:type="auto" w:w="0"/>
+        <w:tblLook w:firstRow="1" w:lastRow="0" w:firstColumn="0" w:lastColumn="0" w:noHBand="0" w:noVBand="0" w:val="0020"/>
+      </w:tblPr>
+      <w:tblGrid>
+        <w:gridCol w:w="3960"/>
+        <w:gridCol w:w="3960"/>
+      </w:tblGrid>
+      <w:tr>
+        <w:trPr>
+          <w:tblHeader w:val="on"/>
+        </w:trPr>
+        <w:tc>
+          <w:tcPr/>
+          <w:p>
+            <w:pPr>
+              <w:pStyle w:val="Compact"/>
+            </w:pPr>
+            <w:r>
+              <w:t xml:space="preserve">חבר צוות</w:t>
+            </w:r>
+          </w:p>
+        </w:tc>
+        <w:tc>
+          <w:tcPr/>
+          <w:p>
+            <w:pPr>
+              <w:pStyle w:val="Compact"/>
+            </w:pPr>
+            <w:r>
+              <w:t xml:space="preserve">תחום אחריות עיקרי</w:t>
+            </w:r>
+          </w:p>
+        </w:tc>
+      </w:tr>
+      <w:tr>
+        <w:tc>
+          <w:tcPr/>
+          <w:p>
+            <w:pPr>
+              <w:pStyle w:val="Compact"/>
+            </w:pPr>
+            <w:r>
+              <w:t xml:space="preserve">אלה לוי</w:t>
+            </w:r>
+          </w:p>
+        </w:tc>
+        <w:tc>
+          <w:tcPr/>
+          <w:p>
+            <w:pPr>
+              <w:pStyle w:val="Compact"/>
+            </w:pPr>
+            <w:r>
+              <w:t xml:space="preserve">הובלת Backend — תכנון מסד נתונים, הגדרת Supabase, אימות משתמשים, API, הרשאות, לוגיקת שיבוץ ומיגרציות</w:t>
+            </w:r>
+          </w:p>
+        </w:tc>
+      </w:tr>
+      <w:tr>
+        <w:tc>
+          <w:tcPr/>
+          <w:p>
+            <w:pPr>
+              <w:pStyle w:val="Compact"/>
+            </w:pPr>
+            <w:r>
+              <w:t xml:space="preserve">שי לב טוב</w:t>
+            </w:r>
+          </w:p>
+        </w:tc>
+        <w:tc>
+          <w:tcPr/>
+          <w:p>
+            <w:pPr>
+              <w:pStyle w:val="Compact"/>
+            </w:pPr>
+            <w:r>
+              <w:t xml:space="preserve">הובלת Frontend / Full-stack — מסכי Next.js, רכיבי React, טפסים, דשבורד, ממשק RTL, עיצוב ובדיקות ידניות</w:t>
+            </w:r>
+          </w:p>
+        </w:tc>
+      </w:tr>
+    </w:tbl>
+    <w:p>
+      <w:pPr>
+        <w:pStyle w:val="BlockText"/>
+      </w:pPr>
+      <w:r>
+        <w:t xml:space="preserve">את החלוקה המדויקת יש להתאים לפי הביצוע בפועל. שני חברי הצוות השתתפו בהגדרת דרישות, תכנון שבועי, Code Reviews, בדיקות QA ידניות והכנת התיעוד.</w:t>
+      </w:r>
+    </w:p>
+    <w:bookmarkEnd w:id="63"/>
+    <w:bookmarkStart w:id="64" w:name="X479529f8a4525ff7f0b8b80b2769899a462a749"/>
+    <w:p>
+      <w:pPr>
+        <w:pStyle w:val="Heading2"/>
+      </w:pPr>
+      <w:r>
+        <w:t xml:space="preserve">10.2 תוכנית עבודה ושלבי המימוש</w:t>
+      </w:r>
+    </w:p>
+    <w:p>
+      <w:pPr>
+        <w:pStyle w:val="Compact"/>
+        <w:numPr>
+          <w:ilvl w:val="0"/>
+          <w:numId w:val="1019"/>
+        </w:numPr>
+      </w:pPr>
+      <w:r>
+        <w:t xml:space="preserve">אפיון ותכנון המערכת</w:t>
+      </w:r>
+    </w:p>
+    <w:p>
+      <w:pPr>
+        <w:pStyle w:val="Compact"/>
+        <w:numPr>
+          <w:ilvl w:val="0"/>
+          <w:numId w:val="1019"/>
+        </w:numPr>
+      </w:pPr>
+      <w:r>
+        <w:t xml:space="preserve">הקמת פרויקט Next.js וחיבור Supabase</w:t>
+      </w:r>
+    </w:p>
+    <w:p>
+      <w:pPr>
+        <w:pStyle w:val="Compact"/>
+        <w:numPr>
+          <w:ilvl w:val="0"/>
+          <w:numId w:val="1019"/>
+        </w:numPr>
+      </w:pPr>
+      <w:r>
+        <w:t xml:space="preserve">בניית מסד נתונים, הרשאות והתחברות</w:t>
+      </w:r>
+    </w:p>
+    <w:p>
+      <w:pPr>
+        <w:pStyle w:val="Compact"/>
+        <w:numPr>
+          <w:ilvl w:val="0"/>
+          <w:numId w:val="1019"/>
+        </w:numPr>
+      </w:pPr>
+      <w:r>
+        <w:t xml:space="preserve">פיתוח API ו-Backend</w:t>
+      </w:r>
+    </w:p>
+    <w:p>
+      <w:pPr>
+        <w:pStyle w:val="Compact"/>
+        <w:numPr>
+          <w:ilvl w:val="0"/>
+          <w:numId w:val="1019"/>
+        </w:numPr>
+      </w:pPr>
+      <w:r>
+        <w:t xml:space="preserve">פיתוח ממשק משתמש ודשבורד</w:t>
+      </w:r>
+    </w:p>
+    <w:p>
+      <w:pPr>
+        <w:pStyle w:val="Compact"/>
+        <w:numPr>
+          <w:ilvl w:val="0"/>
+          <w:numId w:val="1019"/>
+        </w:numPr>
+      </w:pPr>
+      <w:r>
+        <w:t xml:space="preserve">מימוש אלגוריתם שיבוץ אוטומטי</w:t>
+      </w:r>
+    </w:p>
+    <w:p>
+      <w:pPr>
+        <w:pStyle w:val="Compact"/>
+        <w:numPr>
+          <w:ilvl w:val="0"/>
+          <w:numId w:val="1019"/>
+        </w:numPr>
+      </w:pPr>
+      <w:r>
+        <w:t xml:space="preserve">הצגת אנליטיקות וסטטיסטיקות</w:t>
+      </w:r>
+    </w:p>
+    <w:p>
+      <w:pPr>
+        <w:pStyle w:val="Compact"/>
+        <w:numPr>
+          <w:ilvl w:val="0"/>
+          <w:numId w:val="1019"/>
+        </w:numPr>
+      </w:pPr>
+      <w:r>
+        <w:t xml:space="preserve">בדיקות ותיקון תקלות</w:t>
+      </w:r>
+    </w:p>
+    <w:p>
+      <w:pPr>
+        <w:pStyle w:val="Compact"/>
+        <w:numPr>
+          <w:ilvl w:val="0"/>
+          <w:numId w:val="1019"/>
+        </w:numPr>
+      </w:pPr>
+      <w:r>
+        <w:t xml:space="preserve">Deployment ותיעוד סופי</w:t>
+      </w:r>
+    </w:p>
+    <w:bookmarkEnd w:id="64"/>
+    <w:bookmarkStart w:id="65" w:name="X79ae7f53149349290d46a4f4cf8ea59ae58a3f5"/>
+    <w:p>
+      <w:pPr>
+        <w:pStyle w:val="Heading2"/>
+      </w:pPr>
+      <w:r>
+        <w:t xml:space="preserve">10.3 סביבת עבודה ובקרת גרסאות</w:t>
       </w:r>
     </w:p>
     <w:p>
@@ -6795,12 +7731,257 @@
         </w:numPr>
       </w:pPr>
       <w:r>
-        <w:t xml:space="preserve">׳×׳™׳¢׳•׳“ Next.js ג€” Next.js Documentation.</w:t>
-      </w:r>
-      <w:r>
-        <w:t xml:space="preserve"> </w:t>
-      </w:r>
-      <w:hyperlink r:id="rId58">
+        <w:rPr>
+          <w:b/>
+          <w:bCs/>
+        </w:rPr>
+        <w:t xml:space="preserve">סביבת פיתוח:</w:t>
+      </w:r>
+      <w:r>
+        <w:t xml:space="preserve"> </w:t>
+      </w:r>
+      <w:r>
+        <w:t xml:space="preserve">Visual Studio Code, מנהל חבילות Yarn.</w:t>
+      </w:r>
+    </w:p>
+    <w:p>
+      <w:pPr>
+        <w:pStyle w:val="Compact"/>
+        <w:numPr>
+          <w:ilvl w:val="0"/>
+          <w:numId w:val="1020"/>
+        </w:numPr>
+      </w:pPr>
+      <w:r>
+        <w:rPr>
+          <w:b/>
+          <w:bCs/>
+        </w:rPr>
+        <w:t xml:space="preserve">בקרת גרסאות:</w:t>
+      </w:r>
+      <w:r>
+        <w:t xml:space="preserve"> </w:t>
+      </w:r>
+      <w:r>
+        <w:t xml:space="preserve">Git / GitHub (ענפי</w:t>
+      </w:r>
+      <w:r>
+        <w:t xml:space="preserve"> </w:t>
+      </w:r>
+      <w:r>
+        <w:rPr>
+          <w:rStyle w:val="VerbatimChar"/>
+        </w:rPr>
+        <w:t xml:space="preserve">main</w:t>
+      </w:r>
+      <w:r>
+        <w:t xml:space="preserve"> </w:t>
+      </w:r>
+      <w:r>
+        <w:t xml:space="preserve">ו-</w:t>
+      </w:r>
+      <w:r>
+        <w:rPr>
+          <w:rStyle w:val="VerbatimChar"/>
+        </w:rPr>
+        <w:t xml:space="preserve">develop</w:t>
+      </w:r>
+      <w:r>
+        <w:t xml:space="preserve">).</w:t>
+      </w:r>
+    </w:p>
+    <w:p>
+      <w:pPr>
+        <w:pStyle w:val="Compact"/>
+        <w:numPr>
+          <w:ilvl w:val="0"/>
+          <w:numId w:val="1020"/>
+        </w:numPr>
+      </w:pPr>
+      <w:r>
+        <w:rPr>
+          <w:b/>
+          <w:bCs/>
+        </w:rPr>
+        <w:t xml:space="preserve">פקודות הרצה:</w:t>
+      </w:r>
+      <w:r>
+        <w:t xml:space="preserve"> </w:t>
+      </w:r>
+      <w:r>
+        <w:rPr>
+          <w:rStyle w:val="VerbatimChar"/>
+        </w:rPr>
+        <w:t xml:space="preserve">yarn dev</w:t>
+      </w:r>
+      <w:r>
+        <w:t xml:space="preserve"> </w:t>
+      </w:r>
+      <w:r>
+        <w:t xml:space="preserve">(פיתוח),</w:t>
+      </w:r>
+      <w:r>
+        <w:t xml:space="preserve"> </w:t>
+      </w:r>
+      <w:r>
+        <w:rPr>
+          <w:rStyle w:val="VerbatimChar"/>
+        </w:rPr>
+        <w:t xml:space="preserve">yarn build</w:t>
+      </w:r>
+      <w:r>
+        <w:t xml:space="preserve"> </w:t>
+      </w:r>
+      <w:r>
+        <w:t xml:space="preserve">(בנייה),</w:t>
+      </w:r>
+      <w:r>
+        <w:t xml:space="preserve"> </w:t>
+      </w:r>
+      <w:r>
+        <w:rPr>
+          <w:rStyle w:val="VerbatimChar"/>
+        </w:rPr>
+        <w:t xml:space="preserve">yarn start</w:t>
+      </w:r>
+      <w:r>
+        <w:t xml:space="preserve"> </w:t>
+      </w:r>
+      <w:r>
+        <w:t xml:space="preserve">(הרצה),</w:t>
+      </w:r>
+      <w:r>
+        <w:t xml:space="preserve"> </w:t>
+      </w:r>
+      <w:r>
+        <w:rPr>
+          <w:rStyle w:val="VerbatimChar"/>
+        </w:rPr>
+        <w:t xml:space="preserve">yarn lint</w:t>
+      </w:r>
+      <w:r>
+        <w:t xml:space="preserve"> </w:t>
+      </w:r>
+      <w:r>
+        <w:t xml:space="preserve">(בדיקת קוד).</w:t>
+      </w:r>
+    </w:p>
+    <w:p>
+      <w:pPr>
+        <w:pStyle w:val="Compact"/>
+        <w:numPr>
+          <w:ilvl w:val="0"/>
+          <w:numId w:val="1020"/>
+        </w:numPr>
+      </w:pPr>
+      <w:r>
+        <w:rPr>
+          <w:b/>
+          <w:bCs/>
+        </w:rPr>
+        <w:t xml:space="preserve">פריסה (Deployment):</w:t>
+      </w:r>
+      <w:r>
+        <w:t xml:space="preserve"> </w:t>
+      </w:r>
+      <w:r>
+        <w:t xml:space="preserve">בענן (למשל Vercel) + שירותי Supabase בענן.</w:t>
+      </w:r>
+    </w:p>
+    <w:p>
+      <w:pPr>
+        <w:pStyle w:val="Compact"/>
+        <w:numPr>
+          <w:ilvl w:val="0"/>
+          <w:numId w:val="1020"/>
+        </w:numPr>
+      </w:pPr>
+      <w:r>
+        <w:rPr>
+          <w:b/>
+          <w:bCs/>
+        </w:rPr>
+        <w:t xml:space="preserve">משתני סביבה נדרשים:</w:t>
+      </w:r>
+      <w:r>
+        <w:t xml:space="preserve"> </w:t>
+      </w:r>
+      <w:r>
+        <w:rPr>
+          <w:rStyle w:val="VerbatimChar"/>
+        </w:rPr>
+        <w:t xml:space="preserve">NEXT_PUBLIC_SUPABASE_URL</w:t>
+      </w:r>
+      <w:r>
+        <w:t xml:space="preserve">,</w:t>
+      </w:r>
+      <w:r>
+        <w:t xml:space="preserve"> </w:t>
+      </w:r>
+      <w:r>
+        <w:rPr>
+          <w:rStyle w:val="VerbatimChar"/>
+        </w:rPr>
+        <w:t xml:space="preserve">NEXT_PUBLIC_SUPABASE_ANON_KEY</w:t>
+      </w:r>
+      <w:r>
+        <w:t xml:space="preserve">, ואופציונלי</w:t>
+      </w:r>
+      <w:r>
+        <w:t xml:space="preserve"> </w:t>
+      </w:r>
+      <w:r>
+        <w:rPr>
+          <w:rStyle w:val="VerbatimChar"/>
+        </w:rPr>
+        <w:t xml:space="preserve">SUPABASE_SERVICE_ROLE_KEY</w:t>
+      </w:r>
+      <w:r>
+        <w:t xml:space="preserve">.</w:t>
+      </w:r>
+    </w:p>
+    <w:p>
+      <w:r>
+        <w:pict>
+          <v:rect style="width:0;height:1.5pt" o:hralign="center" o:hrstd="t" o:hr="t"/>
+        </w:pict>
+      </w:r>
+    </w:p>
+    <w:bookmarkEnd w:id="65"/>
+    <w:bookmarkEnd w:id="66"/>
+    <w:bookmarkStart w:id="79" w:name="Xd5a9e1e0d530b95c88dcfbb92b14c80a3ff180f"/>
+    <w:p>
+      <w:pPr>
+        <w:pStyle w:val="Heading1"/>
+      </w:pPr>
+      <w:r>
+        <w:t xml:space="preserve">11. ביבליוגרפיה</w:t>
+      </w:r>
+    </w:p>
+    <w:bookmarkStart w:id="70" w:name="מקורות-בעברית--כלליים"/>
+    <w:p>
+      <w:pPr>
+        <w:pStyle w:val="Heading2"/>
+      </w:pPr>
+      <w:r>
+        <w:t xml:space="preserve">מקורות בעברית / כלליים</w:t>
+      </w:r>
+    </w:p>
+    <w:p>
+      <w:pPr>
+        <w:pStyle w:val="Compact"/>
+        <w:numPr>
+          <w:ilvl w:val="0"/>
+          <w:numId w:val="1021"/>
+        </w:numPr>
+      </w:pPr>
+      <w:r>
+        <w:t xml:space="preserve">תיעוד Next.js — Next.js Documentation.</w:t>
+      </w:r>
+      <w:r>
+        <w:t xml:space="preserve"> </w:t>
+      </w:r>
+      <w:hyperlink r:id="rId67">
         <w:r>
           <w:rPr>
             <w:rStyle w:val="Hyperlink"/>
@@ -6814,16 +7995,16 @@
         <w:pStyle w:val="Compact"/>
         <w:numPr>
           <w:ilvl w:val="0"/>
-          <w:numId w:val="1020"/>
-        </w:numPr>
-      </w:pPr>
-      <w:r>
-        <w:t xml:space="preserve">׳×׳™׳¢׳•׳“ React ג€” React Documentation.</w:t>
-      </w:r>
-      <w:r>
-        <w:t xml:space="preserve"> </w:t>
-      </w:r>
-      <w:hyperlink r:id="rId59">
+          <w:numId w:val="1021"/>
+        </w:numPr>
+      </w:pPr>
+      <w:r>
+        <w:t xml:space="preserve">תיעוד React — React Documentation.</w:t>
+      </w:r>
+      <w:r>
+        <w:t xml:space="preserve"> </w:t>
+      </w:r>
+      <w:hyperlink r:id="rId68">
         <w:r>
           <w:rPr>
             <w:rStyle w:val="Hyperlink"/>
@@ -6837,16 +8018,16 @@
         <w:pStyle w:val="Compact"/>
         <w:numPr>
           <w:ilvl w:val="0"/>
-          <w:numId w:val="1020"/>
-        </w:numPr>
-      </w:pPr>
-      <w:r>
-        <w:t xml:space="preserve">׳×׳™׳¢׳•׳“ Supabase ג€” Supabase Documentation.</w:t>
-      </w:r>
-      <w:r>
-        <w:t xml:space="preserve"> </w:t>
-      </w:r>
-      <w:hyperlink r:id="rId60">
+          <w:numId w:val="1021"/>
+        </w:numPr>
+      </w:pPr>
+      <w:r>
+        <w:t xml:space="preserve">תיעוד Supabase — Supabase Documentation.</w:t>
+      </w:r>
+      <w:r>
+        <w:t xml:space="preserve"> </w:t>
+      </w:r>
+      <w:hyperlink r:id="rId69">
         <w:r>
           <w:rPr>
             <w:rStyle w:val="Hyperlink"/>
@@ -6855,14 +8036,14 @@
         </w:r>
       </w:hyperlink>
     </w:p>
-    <w:bookmarkEnd w:id="61"/>
-    <w:bookmarkStart w:id="69" w:name="Xbfc4b5e2b6339f88239d6b916a6d41135ce400c"/>
+    <w:bookmarkEnd w:id="70"/>
+    <w:bookmarkStart w:id="78" w:name="מקורות-באנגלית"/>
     <w:p>
       <w:pPr>
         <w:pStyle w:val="Heading2"/>
       </w:pPr>
       <w:r>
-        <w:t xml:space="preserve">׳׳§׳•׳¨׳•׳× ׳‘׳׳ ׳’׳׳™׳×</w:t>
+        <w:t xml:space="preserve">מקורות באנגלית</w:t>
       </w:r>
     </w:p>
     <w:p>
@@ -6870,11 +8051,11 @@
         <w:pStyle w:val="Compact"/>
         <w:numPr>
           <w:ilvl w:val="0"/>
-          <w:numId w:val="1021"/>
-        </w:numPr>
-      </w:pPr>
-      <w:r>
-        <w:t xml:space="preserve">Vercel Inc. (2024).</w:t>
+          <w:numId w:val="1022"/>
+        </w:numPr>
+      </w:pPr>
+      <w:r>
+        <w:t xml:space="preserve">Vercel Inc.</w:t>
       </w:r>
       <w:r>
         <w:t xml:space="preserve"> </w:t>
@@ -6892,7 +8073,7 @@
       <w:r>
         <w:t xml:space="preserve"> </w:t>
       </w:r>
-      <w:hyperlink r:id="rId62">
+      <w:hyperlink r:id="rId71">
         <w:r>
           <w:rPr>
             <w:rStyle w:val="Hyperlink"/>
@@ -6906,7 +8087,7 @@
         <w:pStyle w:val="Compact"/>
         <w:numPr>
           <w:ilvl w:val="0"/>
-          <w:numId w:val="1021"/>
+          <w:numId w:val="1022"/>
         </w:numPr>
       </w:pPr>
       <w:r>
@@ -6928,7 +8109,7 @@
       <w:r>
         <w:t xml:space="preserve"> </w:t>
       </w:r>
-      <w:hyperlink r:id="rId63">
+      <w:hyperlink r:id="rId72">
         <w:r>
           <w:rPr>
             <w:rStyle w:val="Hyperlink"/>
@@ -6942,7 +8123,7 @@
         <w:pStyle w:val="Compact"/>
         <w:numPr>
           <w:ilvl w:val="0"/>
-          <w:numId w:val="1021"/>
+          <w:numId w:val="1022"/>
         </w:numPr>
       </w:pPr>
       <w:r>
@@ -6964,7 +8145,7 @@
       <w:r>
         <w:t xml:space="preserve"> </w:t>
       </w:r>
-      <w:hyperlink r:id="rId64">
+      <w:hyperlink r:id="rId73">
         <w:r>
           <w:rPr>
             <w:rStyle w:val="Hyperlink"/>
@@ -6978,7 +8159,7 @@
         <w:pStyle w:val="Compact"/>
         <w:numPr>
           <w:ilvl w:val="0"/>
-          <w:numId w:val="1021"/>
+          <w:numId w:val="1022"/>
         </w:numPr>
       </w:pPr>
       <w:r>
@@ -6992,7 +8173,7 @@
           <w:i/>
           <w:iCs/>
         </w:rPr>
-        <w:t xml:space="preserve">Zod ג€” TypeScript-first schema validation</w:t>
+        <w:t xml:space="preserve">Zod — TypeScript-first schema validation</w:t>
       </w:r>
       <w:r>
         <w:t xml:space="preserve">.</w:t>
@@ -7000,7 +8181,7 @@
       <w:r>
         <w:t xml:space="preserve"> </w:t>
       </w:r>
-      <w:hyperlink r:id="rId65">
+      <w:hyperlink r:id="rId74">
         <w:r>
           <w:rPr>
             <w:rStyle w:val="Hyperlink"/>
@@ -7014,7 +8195,7 @@
         <w:pStyle w:val="Compact"/>
         <w:numPr>
           <w:ilvl w:val="0"/>
-          <w:numId w:val="1021"/>
+          <w:numId w:val="1022"/>
         </w:numPr>
       </w:pPr>
       <w:r>
@@ -7036,7 +8217,7 @@
       <w:r>
         <w:t xml:space="preserve"> </w:t>
       </w:r>
-      <w:hyperlink r:id="rId66">
+      <w:hyperlink r:id="rId75">
         <w:r>
           <w:rPr>
             <w:rStyle w:val="Hyperlink"/>
@@ -7050,7 +8231,7 @@
         <w:pStyle w:val="Compact"/>
         <w:numPr>
           <w:ilvl w:val="0"/>
-          <w:numId w:val="1021"/>
+          <w:numId w:val="1022"/>
         </w:numPr>
       </w:pPr>
       <w:r>
@@ -7072,7 +8253,7 @@
       <w:r>
         <w:t xml:space="preserve"> </w:t>
       </w:r>
-      <w:hyperlink r:id="rId67">
+      <w:hyperlink r:id="rId76">
         <w:r>
           <w:rPr>
             <w:rStyle w:val="Hyperlink"/>
@@ -7086,7 +8267,7 @@
         <w:pStyle w:val="Compact"/>
         <w:numPr>
           <w:ilvl w:val="0"/>
-          <w:numId w:val="1021"/>
+          <w:numId w:val="1022"/>
         </w:numPr>
       </w:pPr>
       <w:r>
@@ -7108,7 +8289,7 @@
       <w:r>
         <w:t xml:space="preserve"> </w:t>
       </w:r>
-      <w:hyperlink r:id="rId68">
+      <w:hyperlink r:id="rId77">
         <w:r>
           <w:rPr>
             <w:rStyle w:val="Hyperlink"/>
@@ -7122,11 +8303,11 @@
         <w:pStyle w:val="BlockText"/>
       </w:pPr>
       <w:r>
-        <w:t xml:space="preserve">׳™׳© ׳׳”׳×׳׳™׳ ׳׳× ׳₪׳•׳¨׳׳˜ ׳”׳‘׳™׳‘׳׳™׳•׳’׳¨׳₪׳™׳” ׳׳×׳§׳ ׳”׳ ׳“׳¨׳© (׳׳׳©׳ APA) ׳•׳׳”׳•׳¡׳™׳£ ׳×׳׳¨׳™׳›׳™ ׳’׳™׳©׳”.</w:t>
-      </w:r>
-    </w:p>
-    <w:bookmarkEnd w:id="69"/>
-    <w:bookmarkEnd w:id="70"/>
+        <w:t xml:space="preserve">יש להתאים את פורמט הביבליוגרפיה לתקן הנדרש (למשל APA) ולהוסיף תאריכי גישה.</w:t>
+      </w:r>
+    </w:p>
+    <w:bookmarkEnd w:id="78"/>
+    <w:bookmarkEnd w:id="79"/>
     <w:sectPr>
       <w:footnotePr>
         <w:numRestart w:val="eachSect"/>
@@ -7730,9 +8911,6 @@
     <w:abstractNumId w:val="991"/>
   </w:num>
   <w:num w:numId="1019">
-    <w:abstractNumId w:val="991"/>
-  </w:num>
-  <w:num w:numId="1020">
     <w:abstractNumId w:val="99411"/>
     <w:lvlOverride w:ilvl="0">
       <w:startOverride w:val="1"/>
@@ -7762,7 +8940,40 @@
       <w:startOverride w:val="1"/>
     </w:lvlOverride>
   </w:num>
+  <w:num w:numId="1020">
+    <w:abstractNumId w:val="991"/>
+  </w:num>
   <w:num w:numId="1021">
+    <w:abstractNumId w:val="99411"/>
+    <w:lvlOverride w:ilvl="0">
+      <w:startOverride w:val="1"/>
+    </w:lvlOverride>
+    <w:lvlOverride w:ilvl="1">
+      <w:startOverride w:val="1"/>
+    </w:lvlOverride>
+    <w:lvlOverride w:ilvl="2">
+      <w:startOverride w:val="1"/>
+    </w:lvlOverride>
+    <w:lvlOverride w:ilvl="3">
+      <w:startOverride w:val="1"/>
+    </w:lvlOverride>
+    <w:lvlOverride w:ilvl="4">
+      <w:startOverride w:val="1"/>
+    </w:lvlOverride>
+    <w:lvlOverride w:ilvl="5">
+      <w:startOverride w:val="1"/>
+    </w:lvlOverride>
+    <w:lvlOverride w:ilvl="6">
+      <w:startOverride w:val="1"/>
+    </w:lvlOverride>
+    <w:lvlOverride w:ilvl="7">
+      <w:startOverride w:val="1"/>
+    </w:lvlOverride>
+    <w:lvlOverride w:ilvl="8">
+      <w:startOverride w:val="1"/>
+    </w:lvlOverride>
+  </w:num>
+  <w:num w:numId="1022">
     <w:abstractNumId w:val="99414"/>
     <w:lvlOverride w:ilvl="0">
       <w:startOverride w:val="4"/>
